--- a/workspace/inbox/ZenCoverCoverGrid(segment).docx
+++ b/workspace/inbox/ZenCoverCoverGrid(segment).docx
@@ -406,6 +406,5628 @@
     <w:p/>
     <w:p>
       <w:r>
+        <w:t>[ConcussionSchedule?]</w:t>
+      </w:r>
+    </w:p>
+    <w:p>
+      <w:pPr>
+        <w:rPr>
+          <w:b/>
+        </w:rPr>
+      </w:pPr>
+      <w:r>
+        <w:rPr>
+          <w:b/>
+        </w:rPr>
+        <w:t>Concussion Medical Expense Benefit — CPT Code Schedule</w:t>
+      </w:r>
+    </w:p>
+    <w:tbl>
+      <w:tblPr>
+        <w:tblStyle w:val="Table1"/>
+        <w:tblW w:w="8190.0" w:type="dxa"/>
+        <w:jc w:val="left"/>
+        <w:tblInd w:w="0" w:type="dxa"/>
+        <w:tblLayout w:type="fixed"/>
+        <w:tblLook w:val="0000"/>
+      </w:tblPr>
+      <w:tblGrid>
+        <w:gridCol w:w="1720"/>
+        <w:gridCol w:w="2060"/>
+        <w:gridCol w:w="2070"/>
+        <w:gridCol w:w="2340"/>
+        <w:tblGridChange w:id="0">
+          <w:tblGrid>
+            <w:gridCol w:w="1720"/>
+            <w:gridCol w:w="2060"/>
+            <w:gridCol w:w="2070"/>
+            <w:gridCol w:w="2340"/>
+          </w:tblGrid>
+        </w:tblGridChange>
+      </w:tblGrid>
+      <w:tr>
+        <w:trPr>
+          <w:cantSplit w:val="0"/>
+          <w:trHeight w:val="300" w:hRule="atLeast"/>
+          <w:tblHeader w:val="0"/>
+        </w:trPr>
+        <w:tc>
+          <w:tcPr>
+            <w:tcBorders>
+              <w:top w:color="000000" w:space="0" w:sz="4" w:val="single"/>
+              <w:bottom w:color="000000" w:space="0" w:sz="4" w:val="single"/>
+            </w:tcBorders>
+          </w:tcPr>
+          <w:p>
+            <w:pPr>
+              <w:tabs>
+                <w:tab w:val="left" w:leader="none" w:pos="7200"/>
+                <w:tab w:val="right" w:leader="none" w:pos="10800"/>
+              </w:tabs>
+              <w:spacing w:after="0" w:before="0" w:line="240" w:lineRule="auto"/>
+              <w:ind w:left="332" w:firstLine="0"/>
+              <w:jc w:val="both"/>
+              <w:rPr>
+                <w:rFonts w:ascii="Arial" w:hAnsi="Arial" w:cs="Arial" w:eastAsia="Arial"/>
+                <w:b w:val="1"/>
+                <w:bCs w:val="1"/>
+                <w:sz w:val="22"/>
+                <w:szCs w:val="22"/>
+              </w:rPr>
+            </w:pPr>
+            <w:r>
+              <w:rPr>
+                <w:rFonts w:ascii="Arial" w:hAnsi="Arial" w:cs="Arial" w:eastAsia="Arial"/>
+                <w:b w:val="1"/>
+                <w:bCs w:val="1"/>
+                <w:rtl w:val="0"/>
+                <w:sz w:val="22"/>
+                <w:szCs w:val="22"/>
+              </w:rPr>
+              <w:t xml:space="preserve">CPT Codes</w:t>
+            </w:r>
+          </w:p>
+        </w:tc>
+        <w:tc>
+          <w:tcPr>
+            <w:tcBorders>
+              <w:top w:color="000000" w:space="0" w:sz="4" w:val="single"/>
+              <w:bottom w:color="000000" w:space="0" w:sz="4" w:val="single"/>
+            </w:tcBorders>
+          </w:tcPr>
+          <w:p>
+            <w:pPr>
+              <w:tabs>
+                <w:tab w:val="left" w:leader="none" w:pos="7200"/>
+                <w:tab w:val="right" w:leader="none" w:pos="10800"/>
+              </w:tabs>
+              <w:spacing w:after="0" w:before="0" w:line="240" w:lineRule="auto"/>
+              <w:ind w:left="447" w:firstLine="0"/>
+              <w:jc w:val="both"/>
+              <w:rPr>
+                <w:rFonts w:ascii="Arial" w:hAnsi="Arial" w:cs="Arial" w:eastAsia="Arial"/>
+                <w:sz w:val="22"/>
+                <w:szCs w:val="22"/>
+              </w:rPr>
+            </w:pPr>
+            <w:r>
+              <w:rPr>
+                <w:rFonts w:ascii="Times New Roman" w:cs="Times New Roman" w:eastAsia="Times New Roman" w:hAnsi="Times New Roman"/>
+                <w:b w:val="1"/>
+                <w:bCs w:val="1"/>
+                <w:color w:val="00ff00"/>
+                <w:rtl w:val="0"/>
+                <w:sz w:val="22"/>
+                <w:szCs w:val="22"/>
+              </w:rPr>
+              <w:t xml:space="preserve">[</w:t>
+            </w:r>
+            <w:r>
+              <w:rPr>
+                <w:rFonts w:ascii="Arial" w:hAnsi="Arial" w:cs="Arial" w:eastAsia="Arial"/>
+                <w:rtl w:val="0"/>
+                <w:sz w:val="22"/>
+                <w:szCs w:val="22"/>
+              </w:rPr>
+              <w:t xml:space="preserve">Plan A</w:t>
+            </w:r>
+          </w:p>
+        </w:tc>
+        <w:tc>
+          <w:tcPr>
+            <w:tcBorders>
+              <w:top w:color="000000" w:space="0" w:sz="4" w:val="single"/>
+              <w:bottom w:color="000000" w:space="0" w:sz="4" w:val="single"/>
+            </w:tcBorders>
+          </w:tcPr>
+          <w:p>
+            <w:pPr>
+              <w:tabs>
+                <w:tab w:val="left" w:leader="none" w:pos="7200"/>
+                <w:tab w:val="right" w:leader="none" w:pos="10800"/>
+              </w:tabs>
+              <w:spacing w:after="0" w:before="0" w:line="240" w:lineRule="auto"/>
+              <w:ind w:left="447" w:firstLine="0"/>
+              <w:jc w:val="both"/>
+              <w:rPr>
+                <w:rFonts w:ascii="Arial" w:hAnsi="Arial" w:cs="Arial" w:eastAsia="Arial"/>
+                <w:sz w:val="22"/>
+                <w:szCs w:val="22"/>
+              </w:rPr>
+            </w:pPr>
+            <w:r>
+              <w:rPr>
+                <w:rFonts w:ascii="Times New Roman" w:cs="Times New Roman" w:eastAsia="Times New Roman" w:hAnsi="Times New Roman"/>
+                <w:b w:val="1"/>
+                <w:bCs w:val="1"/>
+                <w:color w:val="00ff00"/>
+                <w:rtl w:val="0"/>
+                <w:sz w:val="22"/>
+                <w:szCs w:val="22"/>
+              </w:rPr>
+              <w:t xml:space="preserve">[</w:t>
+            </w:r>
+            <w:r>
+              <w:rPr>
+                <w:rFonts w:ascii="Arial" w:hAnsi="Arial" w:cs="Arial" w:eastAsia="Arial"/>
+                <w:rtl w:val="0"/>
+                <w:sz w:val="22"/>
+                <w:szCs w:val="22"/>
+              </w:rPr>
+              <w:t xml:space="preserve">Plan B</w:t>
+            </w:r>
+          </w:p>
+        </w:tc>
+        <w:tc>
+          <w:tcPr>
+            <w:tcBorders>
+              <w:top w:color="000000" w:space="0" w:sz="4" w:val="single"/>
+              <w:bottom w:color="000000" w:space="0" w:sz="4" w:val="single"/>
+            </w:tcBorders>
+          </w:tcPr>
+          <w:p>
+            <w:pPr>
+              <w:tabs>
+                <w:tab w:val="left" w:leader="none" w:pos="987"/>
+                <w:tab w:val="left" w:leader="none" w:pos="4032"/>
+                <w:tab w:val="left" w:leader="none" w:pos="7200"/>
+                <w:tab w:val="right" w:leader="none" w:pos="10800"/>
+              </w:tabs>
+              <w:spacing w:after="0" w:before="0" w:line="240" w:lineRule="auto"/>
+              <w:ind w:left="442" w:firstLine="0"/>
+              <w:jc w:val="both"/>
+              <w:rPr>
+                <w:rFonts w:ascii="Arial" w:hAnsi="Arial" w:cs="Arial" w:eastAsia="Arial"/>
+                <w:sz w:val="22"/>
+                <w:szCs w:val="22"/>
+              </w:rPr>
+            </w:pPr>
+            <w:r>
+              <w:rPr>
+                <w:rFonts w:ascii="Times New Roman" w:cs="Times New Roman" w:eastAsia="Times New Roman" w:hAnsi="Times New Roman"/>
+                <w:b w:val="1"/>
+                <w:bCs w:val="1"/>
+                <w:color w:val="00ff00"/>
+                <w:rtl w:val="0"/>
+                <w:sz w:val="22"/>
+                <w:szCs w:val="22"/>
+              </w:rPr>
+              <w:t xml:space="preserve">[</w:t>
+            </w:r>
+            <w:r>
+              <w:rPr>
+                <w:rFonts w:ascii="Arial" w:hAnsi="Arial" w:cs="Arial" w:eastAsia="Arial"/>
+                <w:rtl w:val="0"/>
+                <w:sz w:val="22"/>
+                <w:szCs w:val="22"/>
+              </w:rPr>
+              <w:t xml:space="preserve">Plan C</w:t>
+            </w:r>
+          </w:p>
+        </w:tc>
+      </w:tr>
+      <w:tr>
+        <w:trPr>
+          <w:cantSplit w:val="0"/>
+          <w:trHeight w:val="300" w:hRule="atLeast"/>
+          <w:tblHeader w:val="0"/>
+        </w:trPr>
+        <w:tc>
+          <w:tcPr>
+            <w:tcBorders>
+              <w:top w:color="000000" w:space="0" w:sz="4" w:val="single"/>
+              <w:bottom w:color="000000" w:space="0" w:sz="4" w:val="single"/>
+            </w:tcBorders>
+          </w:tcPr>
+          <w:p>
+            <w:pPr>
+              <w:tabs>
+                <w:tab w:val="left" w:leader="none" w:pos="7200"/>
+                <w:tab w:val="right" w:leader="none" w:pos="10800"/>
+              </w:tabs>
+              <w:spacing w:after="0" w:before="0" w:line="240" w:lineRule="auto"/>
+              <w:ind w:left="332" w:firstLine="0"/>
+              <w:jc w:val="both"/>
+              <w:rPr>
+                <w:rFonts w:ascii="Arial" w:hAnsi="Arial" w:cs="Arial" w:eastAsia="Arial"/>
+                <w:sz w:val="22"/>
+                <w:szCs w:val="22"/>
+              </w:rPr>
+            </w:pPr>
+            <w:r>
+              <w:rPr>
+                <w:rFonts w:ascii="Arial" w:hAnsi="Arial" w:cs="Arial" w:eastAsia="Arial"/>
+                <w:rtl w:val="0"/>
+                <w:sz w:val="22"/>
+                <w:szCs w:val="22"/>
+              </w:rPr>
+              <w:t xml:space="preserve">70551</w:t>
+            </w:r>
+          </w:p>
+        </w:tc>
+        <w:tc>
+          <w:tcPr>
+            <w:tcBorders>
+              <w:top w:color="000000" w:space="0" w:sz="4" w:val="single"/>
+              <w:bottom w:color="000000" w:space="0" w:sz="4" w:val="single"/>
+            </w:tcBorders>
+          </w:tcPr>
+          <w:p>
+            <w:pPr>
+              <w:tabs>
+                <w:tab w:val="left" w:leader="none" w:pos="7200"/>
+                <w:tab w:val="right" w:leader="none" w:pos="10800"/>
+              </w:tabs>
+              <w:spacing w:after="0" w:before="0" w:line="240" w:lineRule="auto"/>
+              <w:ind w:left="447" w:firstLine="0"/>
+              <w:jc w:val="both"/>
+              <w:rPr>
+                <w:rFonts w:ascii="Arial" w:hAnsi="Arial" w:cs="Arial" w:eastAsia="Arial"/>
+                <w:sz w:val="22"/>
+                <w:szCs w:val="22"/>
+              </w:rPr>
+            </w:pPr>
+            <w:r>
+              <w:rPr>
+                <w:rFonts w:ascii="Arial" w:hAnsi="Arial" w:cs="Arial" w:eastAsia="Arial"/>
+                <w:b w:val="1"/>
+                <w:bCs w:val="1"/>
+                <w:color w:val="783f04"/>
+                <w:rtl w:val="0"/>
+                <w:sz w:val="22"/>
+                <w:szCs w:val="22"/>
+              </w:rPr>
+              <w:t xml:space="preserve">( )</w:t>
+            </w:r>
+            <w:r>
+              <w:rPr>
+                <w:rFonts w:ascii="Arial" w:hAnsi="Arial" w:cs="Arial" w:eastAsia="Arial"/>
+                <w:rtl w:val="0"/>
+                <w:sz w:val="22"/>
+                <w:szCs w:val="22"/>
+              </w:rPr>
+            </w:r>
+          </w:p>
+        </w:tc>
+        <w:tc>
+          <w:tcPr>
+            <w:tcBorders>
+              <w:top w:color="000000" w:space="0" w:sz="4" w:val="single"/>
+              <w:bottom w:color="000000" w:space="0" w:sz="4" w:val="single"/>
+            </w:tcBorders>
+          </w:tcPr>
+          <w:p>
+            <w:pPr>
+              <w:tabs>
+                <w:tab w:val="left" w:leader="none" w:pos="7200"/>
+                <w:tab w:val="right" w:leader="none" w:pos="10800"/>
+              </w:tabs>
+              <w:spacing w:after="0" w:before="0" w:line="240" w:lineRule="auto"/>
+              <w:ind w:left="447" w:firstLine="0"/>
+              <w:jc w:val="both"/>
+              <w:rPr>
+                <w:rFonts w:ascii="Arial" w:hAnsi="Arial" w:cs="Arial" w:eastAsia="Arial"/>
+                <w:sz w:val="22"/>
+                <w:szCs w:val="22"/>
+              </w:rPr>
+            </w:pPr>
+            <w:r>
+              <w:rPr>
+                <w:rFonts w:ascii="Arial" w:hAnsi="Arial" w:cs="Arial" w:eastAsia="Arial"/>
+                <w:b w:val="1"/>
+                <w:bCs w:val="1"/>
+                <w:color w:val="783f04"/>
+                <w:rtl w:val="0"/>
+                <w:sz w:val="22"/>
+                <w:szCs w:val="22"/>
+              </w:rPr>
+              <w:t xml:space="preserve">( )</w:t>
+            </w:r>
+            <w:r>
+              <w:rPr>
+                <w:rFonts w:ascii="Arial" w:hAnsi="Arial" w:cs="Arial" w:eastAsia="Arial"/>
+                <w:rtl w:val="0"/>
+                <w:sz w:val="22"/>
+                <w:szCs w:val="22"/>
+              </w:rPr>
+            </w:r>
+          </w:p>
+        </w:tc>
+        <w:tc>
+          <w:tcPr>
+            <w:tcBorders>
+              <w:top w:color="000000" w:space="0" w:sz="4" w:val="single"/>
+              <w:bottom w:color="000000" w:space="0" w:sz="4" w:val="single"/>
+            </w:tcBorders>
+          </w:tcPr>
+          <w:p>
+            <w:pPr>
+              <w:tabs>
+                <w:tab w:val="left" w:leader="none" w:pos="987"/>
+                <w:tab w:val="left" w:leader="none" w:pos="4032"/>
+                <w:tab w:val="left" w:leader="none" w:pos="7200"/>
+                <w:tab w:val="right" w:leader="none" w:pos="10800"/>
+              </w:tabs>
+              <w:spacing w:after="0" w:before="0" w:line="240" w:lineRule="auto"/>
+              <w:ind w:left="442" w:firstLine="0"/>
+              <w:jc w:val="both"/>
+              <w:rPr>
+                <w:rFonts w:ascii="Arial" w:hAnsi="Arial" w:cs="Arial" w:eastAsia="Arial"/>
+                <w:sz w:val="22"/>
+                <w:szCs w:val="22"/>
+              </w:rPr>
+            </w:pPr>
+            <w:r>
+              <w:rPr>
+                <w:rFonts w:ascii="Arial" w:hAnsi="Arial" w:cs="Arial" w:eastAsia="Arial"/>
+                <w:b w:val="1"/>
+                <w:bCs w:val="1"/>
+                <w:color w:val="783f04"/>
+                <w:rtl w:val="0"/>
+                <w:sz w:val="22"/>
+                <w:szCs w:val="22"/>
+              </w:rPr>
+              <w:t xml:space="preserve">( )</w:t>
+            </w:r>
+            <w:r>
+              <w:rPr>
+                <w:rFonts w:ascii="Arial" w:hAnsi="Arial" w:cs="Arial" w:eastAsia="Arial"/>
+                <w:rtl w:val="0"/>
+                <w:sz w:val="22"/>
+                <w:szCs w:val="22"/>
+              </w:rPr>
+            </w:r>
+          </w:p>
+        </w:tc>
+      </w:tr>
+      <w:tr>
+        <w:trPr>
+          <w:cantSplit w:val="0"/>
+          <w:trHeight w:val="300" w:hRule="atLeast"/>
+          <w:tblHeader w:val="0"/>
+        </w:trPr>
+        <w:tc>
+          <w:tcPr>
+            <w:tcBorders>
+              <w:top w:color="000000" w:space="0" w:sz="4" w:val="single"/>
+              <w:bottom w:color="000000" w:space="0" w:sz="4" w:val="single"/>
+            </w:tcBorders>
+          </w:tcPr>
+          <w:p>
+            <w:pPr>
+              <w:tabs>
+                <w:tab w:val="left" w:leader="none" w:pos="7200"/>
+                <w:tab w:val="right" w:leader="none" w:pos="10800"/>
+              </w:tabs>
+              <w:spacing w:after="0" w:before="0" w:line="240" w:lineRule="auto"/>
+              <w:ind w:left="332" w:firstLine="0"/>
+              <w:jc w:val="both"/>
+              <w:rPr>
+                <w:rFonts w:ascii="Arial" w:hAnsi="Arial" w:cs="Arial" w:eastAsia="Arial"/>
+                <w:sz w:val="22"/>
+                <w:szCs w:val="22"/>
+              </w:rPr>
+            </w:pPr>
+            <w:r>
+              <w:rPr>
+                <w:rFonts w:ascii="Arial" w:hAnsi="Arial" w:cs="Arial" w:eastAsia="Arial"/>
+                <w:rtl w:val="0"/>
+                <w:sz w:val="22"/>
+                <w:szCs w:val="22"/>
+              </w:rPr>
+              <w:t xml:space="preserve">70552</w:t>
+            </w:r>
+          </w:p>
+        </w:tc>
+        <w:tc>
+          <w:tcPr>
+            <w:tcBorders>
+              <w:top w:color="000000" w:space="0" w:sz="4" w:val="single"/>
+              <w:bottom w:color="000000" w:space="0" w:sz="4" w:val="single"/>
+            </w:tcBorders>
+          </w:tcPr>
+          <w:p>
+            <w:pPr>
+              <w:tabs>
+                <w:tab w:val="left" w:leader="none" w:pos="7200"/>
+                <w:tab w:val="right" w:leader="none" w:pos="10800"/>
+              </w:tabs>
+              <w:spacing w:after="0" w:before="0" w:line="240" w:lineRule="auto"/>
+              <w:ind w:left="447" w:firstLine="0"/>
+              <w:jc w:val="both"/>
+              <w:rPr>
+                <w:rFonts w:ascii="Arial" w:hAnsi="Arial" w:cs="Arial" w:eastAsia="Arial"/>
+                <w:sz w:val="22"/>
+                <w:szCs w:val="22"/>
+              </w:rPr>
+            </w:pPr>
+            <w:r>
+              <w:rPr>
+                <w:rFonts w:ascii="Arial" w:hAnsi="Arial" w:cs="Arial" w:eastAsia="Arial"/>
+                <w:b w:val="1"/>
+                <w:bCs w:val="1"/>
+                <w:color w:val="783f04"/>
+                <w:rtl w:val="0"/>
+                <w:sz w:val="22"/>
+                <w:szCs w:val="22"/>
+              </w:rPr>
+              <w:t xml:space="preserve">( )</w:t>
+            </w:r>
+            <w:r>
+              <w:rPr>
+                <w:rFonts w:ascii="Arial" w:hAnsi="Arial" w:cs="Arial" w:eastAsia="Arial"/>
+                <w:rtl w:val="0"/>
+                <w:sz w:val="22"/>
+                <w:szCs w:val="22"/>
+              </w:rPr>
+            </w:r>
+          </w:p>
+        </w:tc>
+        <w:tc>
+          <w:tcPr>
+            <w:tcBorders>
+              <w:top w:color="000000" w:space="0" w:sz="4" w:val="single"/>
+              <w:bottom w:color="000000" w:space="0" w:sz="4" w:val="single"/>
+            </w:tcBorders>
+          </w:tcPr>
+          <w:p>
+            <w:pPr>
+              <w:tabs>
+                <w:tab w:val="left" w:leader="none" w:pos="7200"/>
+                <w:tab w:val="right" w:leader="none" w:pos="10800"/>
+              </w:tabs>
+              <w:spacing w:after="0" w:before="0" w:line="240" w:lineRule="auto"/>
+              <w:ind w:left="447" w:firstLine="0"/>
+              <w:jc w:val="both"/>
+              <w:rPr>
+                <w:rFonts w:ascii="Arial" w:hAnsi="Arial" w:cs="Arial" w:eastAsia="Arial"/>
+                <w:sz w:val="22"/>
+                <w:szCs w:val="22"/>
+              </w:rPr>
+            </w:pPr>
+            <w:r>
+              <w:rPr>
+                <w:rFonts w:ascii="Arial" w:hAnsi="Arial" w:cs="Arial" w:eastAsia="Arial"/>
+                <w:b w:val="1"/>
+                <w:bCs w:val="1"/>
+                <w:color w:val="783f04"/>
+                <w:rtl w:val="0"/>
+                <w:sz w:val="22"/>
+                <w:szCs w:val="22"/>
+              </w:rPr>
+              <w:t xml:space="preserve">( )</w:t>
+            </w:r>
+            <w:r>
+              <w:rPr>
+                <w:rFonts w:ascii="Arial" w:hAnsi="Arial" w:cs="Arial" w:eastAsia="Arial"/>
+                <w:rtl w:val="0"/>
+                <w:sz w:val="22"/>
+                <w:szCs w:val="22"/>
+              </w:rPr>
+            </w:r>
+          </w:p>
+        </w:tc>
+        <w:tc>
+          <w:tcPr>
+            <w:tcBorders>
+              <w:top w:color="000000" w:space="0" w:sz="4" w:val="single"/>
+              <w:bottom w:color="000000" w:space="0" w:sz="4" w:val="single"/>
+            </w:tcBorders>
+          </w:tcPr>
+          <w:p>
+            <w:pPr>
+              <w:tabs>
+                <w:tab w:val="left" w:leader="none" w:pos="987"/>
+                <w:tab w:val="left" w:leader="none" w:pos="4032"/>
+                <w:tab w:val="left" w:leader="none" w:pos="7200"/>
+                <w:tab w:val="right" w:leader="none" w:pos="10800"/>
+              </w:tabs>
+              <w:spacing w:after="0" w:before="0" w:line="240" w:lineRule="auto"/>
+              <w:ind w:left="442" w:firstLine="0"/>
+              <w:jc w:val="both"/>
+              <w:rPr>
+                <w:rFonts w:ascii="Arial" w:hAnsi="Arial" w:cs="Arial" w:eastAsia="Arial"/>
+                <w:sz w:val="22"/>
+                <w:szCs w:val="22"/>
+              </w:rPr>
+            </w:pPr>
+            <w:r>
+              <w:rPr>
+                <w:rFonts w:ascii="Arial" w:hAnsi="Arial" w:cs="Arial" w:eastAsia="Arial"/>
+                <w:b w:val="1"/>
+                <w:bCs w:val="1"/>
+                <w:color w:val="783f04"/>
+                <w:rtl w:val="0"/>
+                <w:sz w:val="22"/>
+                <w:szCs w:val="22"/>
+              </w:rPr>
+              <w:t xml:space="preserve">( )</w:t>
+            </w:r>
+            <w:r>
+              <w:rPr>
+                <w:rFonts w:ascii="Arial" w:hAnsi="Arial" w:cs="Arial" w:eastAsia="Arial"/>
+                <w:rtl w:val="0"/>
+                <w:sz w:val="22"/>
+                <w:szCs w:val="22"/>
+              </w:rPr>
+            </w:r>
+          </w:p>
+        </w:tc>
+      </w:tr>
+      <w:tr>
+        <w:trPr>
+          <w:cantSplit w:val="0"/>
+          <w:trHeight w:val="300" w:hRule="atLeast"/>
+          <w:tblHeader w:val="0"/>
+        </w:trPr>
+        <w:tc>
+          <w:tcPr>
+            <w:tcBorders>
+              <w:top w:color="000000" w:space="0" w:sz="4" w:val="single"/>
+              <w:bottom w:color="000000" w:space="0" w:sz="4" w:val="single"/>
+            </w:tcBorders>
+          </w:tcPr>
+          <w:p>
+            <w:pPr>
+              <w:tabs>
+                <w:tab w:val="left" w:leader="none" w:pos="7200"/>
+                <w:tab w:val="right" w:leader="none" w:pos="10800"/>
+              </w:tabs>
+              <w:spacing w:after="0" w:before="0" w:line="240" w:lineRule="auto"/>
+              <w:ind w:left="332" w:firstLine="0"/>
+              <w:jc w:val="both"/>
+              <w:rPr>
+                <w:rFonts w:ascii="Arial" w:hAnsi="Arial" w:cs="Arial" w:eastAsia="Arial"/>
+                <w:sz w:val="22"/>
+                <w:szCs w:val="22"/>
+              </w:rPr>
+            </w:pPr>
+            <w:r>
+              <w:rPr>
+                <w:rFonts w:ascii="Arial" w:hAnsi="Arial" w:cs="Arial" w:eastAsia="Arial"/>
+                <w:rtl w:val="0"/>
+                <w:sz w:val="22"/>
+                <w:szCs w:val="22"/>
+              </w:rPr>
+              <w:t xml:space="preserve">72141</w:t>
+            </w:r>
+          </w:p>
+        </w:tc>
+        <w:tc>
+          <w:tcPr>
+            <w:tcBorders>
+              <w:top w:color="000000" w:space="0" w:sz="4" w:val="single"/>
+              <w:bottom w:color="000000" w:space="0" w:sz="4" w:val="single"/>
+            </w:tcBorders>
+          </w:tcPr>
+          <w:p>
+            <w:pPr>
+              <w:tabs>
+                <w:tab w:val="left" w:leader="none" w:pos="7200"/>
+                <w:tab w:val="right" w:leader="none" w:pos="10800"/>
+              </w:tabs>
+              <w:spacing w:after="0" w:before="0" w:line="240" w:lineRule="auto"/>
+              <w:ind w:left="447" w:firstLine="0"/>
+              <w:jc w:val="both"/>
+              <w:rPr>
+                <w:rFonts w:ascii="Arial" w:hAnsi="Arial" w:cs="Arial" w:eastAsia="Arial"/>
+                <w:sz w:val="22"/>
+                <w:szCs w:val="22"/>
+              </w:rPr>
+            </w:pPr>
+            <w:r>
+              <w:rPr>
+                <w:rFonts w:ascii="Arial" w:hAnsi="Arial" w:cs="Arial" w:eastAsia="Arial"/>
+                <w:b w:val="1"/>
+                <w:bCs w:val="1"/>
+                <w:color w:val="783f04"/>
+                <w:rtl w:val="0"/>
+                <w:sz w:val="22"/>
+                <w:szCs w:val="22"/>
+              </w:rPr>
+              <w:t xml:space="preserve">( )</w:t>
+            </w:r>
+            <w:r>
+              <w:rPr>
+                <w:rFonts w:ascii="Arial" w:hAnsi="Arial" w:cs="Arial" w:eastAsia="Arial"/>
+                <w:rtl w:val="0"/>
+                <w:sz w:val="22"/>
+                <w:szCs w:val="22"/>
+              </w:rPr>
+            </w:r>
+          </w:p>
+        </w:tc>
+        <w:tc>
+          <w:tcPr>
+            <w:tcBorders>
+              <w:top w:color="000000" w:space="0" w:sz="4" w:val="single"/>
+              <w:bottom w:color="000000" w:space="0" w:sz="4" w:val="single"/>
+            </w:tcBorders>
+          </w:tcPr>
+          <w:p>
+            <w:pPr>
+              <w:tabs>
+                <w:tab w:val="left" w:leader="none" w:pos="7200"/>
+                <w:tab w:val="right" w:leader="none" w:pos="10800"/>
+              </w:tabs>
+              <w:spacing w:after="0" w:before="0" w:line="240" w:lineRule="auto"/>
+              <w:ind w:left="447" w:firstLine="0"/>
+              <w:jc w:val="both"/>
+              <w:rPr>
+                <w:rFonts w:ascii="Arial" w:hAnsi="Arial" w:cs="Arial" w:eastAsia="Arial"/>
+                <w:sz w:val="22"/>
+                <w:szCs w:val="22"/>
+              </w:rPr>
+            </w:pPr>
+            <w:r>
+              <w:rPr>
+                <w:rFonts w:ascii="Arial" w:hAnsi="Arial" w:cs="Arial" w:eastAsia="Arial"/>
+                <w:b w:val="1"/>
+                <w:bCs w:val="1"/>
+                <w:color w:val="783f04"/>
+                <w:rtl w:val="0"/>
+                <w:sz w:val="22"/>
+                <w:szCs w:val="22"/>
+              </w:rPr>
+              <w:t xml:space="preserve">( )</w:t>
+            </w:r>
+            <w:r>
+              <w:rPr>
+                <w:rFonts w:ascii="Arial" w:hAnsi="Arial" w:cs="Arial" w:eastAsia="Arial"/>
+                <w:rtl w:val="0"/>
+                <w:sz w:val="22"/>
+                <w:szCs w:val="22"/>
+              </w:rPr>
+            </w:r>
+          </w:p>
+        </w:tc>
+        <w:tc>
+          <w:tcPr>
+            <w:tcBorders>
+              <w:top w:color="000000" w:space="0" w:sz="4" w:val="single"/>
+              <w:bottom w:color="000000" w:space="0" w:sz="4" w:val="single"/>
+            </w:tcBorders>
+          </w:tcPr>
+          <w:p>
+            <w:pPr>
+              <w:tabs>
+                <w:tab w:val="left" w:leader="none" w:pos="987"/>
+                <w:tab w:val="left" w:leader="none" w:pos="4032"/>
+                <w:tab w:val="left" w:leader="none" w:pos="7200"/>
+                <w:tab w:val="right" w:leader="none" w:pos="10800"/>
+              </w:tabs>
+              <w:spacing w:after="0" w:before="0" w:line="240" w:lineRule="auto"/>
+              <w:ind w:left="442" w:firstLine="0"/>
+              <w:jc w:val="both"/>
+              <w:rPr>
+                <w:rFonts w:ascii="Arial" w:hAnsi="Arial" w:cs="Arial" w:eastAsia="Arial"/>
+                <w:sz w:val="22"/>
+                <w:szCs w:val="22"/>
+              </w:rPr>
+            </w:pPr>
+            <w:r>
+              <w:rPr>
+                <w:rFonts w:ascii="Arial" w:hAnsi="Arial" w:cs="Arial" w:eastAsia="Arial"/>
+                <w:b w:val="1"/>
+                <w:bCs w:val="1"/>
+                <w:color w:val="783f04"/>
+                <w:rtl w:val="0"/>
+                <w:sz w:val="22"/>
+                <w:szCs w:val="22"/>
+              </w:rPr>
+              <w:t xml:space="preserve">( )</w:t>
+            </w:r>
+            <w:r>
+              <w:rPr>
+                <w:rFonts w:ascii="Arial" w:hAnsi="Arial" w:cs="Arial" w:eastAsia="Arial"/>
+                <w:rtl w:val="0"/>
+                <w:sz w:val="22"/>
+                <w:szCs w:val="22"/>
+              </w:rPr>
+            </w:r>
+          </w:p>
+        </w:tc>
+      </w:tr>
+      <w:tr>
+        <w:trPr>
+          <w:cantSplit w:val="0"/>
+          <w:trHeight w:val="300" w:hRule="atLeast"/>
+          <w:tblHeader w:val="0"/>
+        </w:trPr>
+        <w:tc>
+          <w:tcPr>
+            <w:tcBorders>
+              <w:top w:color="000000" w:space="0" w:sz="4" w:val="single"/>
+              <w:bottom w:color="000000" w:space="0" w:sz="4" w:val="single"/>
+            </w:tcBorders>
+          </w:tcPr>
+          <w:p>
+            <w:pPr>
+              <w:tabs>
+                <w:tab w:val="left" w:leader="none" w:pos="7200"/>
+                <w:tab w:val="right" w:leader="none" w:pos="10800"/>
+              </w:tabs>
+              <w:spacing w:after="0" w:before="0" w:line="240" w:lineRule="auto"/>
+              <w:ind w:left="332" w:firstLine="0"/>
+              <w:jc w:val="both"/>
+              <w:rPr>
+                <w:rFonts w:ascii="Arial" w:hAnsi="Arial" w:cs="Arial" w:eastAsia="Arial"/>
+                <w:sz w:val="22"/>
+                <w:szCs w:val="22"/>
+              </w:rPr>
+            </w:pPr>
+            <w:r>
+              <w:rPr>
+                <w:rFonts w:ascii="Arial" w:hAnsi="Arial" w:cs="Arial" w:eastAsia="Arial"/>
+                <w:rtl w:val="0"/>
+                <w:sz w:val="22"/>
+                <w:szCs w:val="22"/>
+              </w:rPr>
+              <w:t xml:space="preserve">76880</w:t>
+            </w:r>
+          </w:p>
+        </w:tc>
+        <w:tc>
+          <w:tcPr>
+            <w:tcBorders>
+              <w:top w:color="000000" w:space="0" w:sz="4" w:val="single"/>
+              <w:bottom w:color="000000" w:space="0" w:sz="4" w:val="single"/>
+            </w:tcBorders>
+          </w:tcPr>
+          <w:p>
+            <w:pPr>
+              <w:tabs>
+                <w:tab w:val="left" w:leader="none" w:pos="7200"/>
+                <w:tab w:val="right" w:leader="none" w:pos="10800"/>
+              </w:tabs>
+              <w:spacing w:after="0" w:before="0" w:line="240" w:lineRule="auto"/>
+              <w:ind w:left="447" w:firstLine="0"/>
+              <w:jc w:val="both"/>
+              <w:rPr>
+                <w:rFonts w:ascii="Arial" w:hAnsi="Arial" w:cs="Arial" w:eastAsia="Arial"/>
+                <w:sz w:val="22"/>
+                <w:szCs w:val="22"/>
+              </w:rPr>
+            </w:pPr>
+            <w:r>
+              <w:rPr>
+                <w:rFonts w:ascii="Arial" w:hAnsi="Arial" w:cs="Arial" w:eastAsia="Arial"/>
+                <w:b w:val="1"/>
+                <w:bCs w:val="1"/>
+                <w:color w:val="783f04"/>
+                <w:rtl w:val="0"/>
+                <w:sz w:val="22"/>
+                <w:szCs w:val="22"/>
+              </w:rPr>
+              <w:t xml:space="preserve">( )</w:t>
+            </w:r>
+            <w:r>
+              <w:rPr>
+                <w:rFonts w:ascii="Arial" w:hAnsi="Arial" w:cs="Arial" w:eastAsia="Arial"/>
+                <w:rtl w:val="0"/>
+                <w:sz w:val="22"/>
+                <w:szCs w:val="22"/>
+              </w:rPr>
+            </w:r>
+          </w:p>
+        </w:tc>
+        <w:tc>
+          <w:tcPr>
+            <w:tcBorders>
+              <w:top w:color="000000" w:space="0" w:sz="4" w:val="single"/>
+              <w:bottom w:color="000000" w:space="0" w:sz="4" w:val="single"/>
+            </w:tcBorders>
+          </w:tcPr>
+          <w:p>
+            <w:pPr>
+              <w:tabs>
+                <w:tab w:val="left" w:leader="none" w:pos="7200"/>
+                <w:tab w:val="right" w:leader="none" w:pos="10800"/>
+              </w:tabs>
+              <w:spacing w:after="0" w:before="0" w:line="240" w:lineRule="auto"/>
+              <w:ind w:left="447" w:firstLine="0"/>
+              <w:jc w:val="both"/>
+              <w:rPr>
+                <w:rFonts w:ascii="Arial" w:hAnsi="Arial" w:cs="Arial" w:eastAsia="Arial"/>
+                <w:sz w:val="22"/>
+                <w:szCs w:val="22"/>
+              </w:rPr>
+            </w:pPr>
+            <w:r>
+              <w:rPr>
+                <w:rFonts w:ascii="Arial" w:hAnsi="Arial" w:cs="Arial" w:eastAsia="Arial"/>
+                <w:b w:val="1"/>
+                <w:bCs w:val="1"/>
+                <w:color w:val="783f04"/>
+                <w:rtl w:val="0"/>
+                <w:sz w:val="22"/>
+                <w:szCs w:val="22"/>
+              </w:rPr>
+              <w:t xml:space="preserve">( )</w:t>
+            </w:r>
+            <w:r>
+              <w:rPr>
+                <w:rFonts w:ascii="Arial" w:hAnsi="Arial" w:cs="Arial" w:eastAsia="Arial"/>
+                <w:rtl w:val="0"/>
+                <w:sz w:val="22"/>
+                <w:szCs w:val="22"/>
+              </w:rPr>
+            </w:r>
+          </w:p>
+        </w:tc>
+        <w:tc>
+          <w:tcPr>
+            <w:tcBorders>
+              <w:top w:color="000000" w:space="0" w:sz="4" w:val="single"/>
+              <w:bottom w:color="000000" w:space="0" w:sz="4" w:val="single"/>
+            </w:tcBorders>
+          </w:tcPr>
+          <w:p>
+            <w:pPr>
+              <w:tabs>
+                <w:tab w:val="left" w:leader="none" w:pos="987"/>
+                <w:tab w:val="left" w:leader="none" w:pos="7200"/>
+                <w:tab w:val="right" w:leader="none" w:pos="10800"/>
+              </w:tabs>
+              <w:spacing w:after="0" w:before="0" w:line="240" w:lineRule="auto"/>
+              <w:ind w:left="442" w:firstLine="0"/>
+              <w:jc w:val="both"/>
+              <w:rPr>
+                <w:rFonts w:ascii="Arial" w:hAnsi="Arial" w:cs="Arial" w:eastAsia="Arial"/>
+                <w:sz w:val="22"/>
+                <w:szCs w:val="22"/>
+              </w:rPr>
+            </w:pPr>
+            <w:r>
+              <w:rPr>
+                <w:rFonts w:ascii="Arial" w:hAnsi="Arial" w:cs="Arial" w:eastAsia="Arial"/>
+                <w:b w:val="1"/>
+                <w:bCs w:val="1"/>
+                <w:color w:val="783f04"/>
+                <w:rtl w:val="0"/>
+                <w:sz w:val="22"/>
+                <w:szCs w:val="22"/>
+              </w:rPr>
+              <w:t xml:space="preserve">( )</w:t>
+            </w:r>
+            <w:r>
+              <w:rPr>
+                <w:rFonts w:ascii="Arial" w:hAnsi="Arial" w:cs="Arial" w:eastAsia="Arial"/>
+                <w:rtl w:val="0"/>
+                <w:sz w:val="22"/>
+                <w:szCs w:val="22"/>
+              </w:rPr>
+            </w:r>
+          </w:p>
+        </w:tc>
+      </w:tr>
+      <w:tr>
+        <w:trPr>
+          <w:cantSplit w:val="0"/>
+          <w:trHeight w:val="300" w:hRule="atLeast"/>
+          <w:tblHeader w:val="0"/>
+        </w:trPr>
+        <w:tc>
+          <w:tcPr>
+            <w:tcBorders>
+              <w:top w:color="000000" w:space="0" w:sz="4" w:val="single"/>
+              <w:bottom w:color="000000" w:space="0" w:sz="4" w:val="single"/>
+            </w:tcBorders>
+          </w:tcPr>
+          <w:p>
+            <w:pPr>
+              <w:tabs>
+                <w:tab w:val="left" w:leader="none" w:pos="7200"/>
+                <w:tab w:val="right" w:leader="none" w:pos="10800"/>
+              </w:tabs>
+              <w:spacing w:after="0" w:before="0" w:line="240" w:lineRule="auto"/>
+              <w:ind w:left="332" w:firstLine="0"/>
+              <w:jc w:val="both"/>
+              <w:rPr>
+                <w:rFonts w:ascii="Arial" w:hAnsi="Arial" w:cs="Arial" w:eastAsia="Arial"/>
+                <w:sz w:val="22"/>
+                <w:szCs w:val="22"/>
+              </w:rPr>
+            </w:pPr>
+            <w:r>
+              <w:rPr>
+                <w:rFonts w:ascii="Arial" w:hAnsi="Arial" w:cs="Arial" w:eastAsia="Arial"/>
+                <w:rtl w:val="0"/>
+                <w:sz w:val="22"/>
+                <w:szCs w:val="22"/>
+              </w:rPr>
+              <w:t xml:space="preserve">76942</w:t>
+            </w:r>
+          </w:p>
+        </w:tc>
+        <w:tc>
+          <w:tcPr>
+            <w:tcBorders>
+              <w:top w:color="000000" w:space="0" w:sz="4" w:val="single"/>
+              <w:bottom w:color="000000" w:space="0" w:sz="4" w:val="single"/>
+            </w:tcBorders>
+          </w:tcPr>
+          <w:p>
+            <w:pPr>
+              <w:tabs>
+                <w:tab w:val="left" w:leader="none" w:pos="7200"/>
+                <w:tab w:val="right" w:leader="none" w:pos="10800"/>
+              </w:tabs>
+              <w:spacing w:after="0" w:before="0" w:line="240" w:lineRule="auto"/>
+              <w:ind w:left="447" w:firstLine="0"/>
+              <w:jc w:val="both"/>
+              <w:rPr>
+                <w:rFonts w:ascii="Arial" w:hAnsi="Arial" w:cs="Arial" w:eastAsia="Arial"/>
+                <w:sz w:val="22"/>
+                <w:szCs w:val="22"/>
+              </w:rPr>
+            </w:pPr>
+            <w:r>
+              <w:rPr>
+                <w:rFonts w:ascii="Arial" w:hAnsi="Arial" w:cs="Arial" w:eastAsia="Arial"/>
+                <w:b w:val="1"/>
+                <w:bCs w:val="1"/>
+                <w:color w:val="783f04"/>
+                <w:rtl w:val="0"/>
+                <w:sz w:val="22"/>
+                <w:szCs w:val="22"/>
+              </w:rPr>
+              <w:t xml:space="preserve">( )</w:t>
+            </w:r>
+            <w:r>
+              <w:rPr>
+                <w:rFonts w:ascii="Arial" w:hAnsi="Arial" w:cs="Arial" w:eastAsia="Arial"/>
+                <w:rtl w:val="0"/>
+                <w:sz w:val="22"/>
+                <w:szCs w:val="22"/>
+              </w:rPr>
+            </w:r>
+          </w:p>
+        </w:tc>
+        <w:tc>
+          <w:tcPr>
+            <w:tcBorders>
+              <w:top w:color="000000" w:space="0" w:sz="4" w:val="single"/>
+              <w:bottom w:color="000000" w:space="0" w:sz="4" w:val="single"/>
+            </w:tcBorders>
+          </w:tcPr>
+          <w:p>
+            <w:pPr>
+              <w:tabs>
+                <w:tab w:val="left" w:leader="none" w:pos="7200"/>
+                <w:tab w:val="right" w:leader="none" w:pos="10800"/>
+              </w:tabs>
+              <w:spacing w:after="0" w:before="0" w:line="240" w:lineRule="auto"/>
+              <w:ind w:left="447" w:firstLine="0"/>
+              <w:jc w:val="both"/>
+              <w:rPr>
+                <w:rFonts w:ascii="Arial" w:hAnsi="Arial" w:cs="Arial" w:eastAsia="Arial"/>
+                <w:sz w:val="22"/>
+                <w:szCs w:val="22"/>
+              </w:rPr>
+            </w:pPr>
+            <w:r>
+              <w:rPr>
+                <w:rFonts w:ascii="Arial" w:hAnsi="Arial" w:cs="Arial" w:eastAsia="Arial"/>
+                <w:b w:val="1"/>
+                <w:bCs w:val="1"/>
+                <w:color w:val="783f04"/>
+                <w:rtl w:val="0"/>
+                <w:sz w:val="22"/>
+                <w:szCs w:val="22"/>
+              </w:rPr>
+              <w:t xml:space="preserve">( )</w:t>
+            </w:r>
+            <w:r>
+              <w:rPr>
+                <w:rFonts w:ascii="Arial" w:hAnsi="Arial" w:cs="Arial" w:eastAsia="Arial"/>
+                <w:rtl w:val="0"/>
+                <w:sz w:val="22"/>
+                <w:szCs w:val="22"/>
+              </w:rPr>
+            </w:r>
+          </w:p>
+        </w:tc>
+        <w:tc>
+          <w:tcPr>
+            <w:tcBorders>
+              <w:top w:color="000000" w:space="0" w:sz="4" w:val="single"/>
+              <w:bottom w:color="000000" w:space="0" w:sz="4" w:val="single"/>
+            </w:tcBorders>
+          </w:tcPr>
+          <w:p>
+            <w:pPr>
+              <w:tabs>
+                <w:tab w:val="left" w:leader="none" w:pos="987"/>
+                <w:tab w:val="left" w:leader="none" w:pos="4032"/>
+                <w:tab w:val="left" w:leader="none" w:pos="7200"/>
+                <w:tab w:val="right" w:leader="none" w:pos="10800"/>
+              </w:tabs>
+              <w:spacing w:after="0" w:before="0" w:line="240" w:lineRule="auto"/>
+              <w:ind w:left="442" w:firstLine="0"/>
+              <w:jc w:val="both"/>
+              <w:rPr>
+                <w:rFonts w:ascii="Arial" w:hAnsi="Arial" w:cs="Arial" w:eastAsia="Arial"/>
+                <w:sz w:val="22"/>
+                <w:szCs w:val="22"/>
+              </w:rPr>
+            </w:pPr>
+            <w:r>
+              <w:rPr>
+                <w:rFonts w:ascii="Arial" w:hAnsi="Arial" w:cs="Arial" w:eastAsia="Arial"/>
+                <w:b w:val="1"/>
+                <w:bCs w:val="1"/>
+                <w:color w:val="783f04"/>
+                <w:rtl w:val="0"/>
+                <w:sz w:val="22"/>
+                <w:szCs w:val="22"/>
+              </w:rPr>
+              <w:t xml:space="preserve">( )</w:t>
+            </w:r>
+            <w:r>
+              <w:rPr>
+                <w:rFonts w:ascii="Arial" w:hAnsi="Arial" w:cs="Arial" w:eastAsia="Arial"/>
+                <w:rtl w:val="0"/>
+                <w:sz w:val="22"/>
+                <w:szCs w:val="22"/>
+              </w:rPr>
+            </w:r>
+          </w:p>
+        </w:tc>
+      </w:tr>
+      <w:tr>
+        <w:trPr>
+          <w:cantSplit w:val="0"/>
+          <w:trHeight w:val="300" w:hRule="atLeast"/>
+          <w:tblHeader w:val="0"/>
+        </w:trPr>
+        <w:tc>
+          <w:tcPr>
+            <w:tcBorders>
+              <w:top w:color="000000" w:space="0" w:sz="4" w:val="single"/>
+              <w:bottom w:color="000000" w:space="0" w:sz="4" w:val="single"/>
+            </w:tcBorders>
+          </w:tcPr>
+          <w:p>
+            <w:pPr>
+              <w:tabs>
+                <w:tab w:val="left" w:leader="none" w:pos="7200"/>
+                <w:tab w:val="right" w:leader="none" w:pos="10800"/>
+              </w:tabs>
+              <w:spacing w:after="0" w:before="0" w:line="240" w:lineRule="auto"/>
+              <w:ind w:left="332" w:firstLine="0"/>
+              <w:jc w:val="both"/>
+              <w:rPr>
+                <w:rFonts w:ascii="Arial" w:hAnsi="Arial" w:cs="Arial" w:eastAsia="Arial"/>
+                <w:sz w:val="22"/>
+                <w:szCs w:val="22"/>
+              </w:rPr>
+            </w:pPr>
+            <w:r>
+              <w:rPr>
+                <w:rFonts w:ascii="Arial" w:hAnsi="Arial" w:cs="Arial" w:eastAsia="Arial"/>
+                <w:rtl w:val="0"/>
+                <w:sz w:val="22"/>
+                <w:szCs w:val="22"/>
+              </w:rPr>
+              <w:t xml:space="preserve">95816</w:t>
+            </w:r>
+          </w:p>
+        </w:tc>
+        <w:tc>
+          <w:tcPr>
+            <w:tcBorders>
+              <w:top w:color="000000" w:space="0" w:sz="4" w:val="single"/>
+              <w:bottom w:color="000000" w:space="0" w:sz="4" w:val="single"/>
+            </w:tcBorders>
+          </w:tcPr>
+          <w:p>
+            <w:pPr>
+              <w:tabs>
+                <w:tab w:val="left" w:leader="none" w:pos="7200"/>
+                <w:tab w:val="right" w:leader="none" w:pos="10800"/>
+              </w:tabs>
+              <w:spacing w:after="0" w:before="0" w:line="240" w:lineRule="auto"/>
+              <w:ind w:left="447" w:firstLine="0"/>
+              <w:jc w:val="both"/>
+              <w:rPr>
+                <w:rFonts w:ascii="Arial" w:hAnsi="Arial" w:cs="Arial" w:eastAsia="Arial"/>
+                <w:sz w:val="22"/>
+                <w:szCs w:val="22"/>
+              </w:rPr>
+            </w:pPr>
+            <w:r>
+              <w:rPr>
+                <w:rFonts w:ascii="Arial" w:hAnsi="Arial" w:cs="Arial" w:eastAsia="Arial"/>
+                <w:b w:val="1"/>
+                <w:bCs w:val="1"/>
+                <w:color w:val="783f04"/>
+                <w:rtl w:val="0"/>
+                <w:sz w:val="22"/>
+                <w:szCs w:val="22"/>
+              </w:rPr>
+              <w:t xml:space="preserve">( )</w:t>
+            </w:r>
+            <w:r>
+              <w:rPr>
+                <w:rFonts w:ascii="Arial" w:hAnsi="Arial" w:cs="Arial" w:eastAsia="Arial"/>
+                <w:rtl w:val="0"/>
+                <w:sz w:val="22"/>
+                <w:szCs w:val="22"/>
+              </w:rPr>
+            </w:r>
+          </w:p>
+        </w:tc>
+        <w:tc>
+          <w:tcPr>
+            <w:tcBorders>
+              <w:top w:color="000000" w:space="0" w:sz="4" w:val="single"/>
+              <w:bottom w:color="000000" w:space="0" w:sz="4" w:val="single"/>
+            </w:tcBorders>
+          </w:tcPr>
+          <w:p>
+            <w:pPr>
+              <w:tabs>
+                <w:tab w:val="left" w:leader="none" w:pos="7200"/>
+                <w:tab w:val="right" w:leader="none" w:pos="10800"/>
+              </w:tabs>
+              <w:spacing w:after="0" w:before="0" w:line="240" w:lineRule="auto"/>
+              <w:ind w:left="447" w:firstLine="0"/>
+              <w:jc w:val="both"/>
+              <w:rPr>
+                <w:rFonts w:ascii="Arial" w:hAnsi="Arial" w:cs="Arial" w:eastAsia="Arial"/>
+                <w:sz w:val="22"/>
+                <w:szCs w:val="22"/>
+              </w:rPr>
+            </w:pPr>
+            <w:r>
+              <w:rPr>
+                <w:rFonts w:ascii="Arial" w:hAnsi="Arial" w:cs="Arial" w:eastAsia="Arial"/>
+                <w:b w:val="1"/>
+                <w:bCs w:val="1"/>
+                <w:color w:val="783f04"/>
+                <w:rtl w:val="0"/>
+                <w:sz w:val="22"/>
+                <w:szCs w:val="22"/>
+              </w:rPr>
+              <w:t xml:space="preserve">( )</w:t>
+            </w:r>
+            <w:r>
+              <w:rPr>
+                <w:rFonts w:ascii="Arial" w:hAnsi="Arial" w:cs="Arial" w:eastAsia="Arial"/>
+                <w:rtl w:val="0"/>
+                <w:sz w:val="22"/>
+                <w:szCs w:val="22"/>
+              </w:rPr>
+            </w:r>
+          </w:p>
+        </w:tc>
+        <w:tc>
+          <w:tcPr>
+            <w:tcBorders>
+              <w:top w:color="000000" w:space="0" w:sz="4" w:val="single"/>
+              <w:bottom w:color="000000" w:space="0" w:sz="4" w:val="single"/>
+            </w:tcBorders>
+          </w:tcPr>
+          <w:p>
+            <w:pPr>
+              <w:tabs>
+                <w:tab w:val="left" w:leader="none" w:pos="987"/>
+                <w:tab w:val="left" w:leader="none" w:pos="4032"/>
+                <w:tab w:val="left" w:leader="none" w:pos="7200"/>
+                <w:tab w:val="right" w:leader="none" w:pos="10800"/>
+              </w:tabs>
+              <w:spacing w:after="0" w:before="0" w:line="240" w:lineRule="auto"/>
+              <w:ind w:left="442" w:firstLine="0"/>
+              <w:jc w:val="both"/>
+              <w:rPr>
+                <w:rFonts w:ascii="Arial" w:hAnsi="Arial" w:cs="Arial" w:eastAsia="Arial"/>
+                <w:sz w:val="22"/>
+                <w:szCs w:val="22"/>
+              </w:rPr>
+            </w:pPr>
+            <w:r>
+              <w:rPr>
+                <w:rFonts w:ascii="Arial" w:hAnsi="Arial" w:cs="Arial" w:eastAsia="Arial"/>
+                <w:b w:val="1"/>
+                <w:bCs w:val="1"/>
+                <w:color w:val="783f04"/>
+                <w:rtl w:val="0"/>
+                <w:sz w:val="22"/>
+                <w:szCs w:val="22"/>
+              </w:rPr>
+              <w:t xml:space="preserve">( )</w:t>
+            </w:r>
+            <w:r>
+              <w:rPr>
+                <w:rFonts w:ascii="Arial" w:hAnsi="Arial" w:cs="Arial" w:eastAsia="Arial"/>
+                <w:rtl w:val="0"/>
+                <w:sz w:val="22"/>
+                <w:szCs w:val="22"/>
+              </w:rPr>
+            </w:r>
+          </w:p>
+        </w:tc>
+      </w:tr>
+      <w:tr>
+        <w:trPr>
+          <w:cantSplit w:val="0"/>
+          <w:trHeight w:val="300" w:hRule="atLeast"/>
+          <w:tblHeader w:val="0"/>
+        </w:trPr>
+        <w:tc>
+          <w:tcPr>
+            <w:tcBorders>
+              <w:top w:color="000000" w:space="0" w:sz="4" w:val="single"/>
+              <w:bottom w:color="000000" w:space="0" w:sz="4" w:val="single"/>
+            </w:tcBorders>
+          </w:tcPr>
+          <w:p>
+            <w:pPr>
+              <w:tabs>
+                <w:tab w:val="left" w:leader="none" w:pos="7200"/>
+                <w:tab w:val="right" w:leader="none" w:pos="10800"/>
+              </w:tabs>
+              <w:spacing w:after="0" w:before="0" w:line="240" w:lineRule="auto"/>
+              <w:ind w:left="332" w:firstLine="0"/>
+              <w:jc w:val="both"/>
+              <w:rPr>
+                <w:rFonts w:ascii="Arial" w:hAnsi="Arial" w:cs="Arial" w:eastAsia="Arial"/>
+                <w:sz w:val="22"/>
+                <w:szCs w:val="22"/>
+              </w:rPr>
+            </w:pPr>
+            <w:r>
+              <w:rPr>
+                <w:rFonts w:ascii="Arial" w:hAnsi="Arial" w:cs="Arial" w:eastAsia="Arial"/>
+                <w:rtl w:val="0"/>
+                <w:sz w:val="22"/>
+                <w:szCs w:val="22"/>
+              </w:rPr>
+              <w:t xml:space="preserve">95860</w:t>
+            </w:r>
+          </w:p>
+        </w:tc>
+        <w:tc>
+          <w:tcPr>
+            <w:tcBorders>
+              <w:top w:color="000000" w:space="0" w:sz="4" w:val="single"/>
+              <w:bottom w:color="000000" w:space="0" w:sz="4" w:val="single"/>
+            </w:tcBorders>
+          </w:tcPr>
+          <w:p>
+            <w:pPr>
+              <w:tabs>
+                <w:tab w:val="left" w:leader="none" w:pos="7200"/>
+                <w:tab w:val="right" w:leader="none" w:pos="10800"/>
+              </w:tabs>
+              <w:spacing w:after="0" w:before="0" w:line="240" w:lineRule="auto"/>
+              <w:ind w:left="447" w:firstLine="0"/>
+              <w:jc w:val="both"/>
+              <w:rPr>
+                <w:rFonts w:ascii="Arial" w:hAnsi="Arial" w:cs="Arial" w:eastAsia="Arial"/>
+                <w:sz w:val="22"/>
+                <w:szCs w:val="22"/>
+              </w:rPr>
+            </w:pPr>
+            <w:r>
+              <w:rPr>
+                <w:rFonts w:ascii="Arial" w:hAnsi="Arial" w:cs="Arial" w:eastAsia="Arial"/>
+                <w:b w:val="1"/>
+                <w:bCs w:val="1"/>
+                <w:color w:val="783f04"/>
+                <w:rtl w:val="0"/>
+                <w:sz w:val="22"/>
+                <w:szCs w:val="22"/>
+              </w:rPr>
+              <w:t xml:space="preserve">( )</w:t>
+            </w:r>
+            <w:r>
+              <w:rPr>
+                <w:rFonts w:ascii="Arial" w:hAnsi="Arial" w:cs="Arial" w:eastAsia="Arial"/>
+                <w:rtl w:val="0"/>
+                <w:sz w:val="22"/>
+                <w:szCs w:val="22"/>
+              </w:rPr>
+            </w:r>
+          </w:p>
+        </w:tc>
+        <w:tc>
+          <w:tcPr>
+            <w:tcBorders>
+              <w:top w:color="000000" w:space="0" w:sz="4" w:val="single"/>
+              <w:bottom w:color="000000" w:space="0" w:sz="4" w:val="single"/>
+            </w:tcBorders>
+          </w:tcPr>
+          <w:p>
+            <w:pPr>
+              <w:tabs>
+                <w:tab w:val="left" w:leader="none" w:pos="7200"/>
+                <w:tab w:val="right" w:leader="none" w:pos="10800"/>
+              </w:tabs>
+              <w:spacing w:after="0" w:before="0" w:line="240" w:lineRule="auto"/>
+              <w:ind w:left="447" w:firstLine="0"/>
+              <w:jc w:val="both"/>
+              <w:rPr>
+                <w:rFonts w:ascii="Arial" w:hAnsi="Arial" w:cs="Arial" w:eastAsia="Arial"/>
+                <w:sz w:val="22"/>
+                <w:szCs w:val="22"/>
+              </w:rPr>
+            </w:pPr>
+            <w:r>
+              <w:rPr>
+                <w:rFonts w:ascii="Arial" w:hAnsi="Arial" w:cs="Arial" w:eastAsia="Arial"/>
+                <w:b w:val="1"/>
+                <w:bCs w:val="1"/>
+                <w:color w:val="783f04"/>
+                <w:rtl w:val="0"/>
+                <w:sz w:val="22"/>
+                <w:szCs w:val="22"/>
+              </w:rPr>
+              <w:t xml:space="preserve">( )</w:t>
+            </w:r>
+            <w:r>
+              <w:rPr>
+                <w:rFonts w:ascii="Arial" w:hAnsi="Arial" w:cs="Arial" w:eastAsia="Arial"/>
+                <w:rtl w:val="0"/>
+                <w:sz w:val="22"/>
+                <w:szCs w:val="22"/>
+              </w:rPr>
+            </w:r>
+          </w:p>
+        </w:tc>
+        <w:tc>
+          <w:tcPr>
+            <w:tcBorders>
+              <w:top w:color="000000" w:space="0" w:sz="4" w:val="single"/>
+              <w:bottom w:color="000000" w:space="0" w:sz="4" w:val="single"/>
+            </w:tcBorders>
+          </w:tcPr>
+          <w:p>
+            <w:pPr>
+              <w:tabs>
+                <w:tab w:val="left" w:leader="none" w:pos="987"/>
+                <w:tab w:val="left" w:leader="none" w:pos="4032"/>
+                <w:tab w:val="left" w:leader="none" w:pos="7200"/>
+                <w:tab w:val="right" w:leader="none" w:pos="10800"/>
+              </w:tabs>
+              <w:spacing w:after="0" w:before="0" w:line="240" w:lineRule="auto"/>
+              <w:ind w:left="442" w:firstLine="0"/>
+              <w:jc w:val="both"/>
+              <w:rPr>
+                <w:rFonts w:ascii="Arial" w:hAnsi="Arial" w:cs="Arial" w:eastAsia="Arial"/>
+                <w:sz w:val="22"/>
+                <w:szCs w:val="22"/>
+              </w:rPr>
+            </w:pPr>
+            <w:r>
+              <w:rPr>
+                <w:rFonts w:ascii="Arial" w:hAnsi="Arial" w:cs="Arial" w:eastAsia="Arial"/>
+                <w:b w:val="1"/>
+                <w:bCs w:val="1"/>
+                <w:color w:val="783f04"/>
+                <w:rtl w:val="0"/>
+                <w:sz w:val="22"/>
+                <w:szCs w:val="22"/>
+              </w:rPr>
+              <w:t xml:space="preserve">( )</w:t>
+            </w:r>
+            <w:r>
+              <w:rPr>
+                <w:rFonts w:ascii="Arial" w:hAnsi="Arial" w:cs="Arial" w:eastAsia="Arial"/>
+                <w:rtl w:val="0"/>
+                <w:sz w:val="22"/>
+                <w:szCs w:val="22"/>
+              </w:rPr>
+            </w:r>
+          </w:p>
+        </w:tc>
+      </w:tr>
+      <w:tr>
+        <w:trPr>
+          <w:cantSplit w:val="0"/>
+          <w:trHeight w:val="300" w:hRule="atLeast"/>
+          <w:tblHeader w:val="0"/>
+        </w:trPr>
+        <w:tc>
+          <w:tcPr>
+            <w:tcBorders>
+              <w:top w:color="000000" w:space="0" w:sz="4" w:val="single"/>
+              <w:bottom w:color="000000" w:space="0" w:sz="4" w:val="single"/>
+            </w:tcBorders>
+          </w:tcPr>
+          <w:p>
+            <w:pPr>
+              <w:tabs>
+                <w:tab w:val="left" w:leader="none" w:pos="7200"/>
+                <w:tab w:val="right" w:leader="none" w:pos="10800"/>
+              </w:tabs>
+              <w:spacing w:after="0" w:before="0" w:line="240" w:lineRule="auto"/>
+              <w:ind w:left="332" w:firstLine="0"/>
+              <w:jc w:val="both"/>
+              <w:rPr>
+                <w:rFonts w:ascii="Arial" w:hAnsi="Arial" w:cs="Arial" w:eastAsia="Arial"/>
+                <w:sz w:val="22"/>
+                <w:szCs w:val="22"/>
+              </w:rPr>
+            </w:pPr>
+            <w:r>
+              <w:rPr>
+                <w:rFonts w:ascii="Arial" w:hAnsi="Arial" w:cs="Arial" w:eastAsia="Arial"/>
+                <w:rtl w:val="0"/>
+                <w:sz w:val="22"/>
+                <w:szCs w:val="22"/>
+              </w:rPr>
+              <w:t xml:space="preserve">95861</w:t>
+            </w:r>
+          </w:p>
+        </w:tc>
+        <w:tc>
+          <w:tcPr>
+            <w:tcBorders>
+              <w:top w:color="000000" w:space="0" w:sz="4" w:val="single"/>
+              <w:bottom w:color="000000" w:space="0" w:sz="4" w:val="single"/>
+            </w:tcBorders>
+          </w:tcPr>
+          <w:p>
+            <w:pPr>
+              <w:tabs>
+                <w:tab w:val="left" w:leader="none" w:pos="7200"/>
+                <w:tab w:val="right" w:leader="none" w:pos="10800"/>
+              </w:tabs>
+              <w:spacing w:after="0" w:before="0" w:line="240" w:lineRule="auto"/>
+              <w:ind w:left="447" w:firstLine="0"/>
+              <w:jc w:val="both"/>
+              <w:rPr>
+                <w:rFonts w:ascii="Arial" w:hAnsi="Arial" w:cs="Arial" w:eastAsia="Arial"/>
+                <w:sz w:val="22"/>
+                <w:szCs w:val="22"/>
+              </w:rPr>
+            </w:pPr>
+            <w:r>
+              <w:rPr>
+                <w:rFonts w:ascii="Arial" w:hAnsi="Arial" w:cs="Arial" w:eastAsia="Arial"/>
+                <w:b w:val="1"/>
+                <w:bCs w:val="1"/>
+                <w:color w:val="783f04"/>
+                <w:rtl w:val="0"/>
+                <w:sz w:val="22"/>
+                <w:szCs w:val="22"/>
+              </w:rPr>
+              <w:t xml:space="preserve">( )</w:t>
+            </w:r>
+            <w:r>
+              <w:rPr>
+                <w:rFonts w:ascii="Arial" w:hAnsi="Arial" w:cs="Arial" w:eastAsia="Arial"/>
+                <w:rtl w:val="0"/>
+                <w:sz w:val="22"/>
+                <w:szCs w:val="22"/>
+              </w:rPr>
+            </w:r>
+          </w:p>
+        </w:tc>
+        <w:tc>
+          <w:tcPr>
+            <w:tcBorders>
+              <w:top w:color="000000" w:space="0" w:sz="4" w:val="single"/>
+              <w:bottom w:color="000000" w:space="0" w:sz="4" w:val="single"/>
+            </w:tcBorders>
+          </w:tcPr>
+          <w:p>
+            <w:pPr>
+              <w:tabs>
+                <w:tab w:val="left" w:leader="none" w:pos="7200"/>
+                <w:tab w:val="right" w:leader="none" w:pos="10800"/>
+              </w:tabs>
+              <w:spacing w:after="0" w:before="0" w:line="240" w:lineRule="auto"/>
+              <w:ind w:left="447" w:firstLine="0"/>
+              <w:jc w:val="both"/>
+              <w:rPr>
+                <w:rFonts w:ascii="Arial" w:hAnsi="Arial" w:cs="Arial" w:eastAsia="Arial"/>
+                <w:sz w:val="22"/>
+                <w:szCs w:val="22"/>
+              </w:rPr>
+            </w:pPr>
+            <w:r>
+              <w:rPr>
+                <w:rFonts w:ascii="Arial" w:hAnsi="Arial" w:cs="Arial" w:eastAsia="Arial"/>
+                <w:b w:val="1"/>
+                <w:bCs w:val="1"/>
+                <w:color w:val="783f04"/>
+                <w:rtl w:val="0"/>
+                <w:sz w:val="22"/>
+                <w:szCs w:val="22"/>
+              </w:rPr>
+              <w:t xml:space="preserve">( )</w:t>
+            </w:r>
+            <w:r>
+              <w:rPr>
+                <w:rFonts w:ascii="Arial" w:hAnsi="Arial" w:cs="Arial" w:eastAsia="Arial"/>
+                <w:rtl w:val="0"/>
+                <w:sz w:val="22"/>
+                <w:szCs w:val="22"/>
+              </w:rPr>
+            </w:r>
+          </w:p>
+        </w:tc>
+        <w:tc>
+          <w:tcPr>
+            <w:tcBorders>
+              <w:top w:color="000000" w:space="0" w:sz="4" w:val="single"/>
+              <w:bottom w:color="000000" w:space="0" w:sz="4" w:val="single"/>
+            </w:tcBorders>
+          </w:tcPr>
+          <w:p>
+            <w:pPr>
+              <w:tabs>
+                <w:tab w:val="left" w:leader="none" w:pos="987"/>
+                <w:tab w:val="left" w:leader="none" w:pos="4032"/>
+                <w:tab w:val="left" w:leader="none" w:pos="7200"/>
+                <w:tab w:val="right" w:leader="none" w:pos="10800"/>
+              </w:tabs>
+              <w:spacing w:after="0" w:before="0" w:line="240" w:lineRule="auto"/>
+              <w:ind w:left="442" w:firstLine="0"/>
+              <w:jc w:val="both"/>
+              <w:rPr>
+                <w:rFonts w:ascii="Arial" w:hAnsi="Arial" w:cs="Arial" w:eastAsia="Arial"/>
+                <w:sz w:val="22"/>
+                <w:szCs w:val="22"/>
+              </w:rPr>
+            </w:pPr>
+            <w:r>
+              <w:rPr>
+                <w:rFonts w:ascii="Arial" w:hAnsi="Arial" w:cs="Arial" w:eastAsia="Arial"/>
+                <w:b w:val="1"/>
+                <w:bCs w:val="1"/>
+                <w:color w:val="783f04"/>
+                <w:rtl w:val="0"/>
+                <w:sz w:val="22"/>
+                <w:szCs w:val="22"/>
+              </w:rPr>
+              <w:t xml:space="preserve">( )</w:t>
+            </w:r>
+            <w:r>
+              <w:rPr>
+                <w:rFonts w:ascii="Arial" w:hAnsi="Arial" w:cs="Arial" w:eastAsia="Arial"/>
+                <w:rtl w:val="0"/>
+                <w:sz w:val="22"/>
+                <w:szCs w:val="22"/>
+              </w:rPr>
+            </w:r>
+          </w:p>
+        </w:tc>
+      </w:tr>
+      <w:tr>
+        <w:trPr>
+          <w:cantSplit w:val="0"/>
+          <w:trHeight w:val="300" w:hRule="atLeast"/>
+          <w:tblHeader w:val="0"/>
+        </w:trPr>
+        <w:tc>
+          <w:tcPr>
+            <w:tcBorders>
+              <w:top w:color="000000" w:space="0" w:sz="4" w:val="single"/>
+              <w:bottom w:color="000000" w:space="0" w:sz="4" w:val="single"/>
+            </w:tcBorders>
+          </w:tcPr>
+          <w:p>
+            <w:pPr>
+              <w:tabs>
+                <w:tab w:val="left" w:leader="none" w:pos="7200"/>
+                <w:tab w:val="right" w:leader="none" w:pos="10800"/>
+              </w:tabs>
+              <w:spacing w:after="0" w:before="0" w:line="240" w:lineRule="auto"/>
+              <w:ind w:left="332" w:firstLine="0"/>
+              <w:jc w:val="both"/>
+              <w:rPr>
+                <w:rFonts w:ascii="Arial" w:hAnsi="Arial" w:cs="Arial" w:eastAsia="Arial"/>
+                <w:sz w:val="22"/>
+                <w:szCs w:val="22"/>
+              </w:rPr>
+            </w:pPr>
+            <w:r>
+              <w:rPr>
+                <w:rFonts w:ascii="Arial" w:hAnsi="Arial" w:cs="Arial" w:eastAsia="Arial"/>
+                <w:rtl w:val="0"/>
+                <w:sz w:val="22"/>
+                <w:szCs w:val="22"/>
+              </w:rPr>
+              <w:t xml:space="preserve">95863</w:t>
+            </w:r>
+          </w:p>
+        </w:tc>
+        <w:tc>
+          <w:tcPr>
+            <w:tcBorders>
+              <w:top w:color="000000" w:space="0" w:sz="4" w:val="single"/>
+              <w:bottom w:color="000000" w:space="0" w:sz="4" w:val="single"/>
+            </w:tcBorders>
+          </w:tcPr>
+          <w:p>
+            <w:pPr>
+              <w:tabs>
+                <w:tab w:val="left" w:leader="none" w:pos="7200"/>
+                <w:tab w:val="right" w:leader="none" w:pos="10800"/>
+              </w:tabs>
+              <w:spacing w:after="0" w:before="0" w:line="240" w:lineRule="auto"/>
+              <w:ind w:left="447" w:firstLine="0"/>
+              <w:jc w:val="both"/>
+              <w:rPr>
+                <w:rFonts w:ascii="Arial" w:hAnsi="Arial" w:cs="Arial" w:eastAsia="Arial"/>
+                <w:sz w:val="22"/>
+                <w:szCs w:val="22"/>
+              </w:rPr>
+            </w:pPr>
+            <w:r>
+              <w:rPr>
+                <w:rFonts w:ascii="Arial" w:hAnsi="Arial" w:cs="Arial" w:eastAsia="Arial"/>
+                <w:b w:val="1"/>
+                <w:bCs w:val="1"/>
+                <w:color w:val="783f04"/>
+                <w:rtl w:val="0"/>
+                <w:sz w:val="22"/>
+                <w:szCs w:val="22"/>
+              </w:rPr>
+              <w:t xml:space="preserve">( )</w:t>
+            </w:r>
+            <w:r>
+              <w:rPr>
+                <w:rFonts w:ascii="Arial" w:hAnsi="Arial" w:cs="Arial" w:eastAsia="Arial"/>
+                <w:rtl w:val="0"/>
+                <w:sz w:val="22"/>
+                <w:szCs w:val="22"/>
+              </w:rPr>
+            </w:r>
+          </w:p>
+        </w:tc>
+        <w:tc>
+          <w:tcPr>
+            <w:tcBorders>
+              <w:top w:color="000000" w:space="0" w:sz="4" w:val="single"/>
+              <w:bottom w:color="000000" w:space="0" w:sz="4" w:val="single"/>
+            </w:tcBorders>
+          </w:tcPr>
+          <w:p>
+            <w:pPr>
+              <w:tabs>
+                <w:tab w:val="left" w:leader="none" w:pos="7200"/>
+                <w:tab w:val="right" w:leader="none" w:pos="10800"/>
+              </w:tabs>
+              <w:spacing w:after="0" w:before="0" w:line="240" w:lineRule="auto"/>
+              <w:ind w:left="447" w:firstLine="0"/>
+              <w:jc w:val="both"/>
+              <w:rPr>
+                <w:rFonts w:ascii="Arial" w:hAnsi="Arial" w:cs="Arial" w:eastAsia="Arial"/>
+                <w:sz w:val="22"/>
+                <w:szCs w:val="22"/>
+              </w:rPr>
+            </w:pPr>
+            <w:r>
+              <w:rPr>
+                <w:rFonts w:ascii="Arial" w:hAnsi="Arial" w:cs="Arial" w:eastAsia="Arial"/>
+                <w:b w:val="1"/>
+                <w:bCs w:val="1"/>
+                <w:color w:val="783f04"/>
+                <w:rtl w:val="0"/>
+                <w:sz w:val="22"/>
+                <w:szCs w:val="22"/>
+              </w:rPr>
+              <w:t xml:space="preserve">( )</w:t>
+            </w:r>
+            <w:r>
+              <w:rPr>
+                <w:rFonts w:ascii="Arial" w:hAnsi="Arial" w:cs="Arial" w:eastAsia="Arial"/>
+                <w:rtl w:val="0"/>
+                <w:sz w:val="22"/>
+                <w:szCs w:val="22"/>
+              </w:rPr>
+            </w:r>
+          </w:p>
+        </w:tc>
+        <w:tc>
+          <w:tcPr>
+            <w:tcBorders>
+              <w:top w:color="000000" w:space="0" w:sz="4" w:val="single"/>
+              <w:bottom w:color="000000" w:space="0" w:sz="4" w:val="single"/>
+            </w:tcBorders>
+          </w:tcPr>
+          <w:p>
+            <w:pPr>
+              <w:tabs>
+                <w:tab w:val="left" w:leader="none" w:pos="987"/>
+                <w:tab w:val="left" w:leader="none" w:pos="4032"/>
+                <w:tab w:val="left" w:leader="none" w:pos="7200"/>
+                <w:tab w:val="right" w:leader="none" w:pos="10800"/>
+              </w:tabs>
+              <w:spacing w:after="0" w:before="0" w:line="240" w:lineRule="auto"/>
+              <w:ind w:left="442" w:firstLine="0"/>
+              <w:jc w:val="both"/>
+              <w:rPr>
+                <w:rFonts w:ascii="Arial" w:hAnsi="Arial" w:cs="Arial" w:eastAsia="Arial"/>
+                <w:sz w:val="22"/>
+                <w:szCs w:val="22"/>
+              </w:rPr>
+            </w:pPr>
+            <w:r>
+              <w:rPr>
+                <w:rFonts w:ascii="Arial" w:hAnsi="Arial" w:cs="Arial" w:eastAsia="Arial"/>
+                <w:b w:val="1"/>
+                <w:bCs w:val="1"/>
+                <w:color w:val="783f04"/>
+                <w:rtl w:val="0"/>
+                <w:sz w:val="22"/>
+                <w:szCs w:val="22"/>
+              </w:rPr>
+              <w:t xml:space="preserve">( )</w:t>
+            </w:r>
+            <w:r>
+              <w:rPr>
+                <w:rFonts w:ascii="Arial" w:hAnsi="Arial" w:cs="Arial" w:eastAsia="Arial"/>
+                <w:rtl w:val="0"/>
+                <w:sz w:val="22"/>
+                <w:szCs w:val="22"/>
+              </w:rPr>
+            </w:r>
+          </w:p>
+        </w:tc>
+      </w:tr>
+      <w:tr>
+        <w:trPr>
+          <w:cantSplit w:val="0"/>
+          <w:trHeight w:val="300" w:hRule="atLeast"/>
+          <w:tblHeader w:val="0"/>
+        </w:trPr>
+        <w:tc>
+          <w:tcPr>
+            <w:tcBorders>
+              <w:top w:color="000000" w:space="0" w:sz="4" w:val="single"/>
+              <w:bottom w:color="000000" w:space="0" w:sz="4" w:val="single"/>
+            </w:tcBorders>
+          </w:tcPr>
+          <w:p>
+            <w:pPr>
+              <w:tabs>
+                <w:tab w:val="left" w:leader="none" w:pos="7200"/>
+                <w:tab w:val="right" w:leader="none" w:pos="10800"/>
+              </w:tabs>
+              <w:spacing w:after="0" w:before="0" w:line="240" w:lineRule="auto"/>
+              <w:ind w:left="332" w:firstLine="0"/>
+              <w:jc w:val="both"/>
+              <w:rPr>
+                <w:rFonts w:ascii="Arial" w:hAnsi="Arial" w:cs="Arial" w:eastAsia="Arial"/>
+                <w:sz w:val="22"/>
+                <w:szCs w:val="22"/>
+              </w:rPr>
+            </w:pPr>
+            <w:r>
+              <w:rPr>
+                <w:rFonts w:ascii="Arial" w:hAnsi="Arial" w:cs="Arial" w:eastAsia="Arial"/>
+                <w:rtl w:val="0"/>
+                <w:sz w:val="22"/>
+                <w:szCs w:val="22"/>
+              </w:rPr>
+              <w:t xml:space="preserve">95900</w:t>
+            </w:r>
+          </w:p>
+        </w:tc>
+        <w:tc>
+          <w:tcPr>
+            <w:tcBorders>
+              <w:top w:color="000000" w:space="0" w:sz="4" w:val="single"/>
+              <w:bottom w:color="000000" w:space="0" w:sz="4" w:val="single"/>
+            </w:tcBorders>
+          </w:tcPr>
+          <w:p>
+            <w:pPr>
+              <w:tabs>
+                <w:tab w:val="left" w:leader="none" w:pos="7200"/>
+                <w:tab w:val="right" w:leader="none" w:pos="10800"/>
+              </w:tabs>
+              <w:spacing w:after="0" w:before="0" w:line="240" w:lineRule="auto"/>
+              <w:ind w:left="447" w:firstLine="0"/>
+              <w:jc w:val="both"/>
+              <w:rPr>
+                <w:rFonts w:ascii="Arial" w:hAnsi="Arial" w:cs="Arial" w:eastAsia="Arial"/>
+                <w:sz w:val="22"/>
+                <w:szCs w:val="22"/>
+              </w:rPr>
+            </w:pPr>
+            <w:r>
+              <w:rPr>
+                <w:rFonts w:ascii="Arial" w:hAnsi="Arial" w:cs="Arial" w:eastAsia="Arial"/>
+                <w:b w:val="1"/>
+                <w:bCs w:val="1"/>
+                <w:color w:val="783f04"/>
+                <w:rtl w:val="0"/>
+                <w:sz w:val="22"/>
+                <w:szCs w:val="22"/>
+              </w:rPr>
+              <w:t xml:space="preserve">( )</w:t>
+            </w:r>
+            <w:r>
+              <w:rPr>
+                <w:rFonts w:ascii="Arial" w:hAnsi="Arial" w:cs="Arial" w:eastAsia="Arial"/>
+                <w:rtl w:val="0"/>
+                <w:sz w:val="22"/>
+                <w:szCs w:val="22"/>
+              </w:rPr>
+            </w:r>
+          </w:p>
+        </w:tc>
+        <w:tc>
+          <w:tcPr>
+            <w:tcBorders>
+              <w:top w:color="000000" w:space="0" w:sz="4" w:val="single"/>
+              <w:bottom w:color="000000" w:space="0" w:sz="4" w:val="single"/>
+            </w:tcBorders>
+          </w:tcPr>
+          <w:p>
+            <w:pPr>
+              <w:tabs>
+                <w:tab w:val="left" w:leader="none" w:pos="7200"/>
+                <w:tab w:val="right" w:leader="none" w:pos="10800"/>
+              </w:tabs>
+              <w:spacing w:after="0" w:before="0" w:line="240" w:lineRule="auto"/>
+              <w:ind w:left="447" w:firstLine="0"/>
+              <w:jc w:val="both"/>
+              <w:rPr>
+                <w:rFonts w:ascii="Arial" w:hAnsi="Arial" w:cs="Arial" w:eastAsia="Arial"/>
+                <w:sz w:val="22"/>
+                <w:szCs w:val="22"/>
+              </w:rPr>
+            </w:pPr>
+            <w:r>
+              <w:rPr>
+                <w:rFonts w:ascii="Arial" w:hAnsi="Arial" w:cs="Arial" w:eastAsia="Arial"/>
+                <w:b w:val="1"/>
+                <w:bCs w:val="1"/>
+                <w:color w:val="783f04"/>
+                <w:rtl w:val="0"/>
+                <w:sz w:val="22"/>
+                <w:szCs w:val="22"/>
+              </w:rPr>
+              <w:t xml:space="preserve">( )</w:t>
+            </w:r>
+            <w:r>
+              <w:rPr>
+                <w:rFonts w:ascii="Arial" w:hAnsi="Arial" w:cs="Arial" w:eastAsia="Arial"/>
+                <w:rtl w:val="0"/>
+                <w:sz w:val="22"/>
+                <w:szCs w:val="22"/>
+              </w:rPr>
+            </w:r>
+          </w:p>
+        </w:tc>
+        <w:tc>
+          <w:tcPr>
+            <w:tcBorders>
+              <w:top w:color="000000" w:space="0" w:sz="4" w:val="single"/>
+              <w:bottom w:color="000000" w:space="0" w:sz="4" w:val="single"/>
+            </w:tcBorders>
+          </w:tcPr>
+          <w:p>
+            <w:pPr>
+              <w:tabs>
+                <w:tab w:val="left" w:leader="none" w:pos="987"/>
+                <w:tab w:val="left" w:leader="none" w:pos="4032"/>
+                <w:tab w:val="left" w:leader="none" w:pos="7200"/>
+                <w:tab w:val="right" w:leader="none" w:pos="10800"/>
+              </w:tabs>
+              <w:spacing w:after="0" w:before="0" w:line="240" w:lineRule="auto"/>
+              <w:ind w:left="442" w:firstLine="0"/>
+              <w:jc w:val="both"/>
+              <w:rPr>
+                <w:rFonts w:ascii="Arial" w:hAnsi="Arial" w:cs="Arial" w:eastAsia="Arial"/>
+                <w:sz w:val="22"/>
+                <w:szCs w:val="22"/>
+              </w:rPr>
+            </w:pPr>
+            <w:r>
+              <w:rPr>
+                <w:rFonts w:ascii="Arial" w:hAnsi="Arial" w:cs="Arial" w:eastAsia="Arial"/>
+                <w:b w:val="1"/>
+                <w:bCs w:val="1"/>
+                <w:color w:val="783f04"/>
+                <w:rtl w:val="0"/>
+                <w:sz w:val="22"/>
+                <w:szCs w:val="22"/>
+              </w:rPr>
+              <w:t xml:space="preserve">( )</w:t>
+            </w:r>
+            <w:r>
+              <w:rPr>
+                <w:rFonts w:ascii="Arial" w:hAnsi="Arial" w:cs="Arial" w:eastAsia="Arial"/>
+                <w:rtl w:val="0"/>
+                <w:sz w:val="22"/>
+                <w:szCs w:val="22"/>
+              </w:rPr>
+            </w:r>
+          </w:p>
+        </w:tc>
+      </w:tr>
+      <w:tr>
+        <w:trPr>
+          <w:cantSplit w:val="0"/>
+          <w:trHeight w:val="300" w:hRule="atLeast"/>
+          <w:tblHeader w:val="0"/>
+        </w:trPr>
+        <w:tc>
+          <w:tcPr>
+            <w:tcBorders>
+              <w:top w:color="000000" w:space="0" w:sz="4" w:val="single"/>
+              <w:bottom w:color="000000" w:space="0" w:sz="4" w:val="single"/>
+            </w:tcBorders>
+          </w:tcPr>
+          <w:p>
+            <w:pPr>
+              <w:tabs>
+                <w:tab w:val="left" w:leader="none" w:pos="7200"/>
+                <w:tab w:val="right" w:leader="none" w:pos="10800"/>
+              </w:tabs>
+              <w:spacing w:after="0" w:before="0" w:line="240" w:lineRule="auto"/>
+              <w:ind w:left="332" w:firstLine="0"/>
+              <w:jc w:val="both"/>
+              <w:rPr>
+                <w:rFonts w:ascii="Arial" w:hAnsi="Arial" w:cs="Arial" w:eastAsia="Arial"/>
+                <w:sz w:val="22"/>
+                <w:szCs w:val="22"/>
+              </w:rPr>
+            </w:pPr>
+            <w:r>
+              <w:rPr>
+                <w:rFonts w:ascii="Arial" w:hAnsi="Arial" w:cs="Arial" w:eastAsia="Arial"/>
+                <w:rtl w:val="0"/>
+                <w:sz w:val="22"/>
+                <w:szCs w:val="22"/>
+              </w:rPr>
+              <w:t xml:space="preserve">95903</w:t>
+            </w:r>
+          </w:p>
+        </w:tc>
+        <w:tc>
+          <w:tcPr>
+            <w:tcBorders>
+              <w:top w:color="000000" w:space="0" w:sz="4" w:val="single"/>
+              <w:bottom w:color="000000" w:space="0" w:sz="4" w:val="single"/>
+            </w:tcBorders>
+          </w:tcPr>
+          <w:p>
+            <w:pPr>
+              <w:tabs>
+                <w:tab w:val="left" w:leader="none" w:pos="7200"/>
+                <w:tab w:val="right" w:leader="none" w:pos="10800"/>
+              </w:tabs>
+              <w:spacing w:after="0" w:before="0" w:line="240" w:lineRule="auto"/>
+              <w:ind w:left="447" w:firstLine="0"/>
+              <w:jc w:val="both"/>
+              <w:rPr>
+                <w:rFonts w:ascii="Arial" w:hAnsi="Arial" w:cs="Arial" w:eastAsia="Arial"/>
+                <w:sz w:val="22"/>
+                <w:szCs w:val="22"/>
+              </w:rPr>
+            </w:pPr>
+            <w:r>
+              <w:rPr>
+                <w:rFonts w:ascii="Arial" w:hAnsi="Arial" w:cs="Arial" w:eastAsia="Arial"/>
+                <w:b w:val="1"/>
+                <w:bCs w:val="1"/>
+                <w:color w:val="783f04"/>
+                <w:rtl w:val="0"/>
+                <w:sz w:val="22"/>
+                <w:szCs w:val="22"/>
+              </w:rPr>
+              <w:t xml:space="preserve">( )</w:t>
+            </w:r>
+            <w:r>
+              <w:rPr>
+                <w:rFonts w:ascii="Arial" w:hAnsi="Arial" w:cs="Arial" w:eastAsia="Arial"/>
+                <w:rtl w:val="0"/>
+                <w:sz w:val="22"/>
+                <w:szCs w:val="22"/>
+              </w:rPr>
+            </w:r>
+          </w:p>
+        </w:tc>
+        <w:tc>
+          <w:tcPr>
+            <w:tcBorders>
+              <w:top w:color="000000" w:space="0" w:sz="4" w:val="single"/>
+              <w:bottom w:color="000000" w:space="0" w:sz="4" w:val="single"/>
+            </w:tcBorders>
+          </w:tcPr>
+          <w:p>
+            <w:pPr>
+              <w:tabs>
+                <w:tab w:val="left" w:leader="none" w:pos="7200"/>
+                <w:tab w:val="right" w:leader="none" w:pos="10800"/>
+              </w:tabs>
+              <w:spacing w:after="0" w:before="0" w:line="240" w:lineRule="auto"/>
+              <w:ind w:left="447" w:firstLine="0"/>
+              <w:jc w:val="both"/>
+              <w:rPr>
+                <w:rFonts w:ascii="Arial" w:hAnsi="Arial" w:cs="Arial" w:eastAsia="Arial"/>
+                <w:sz w:val="22"/>
+                <w:szCs w:val="22"/>
+              </w:rPr>
+            </w:pPr>
+            <w:r>
+              <w:rPr>
+                <w:rFonts w:ascii="Arial" w:hAnsi="Arial" w:cs="Arial" w:eastAsia="Arial"/>
+                <w:b w:val="1"/>
+                <w:bCs w:val="1"/>
+                <w:color w:val="783f04"/>
+                <w:rtl w:val="0"/>
+                <w:sz w:val="22"/>
+                <w:szCs w:val="22"/>
+              </w:rPr>
+              <w:t xml:space="preserve">( )</w:t>
+            </w:r>
+            <w:r>
+              <w:rPr>
+                <w:rFonts w:ascii="Arial" w:hAnsi="Arial" w:cs="Arial" w:eastAsia="Arial"/>
+                <w:rtl w:val="0"/>
+                <w:sz w:val="22"/>
+                <w:szCs w:val="22"/>
+              </w:rPr>
+            </w:r>
+          </w:p>
+        </w:tc>
+        <w:tc>
+          <w:tcPr>
+            <w:tcBorders>
+              <w:top w:color="000000" w:space="0" w:sz="4" w:val="single"/>
+              <w:bottom w:color="000000" w:space="0" w:sz="4" w:val="single"/>
+            </w:tcBorders>
+          </w:tcPr>
+          <w:p>
+            <w:pPr>
+              <w:tabs>
+                <w:tab w:val="left" w:leader="none" w:pos="987"/>
+                <w:tab w:val="left" w:leader="none" w:pos="4032"/>
+                <w:tab w:val="left" w:leader="none" w:pos="7200"/>
+                <w:tab w:val="right" w:leader="none" w:pos="10800"/>
+              </w:tabs>
+              <w:spacing w:after="0" w:before="0" w:line="240" w:lineRule="auto"/>
+              <w:ind w:left="442" w:firstLine="0"/>
+              <w:jc w:val="both"/>
+              <w:rPr>
+                <w:rFonts w:ascii="Arial" w:hAnsi="Arial" w:cs="Arial" w:eastAsia="Arial"/>
+                <w:sz w:val="22"/>
+                <w:szCs w:val="22"/>
+              </w:rPr>
+            </w:pPr>
+            <w:r>
+              <w:rPr>
+                <w:rFonts w:ascii="Arial" w:hAnsi="Arial" w:cs="Arial" w:eastAsia="Arial"/>
+                <w:b w:val="1"/>
+                <w:bCs w:val="1"/>
+                <w:color w:val="783f04"/>
+                <w:rtl w:val="0"/>
+                <w:sz w:val="22"/>
+                <w:szCs w:val="22"/>
+              </w:rPr>
+              <w:t xml:space="preserve">( )</w:t>
+            </w:r>
+            <w:r>
+              <w:rPr>
+                <w:rFonts w:ascii="Arial" w:hAnsi="Arial" w:cs="Arial" w:eastAsia="Arial"/>
+                <w:rtl w:val="0"/>
+                <w:sz w:val="22"/>
+                <w:szCs w:val="22"/>
+              </w:rPr>
+            </w:r>
+          </w:p>
+        </w:tc>
+      </w:tr>
+      <w:tr>
+        <w:trPr>
+          <w:cantSplit w:val="0"/>
+          <w:trHeight w:val="300" w:hRule="atLeast"/>
+          <w:tblHeader w:val="0"/>
+        </w:trPr>
+        <w:tc>
+          <w:tcPr>
+            <w:tcBorders>
+              <w:top w:color="000000" w:space="0" w:sz="4" w:val="single"/>
+              <w:bottom w:color="000000" w:space="0" w:sz="4" w:val="single"/>
+            </w:tcBorders>
+          </w:tcPr>
+          <w:p>
+            <w:pPr>
+              <w:tabs>
+                <w:tab w:val="left" w:leader="none" w:pos="7200"/>
+                <w:tab w:val="right" w:leader="none" w:pos="10800"/>
+              </w:tabs>
+              <w:spacing w:after="0" w:before="0" w:line="240" w:lineRule="auto"/>
+              <w:ind w:left="332" w:firstLine="0"/>
+              <w:jc w:val="both"/>
+              <w:rPr>
+                <w:rFonts w:ascii="Arial" w:hAnsi="Arial" w:cs="Arial" w:eastAsia="Arial"/>
+                <w:sz w:val="22"/>
+                <w:szCs w:val="22"/>
+              </w:rPr>
+            </w:pPr>
+            <w:r>
+              <w:rPr>
+                <w:rFonts w:ascii="Arial" w:hAnsi="Arial" w:cs="Arial" w:eastAsia="Arial"/>
+                <w:rtl w:val="0"/>
+                <w:sz w:val="22"/>
+                <w:szCs w:val="22"/>
+              </w:rPr>
+              <w:t xml:space="preserve">95904</w:t>
+            </w:r>
+          </w:p>
+        </w:tc>
+        <w:tc>
+          <w:tcPr>
+            <w:tcBorders>
+              <w:top w:color="000000" w:space="0" w:sz="4" w:val="single"/>
+              <w:bottom w:color="000000" w:space="0" w:sz="4" w:val="single"/>
+            </w:tcBorders>
+          </w:tcPr>
+          <w:p>
+            <w:pPr>
+              <w:tabs>
+                <w:tab w:val="left" w:leader="none" w:pos="7200"/>
+                <w:tab w:val="right" w:leader="none" w:pos="10800"/>
+              </w:tabs>
+              <w:spacing w:after="0" w:before="0" w:line="240" w:lineRule="auto"/>
+              <w:ind w:left="447" w:firstLine="0"/>
+              <w:jc w:val="both"/>
+              <w:rPr>
+                <w:rFonts w:ascii="Arial" w:hAnsi="Arial" w:cs="Arial" w:eastAsia="Arial"/>
+                <w:sz w:val="22"/>
+                <w:szCs w:val="22"/>
+              </w:rPr>
+            </w:pPr>
+            <w:r>
+              <w:rPr>
+                <w:rFonts w:ascii="Arial" w:hAnsi="Arial" w:cs="Arial" w:eastAsia="Arial"/>
+                <w:b w:val="1"/>
+                <w:bCs w:val="1"/>
+                <w:color w:val="783f04"/>
+                <w:rtl w:val="0"/>
+                <w:sz w:val="22"/>
+                <w:szCs w:val="22"/>
+              </w:rPr>
+              <w:t xml:space="preserve">( )</w:t>
+            </w:r>
+            <w:r>
+              <w:rPr>
+                <w:rFonts w:ascii="Arial" w:hAnsi="Arial" w:cs="Arial" w:eastAsia="Arial"/>
+                <w:rtl w:val="0"/>
+                <w:sz w:val="22"/>
+                <w:szCs w:val="22"/>
+              </w:rPr>
+            </w:r>
+          </w:p>
+        </w:tc>
+        <w:tc>
+          <w:tcPr>
+            <w:tcBorders>
+              <w:top w:color="000000" w:space="0" w:sz="4" w:val="single"/>
+              <w:bottom w:color="000000" w:space="0" w:sz="4" w:val="single"/>
+            </w:tcBorders>
+          </w:tcPr>
+          <w:p>
+            <w:pPr>
+              <w:tabs>
+                <w:tab w:val="left" w:leader="none" w:pos="7200"/>
+                <w:tab w:val="right" w:leader="none" w:pos="10800"/>
+              </w:tabs>
+              <w:spacing w:after="0" w:before="0" w:line="240" w:lineRule="auto"/>
+              <w:ind w:left="447" w:firstLine="0"/>
+              <w:jc w:val="both"/>
+              <w:rPr>
+                <w:rFonts w:ascii="Arial" w:hAnsi="Arial" w:cs="Arial" w:eastAsia="Arial"/>
+                <w:sz w:val="22"/>
+                <w:szCs w:val="22"/>
+              </w:rPr>
+            </w:pPr>
+            <w:r>
+              <w:rPr>
+                <w:rFonts w:ascii="Arial" w:hAnsi="Arial" w:cs="Arial" w:eastAsia="Arial"/>
+                <w:b w:val="1"/>
+                <w:bCs w:val="1"/>
+                <w:color w:val="783f04"/>
+                <w:rtl w:val="0"/>
+                <w:sz w:val="22"/>
+                <w:szCs w:val="22"/>
+              </w:rPr>
+              <w:t xml:space="preserve">( )</w:t>
+            </w:r>
+            <w:r>
+              <w:rPr>
+                <w:rFonts w:ascii="Arial" w:hAnsi="Arial" w:cs="Arial" w:eastAsia="Arial"/>
+                <w:rtl w:val="0"/>
+                <w:sz w:val="22"/>
+                <w:szCs w:val="22"/>
+              </w:rPr>
+            </w:r>
+          </w:p>
+        </w:tc>
+        <w:tc>
+          <w:tcPr>
+            <w:tcBorders>
+              <w:top w:color="000000" w:space="0" w:sz="4" w:val="single"/>
+              <w:bottom w:color="000000" w:space="0" w:sz="4" w:val="single"/>
+            </w:tcBorders>
+          </w:tcPr>
+          <w:p>
+            <w:pPr>
+              <w:tabs>
+                <w:tab w:val="left" w:leader="none" w:pos="987"/>
+                <w:tab w:val="left" w:leader="none" w:pos="4032"/>
+                <w:tab w:val="left" w:leader="none" w:pos="7200"/>
+                <w:tab w:val="right" w:leader="none" w:pos="10800"/>
+              </w:tabs>
+              <w:spacing w:after="0" w:before="0" w:line="240" w:lineRule="auto"/>
+              <w:ind w:left="442" w:firstLine="0"/>
+              <w:jc w:val="both"/>
+              <w:rPr>
+                <w:rFonts w:ascii="Arial" w:hAnsi="Arial" w:cs="Arial" w:eastAsia="Arial"/>
+                <w:sz w:val="22"/>
+                <w:szCs w:val="22"/>
+              </w:rPr>
+            </w:pPr>
+            <w:r>
+              <w:rPr>
+                <w:rFonts w:ascii="Arial" w:hAnsi="Arial" w:cs="Arial" w:eastAsia="Arial"/>
+                <w:b w:val="1"/>
+                <w:bCs w:val="1"/>
+                <w:color w:val="783f04"/>
+                <w:rtl w:val="0"/>
+                <w:sz w:val="22"/>
+                <w:szCs w:val="22"/>
+              </w:rPr>
+              <w:t xml:space="preserve">( )</w:t>
+            </w:r>
+            <w:r>
+              <w:rPr>
+                <w:rFonts w:ascii="Arial" w:hAnsi="Arial" w:cs="Arial" w:eastAsia="Arial"/>
+                <w:rtl w:val="0"/>
+                <w:sz w:val="22"/>
+                <w:szCs w:val="22"/>
+              </w:rPr>
+            </w:r>
+          </w:p>
+        </w:tc>
+      </w:tr>
+      <w:tr>
+        <w:trPr>
+          <w:cantSplit w:val="0"/>
+          <w:trHeight w:val="300" w:hRule="atLeast"/>
+          <w:tblHeader w:val="0"/>
+        </w:trPr>
+        <w:tc>
+          <w:tcPr>
+            <w:tcBorders>
+              <w:top w:color="000000" w:space="0" w:sz="4" w:val="single"/>
+              <w:bottom w:color="000000" w:space="0" w:sz="4" w:val="single"/>
+            </w:tcBorders>
+          </w:tcPr>
+          <w:p>
+            <w:pPr>
+              <w:tabs>
+                <w:tab w:val="left" w:leader="none" w:pos="7200"/>
+                <w:tab w:val="right" w:leader="none" w:pos="10800"/>
+              </w:tabs>
+              <w:spacing w:after="0" w:before="0" w:line="240" w:lineRule="auto"/>
+              <w:ind w:left="332" w:firstLine="0"/>
+              <w:jc w:val="both"/>
+              <w:rPr>
+                <w:rFonts w:ascii="Arial" w:hAnsi="Arial" w:cs="Arial" w:eastAsia="Arial"/>
+                <w:sz w:val="22"/>
+                <w:szCs w:val="22"/>
+              </w:rPr>
+            </w:pPr>
+            <w:r>
+              <w:rPr>
+                <w:rFonts w:ascii="Arial" w:hAnsi="Arial" w:cs="Arial" w:eastAsia="Arial"/>
+                <w:rtl w:val="0"/>
+                <w:sz w:val="22"/>
+                <w:szCs w:val="22"/>
+              </w:rPr>
+              <w:t xml:space="preserve">95934</w:t>
+            </w:r>
+          </w:p>
+        </w:tc>
+        <w:tc>
+          <w:tcPr>
+            <w:tcBorders>
+              <w:top w:color="000000" w:space="0" w:sz="4" w:val="single"/>
+              <w:bottom w:color="000000" w:space="0" w:sz="4" w:val="single"/>
+            </w:tcBorders>
+          </w:tcPr>
+          <w:p>
+            <w:pPr>
+              <w:tabs>
+                <w:tab w:val="left" w:leader="none" w:pos="7200"/>
+                <w:tab w:val="right" w:leader="none" w:pos="10800"/>
+              </w:tabs>
+              <w:spacing w:after="0" w:before="0" w:line="240" w:lineRule="auto"/>
+              <w:ind w:left="447" w:firstLine="0"/>
+              <w:jc w:val="both"/>
+              <w:rPr>
+                <w:rFonts w:ascii="Arial" w:hAnsi="Arial" w:cs="Arial" w:eastAsia="Arial"/>
+                <w:sz w:val="22"/>
+                <w:szCs w:val="22"/>
+              </w:rPr>
+            </w:pPr>
+            <w:r>
+              <w:rPr>
+                <w:rFonts w:ascii="Arial" w:hAnsi="Arial" w:cs="Arial" w:eastAsia="Arial"/>
+                <w:b w:val="1"/>
+                <w:bCs w:val="1"/>
+                <w:color w:val="783f04"/>
+                <w:rtl w:val="0"/>
+                <w:sz w:val="22"/>
+                <w:szCs w:val="22"/>
+              </w:rPr>
+              <w:t xml:space="preserve">( )</w:t>
+            </w:r>
+            <w:r>
+              <w:rPr>
+                <w:rFonts w:ascii="Arial" w:hAnsi="Arial" w:cs="Arial" w:eastAsia="Arial"/>
+                <w:rtl w:val="0"/>
+                <w:sz w:val="22"/>
+                <w:szCs w:val="22"/>
+              </w:rPr>
+            </w:r>
+          </w:p>
+        </w:tc>
+        <w:tc>
+          <w:tcPr>
+            <w:tcBorders>
+              <w:top w:color="000000" w:space="0" w:sz="4" w:val="single"/>
+              <w:bottom w:color="000000" w:space="0" w:sz="4" w:val="single"/>
+            </w:tcBorders>
+          </w:tcPr>
+          <w:p>
+            <w:pPr>
+              <w:tabs>
+                <w:tab w:val="left" w:leader="none" w:pos="7200"/>
+                <w:tab w:val="right" w:leader="none" w:pos="10800"/>
+              </w:tabs>
+              <w:spacing w:after="0" w:before="0" w:line="240" w:lineRule="auto"/>
+              <w:ind w:left="447" w:firstLine="0"/>
+              <w:jc w:val="both"/>
+              <w:rPr>
+                <w:rFonts w:ascii="Arial" w:hAnsi="Arial" w:cs="Arial" w:eastAsia="Arial"/>
+                <w:sz w:val="22"/>
+                <w:szCs w:val="22"/>
+              </w:rPr>
+            </w:pPr>
+            <w:r>
+              <w:rPr>
+                <w:rFonts w:ascii="Arial" w:hAnsi="Arial" w:cs="Arial" w:eastAsia="Arial"/>
+                <w:b w:val="1"/>
+                <w:bCs w:val="1"/>
+                <w:color w:val="783f04"/>
+                <w:rtl w:val="0"/>
+                <w:sz w:val="22"/>
+                <w:szCs w:val="22"/>
+              </w:rPr>
+              <w:t xml:space="preserve">( )</w:t>
+            </w:r>
+            <w:r>
+              <w:rPr>
+                <w:rFonts w:ascii="Arial" w:hAnsi="Arial" w:cs="Arial" w:eastAsia="Arial"/>
+                <w:rtl w:val="0"/>
+                <w:sz w:val="22"/>
+                <w:szCs w:val="22"/>
+              </w:rPr>
+            </w:r>
+          </w:p>
+        </w:tc>
+        <w:tc>
+          <w:tcPr>
+            <w:tcBorders>
+              <w:top w:color="000000" w:space="0" w:sz="4" w:val="single"/>
+              <w:bottom w:color="000000" w:space="0" w:sz="4" w:val="single"/>
+            </w:tcBorders>
+          </w:tcPr>
+          <w:p>
+            <w:pPr>
+              <w:tabs>
+                <w:tab w:val="left" w:leader="none" w:pos="987"/>
+                <w:tab w:val="left" w:leader="none" w:pos="4032"/>
+                <w:tab w:val="left" w:leader="none" w:pos="7200"/>
+                <w:tab w:val="right" w:leader="none" w:pos="10800"/>
+              </w:tabs>
+              <w:spacing w:after="0" w:before="0" w:line="240" w:lineRule="auto"/>
+              <w:ind w:left="442" w:firstLine="0"/>
+              <w:jc w:val="both"/>
+              <w:rPr>
+                <w:rFonts w:ascii="Arial" w:hAnsi="Arial" w:cs="Arial" w:eastAsia="Arial"/>
+                <w:sz w:val="22"/>
+                <w:szCs w:val="22"/>
+              </w:rPr>
+            </w:pPr>
+            <w:r>
+              <w:rPr>
+                <w:rFonts w:ascii="Arial" w:hAnsi="Arial" w:cs="Arial" w:eastAsia="Arial"/>
+                <w:b w:val="1"/>
+                <w:bCs w:val="1"/>
+                <w:color w:val="783f04"/>
+                <w:rtl w:val="0"/>
+                <w:sz w:val="22"/>
+                <w:szCs w:val="22"/>
+              </w:rPr>
+              <w:t xml:space="preserve">( )</w:t>
+            </w:r>
+            <w:r>
+              <w:rPr>
+                <w:rFonts w:ascii="Arial" w:hAnsi="Arial" w:cs="Arial" w:eastAsia="Arial"/>
+                <w:rtl w:val="0"/>
+                <w:sz w:val="22"/>
+                <w:szCs w:val="22"/>
+              </w:rPr>
+            </w:r>
+          </w:p>
+        </w:tc>
+      </w:tr>
+      <w:tr>
+        <w:trPr>
+          <w:cantSplit w:val="0"/>
+          <w:trHeight w:val="300" w:hRule="atLeast"/>
+          <w:tblHeader w:val="0"/>
+        </w:trPr>
+        <w:tc>
+          <w:tcPr>
+            <w:tcBorders>
+              <w:top w:color="000000" w:space="0" w:sz="4" w:val="single"/>
+              <w:bottom w:color="000000" w:space="0" w:sz="4" w:val="single"/>
+            </w:tcBorders>
+          </w:tcPr>
+          <w:p>
+            <w:pPr>
+              <w:tabs>
+                <w:tab w:val="left" w:leader="none" w:pos="7200"/>
+                <w:tab w:val="right" w:leader="none" w:pos="10800"/>
+              </w:tabs>
+              <w:spacing w:after="0" w:before="0" w:line="240" w:lineRule="auto"/>
+              <w:ind w:left="332" w:firstLine="0"/>
+              <w:jc w:val="both"/>
+              <w:rPr>
+                <w:rFonts w:ascii="Arial" w:hAnsi="Arial" w:cs="Arial" w:eastAsia="Arial"/>
+                <w:sz w:val="22"/>
+                <w:szCs w:val="22"/>
+              </w:rPr>
+            </w:pPr>
+            <w:r>
+              <w:rPr>
+                <w:rFonts w:ascii="Arial" w:hAnsi="Arial" w:cs="Arial" w:eastAsia="Arial"/>
+                <w:rtl w:val="0"/>
+                <w:sz w:val="22"/>
+                <w:szCs w:val="22"/>
+              </w:rPr>
+              <w:t xml:space="preserve">95957</w:t>
+            </w:r>
+          </w:p>
+        </w:tc>
+        <w:tc>
+          <w:tcPr>
+            <w:tcBorders>
+              <w:top w:color="000000" w:space="0" w:sz="4" w:val="single"/>
+              <w:bottom w:color="000000" w:space="0" w:sz="4" w:val="single"/>
+            </w:tcBorders>
+          </w:tcPr>
+          <w:p>
+            <w:pPr>
+              <w:tabs>
+                <w:tab w:val="left" w:leader="none" w:pos="7200"/>
+                <w:tab w:val="right" w:leader="none" w:pos="10800"/>
+              </w:tabs>
+              <w:spacing w:after="0" w:before="0" w:line="240" w:lineRule="auto"/>
+              <w:ind w:left="447" w:firstLine="0"/>
+              <w:jc w:val="both"/>
+              <w:rPr>
+                <w:rFonts w:ascii="Arial" w:hAnsi="Arial" w:cs="Arial" w:eastAsia="Arial"/>
+                <w:sz w:val="22"/>
+                <w:szCs w:val="22"/>
+              </w:rPr>
+            </w:pPr>
+            <w:r>
+              <w:rPr>
+                <w:rFonts w:ascii="Arial" w:hAnsi="Arial" w:cs="Arial" w:eastAsia="Arial"/>
+                <w:b w:val="1"/>
+                <w:bCs w:val="1"/>
+                <w:color w:val="783f04"/>
+                <w:rtl w:val="0"/>
+                <w:sz w:val="22"/>
+                <w:szCs w:val="22"/>
+              </w:rPr>
+              <w:t xml:space="preserve">( )</w:t>
+            </w:r>
+            <w:r>
+              <w:rPr>
+                <w:rFonts w:ascii="Arial" w:hAnsi="Arial" w:cs="Arial" w:eastAsia="Arial"/>
+                <w:rtl w:val="0"/>
+                <w:sz w:val="22"/>
+                <w:szCs w:val="22"/>
+              </w:rPr>
+            </w:r>
+          </w:p>
+        </w:tc>
+        <w:tc>
+          <w:tcPr>
+            <w:tcBorders>
+              <w:top w:color="000000" w:space="0" w:sz="4" w:val="single"/>
+              <w:bottom w:color="000000" w:space="0" w:sz="4" w:val="single"/>
+            </w:tcBorders>
+          </w:tcPr>
+          <w:p>
+            <w:pPr>
+              <w:tabs>
+                <w:tab w:val="left" w:leader="none" w:pos="7200"/>
+                <w:tab w:val="right" w:leader="none" w:pos="10800"/>
+              </w:tabs>
+              <w:spacing w:after="0" w:before="0" w:line="240" w:lineRule="auto"/>
+              <w:ind w:left="447" w:firstLine="0"/>
+              <w:jc w:val="both"/>
+              <w:rPr>
+                <w:rFonts w:ascii="Arial" w:hAnsi="Arial" w:cs="Arial" w:eastAsia="Arial"/>
+                <w:sz w:val="22"/>
+                <w:szCs w:val="22"/>
+              </w:rPr>
+            </w:pPr>
+            <w:r>
+              <w:rPr>
+                <w:rFonts w:ascii="Arial" w:hAnsi="Arial" w:cs="Arial" w:eastAsia="Arial"/>
+                <w:b w:val="1"/>
+                <w:bCs w:val="1"/>
+                <w:color w:val="783f04"/>
+                <w:rtl w:val="0"/>
+                <w:sz w:val="22"/>
+                <w:szCs w:val="22"/>
+              </w:rPr>
+              <w:t xml:space="preserve">( )</w:t>
+            </w:r>
+            <w:r>
+              <w:rPr>
+                <w:rFonts w:ascii="Arial" w:hAnsi="Arial" w:cs="Arial" w:eastAsia="Arial"/>
+                <w:rtl w:val="0"/>
+                <w:sz w:val="22"/>
+                <w:szCs w:val="22"/>
+              </w:rPr>
+            </w:r>
+          </w:p>
+        </w:tc>
+        <w:tc>
+          <w:tcPr>
+            <w:tcBorders>
+              <w:top w:color="000000" w:space="0" w:sz="4" w:val="single"/>
+              <w:bottom w:color="000000" w:space="0" w:sz="4" w:val="single"/>
+            </w:tcBorders>
+          </w:tcPr>
+          <w:p>
+            <w:pPr>
+              <w:tabs>
+                <w:tab w:val="left" w:leader="none" w:pos="987"/>
+                <w:tab w:val="left" w:leader="none" w:pos="4032"/>
+                <w:tab w:val="left" w:leader="none" w:pos="7200"/>
+                <w:tab w:val="right" w:leader="none" w:pos="10800"/>
+              </w:tabs>
+              <w:spacing w:after="0" w:before="0" w:line="240" w:lineRule="auto"/>
+              <w:ind w:left="442" w:firstLine="0"/>
+              <w:jc w:val="both"/>
+              <w:rPr>
+                <w:rFonts w:ascii="Arial" w:hAnsi="Arial" w:cs="Arial" w:eastAsia="Arial"/>
+                <w:sz w:val="22"/>
+                <w:szCs w:val="22"/>
+              </w:rPr>
+            </w:pPr>
+            <w:r>
+              <w:rPr>
+                <w:rFonts w:ascii="Arial" w:hAnsi="Arial" w:cs="Arial" w:eastAsia="Arial"/>
+                <w:b w:val="1"/>
+                <w:bCs w:val="1"/>
+                <w:color w:val="783f04"/>
+                <w:rtl w:val="0"/>
+                <w:sz w:val="22"/>
+                <w:szCs w:val="22"/>
+              </w:rPr>
+              <w:t xml:space="preserve">( )</w:t>
+            </w:r>
+            <w:r>
+              <w:rPr>
+                <w:rFonts w:ascii="Arial" w:hAnsi="Arial" w:cs="Arial" w:eastAsia="Arial"/>
+                <w:rtl w:val="0"/>
+                <w:sz w:val="22"/>
+                <w:szCs w:val="22"/>
+              </w:rPr>
+            </w:r>
+          </w:p>
+        </w:tc>
+      </w:tr>
+      <w:tr>
+        <w:trPr>
+          <w:cantSplit w:val="0"/>
+          <w:trHeight w:val="300" w:hRule="atLeast"/>
+          <w:tblHeader w:val="0"/>
+        </w:trPr>
+        <w:tc>
+          <w:tcPr>
+            <w:tcBorders>
+              <w:top w:color="000000" w:space="0" w:sz="4" w:val="single"/>
+              <w:bottom w:color="000000" w:space="0" w:sz="4" w:val="single"/>
+            </w:tcBorders>
+          </w:tcPr>
+          <w:p>
+            <w:pPr>
+              <w:tabs>
+                <w:tab w:val="left" w:leader="none" w:pos="7200"/>
+                <w:tab w:val="right" w:leader="none" w:pos="10800"/>
+              </w:tabs>
+              <w:spacing w:after="0" w:before="0" w:line="240" w:lineRule="auto"/>
+              <w:ind w:left="332" w:firstLine="0"/>
+              <w:jc w:val="both"/>
+              <w:rPr>
+                <w:rFonts w:ascii="Arial" w:hAnsi="Arial" w:cs="Arial" w:eastAsia="Arial"/>
+                <w:sz w:val="22"/>
+                <w:szCs w:val="22"/>
+              </w:rPr>
+            </w:pPr>
+            <w:r>
+              <w:rPr>
+                <w:rFonts w:ascii="Arial" w:hAnsi="Arial" w:cs="Arial" w:eastAsia="Arial"/>
+                <w:rtl w:val="0"/>
+                <w:sz w:val="22"/>
+                <w:szCs w:val="22"/>
+              </w:rPr>
+              <w:t xml:space="preserve">96116</w:t>
+            </w:r>
+          </w:p>
+        </w:tc>
+        <w:tc>
+          <w:tcPr>
+            <w:tcBorders>
+              <w:top w:color="000000" w:space="0" w:sz="4" w:val="single"/>
+              <w:bottom w:color="000000" w:space="0" w:sz="4" w:val="single"/>
+            </w:tcBorders>
+          </w:tcPr>
+          <w:p>
+            <w:pPr>
+              <w:tabs>
+                <w:tab w:val="left" w:leader="none" w:pos="7200"/>
+                <w:tab w:val="right" w:leader="none" w:pos="10800"/>
+              </w:tabs>
+              <w:spacing w:after="0" w:before="0" w:line="240" w:lineRule="auto"/>
+              <w:ind w:left="447" w:firstLine="0"/>
+              <w:jc w:val="both"/>
+              <w:rPr>
+                <w:rFonts w:ascii="Arial" w:hAnsi="Arial" w:cs="Arial" w:eastAsia="Arial"/>
+                <w:sz w:val="22"/>
+                <w:szCs w:val="22"/>
+              </w:rPr>
+            </w:pPr>
+            <w:r>
+              <w:rPr>
+                <w:rFonts w:ascii="Arial" w:hAnsi="Arial" w:cs="Arial" w:eastAsia="Arial"/>
+                <w:b w:val="1"/>
+                <w:bCs w:val="1"/>
+                <w:color w:val="783f04"/>
+                <w:rtl w:val="0"/>
+                <w:sz w:val="22"/>
+                <w:szCs w:val="22"/>
+              </w:rPr>
+              <w:t xml:space="preserve">( )</w:t>
+            </w:r>
+            <w:r>
+              <w:rPr>
+                <w:rFonts w:ascii="Arial" w:hAnsi="Arial" w:cs="Arial" w:eastAsia="Arial"/>
+                <w:rtl w:val="0"/>
+                <w:sz w:val="22"/>
+                <w:szCs w:val="22"/>
+              </w:rPr>
+            </w:r>
+          </w:p>
+        </w:tc>
+        <w:tc>
+          <w:tcPr>
+            <w:tcBorders>
+              <w:top w:color="000000" w:space="0" w:sz="4" w:val="single"/>
+              <w:bottom w:color="000000" w:space="0" w:sz="4" w:val="single"/>
+            </w:tcBorders>
+          </w:tcPr>
+          <w:p>
+            <w:pPr>
+              <w:tabs>
+                <w:tab w:val="left" w:leader="none" w:pos="7200"/>
+                <w:tab w:val="right" w:leader="none" w:pos="10800"/>
+              </w:tabs>
+              <w:spacing w:after="0" w:before="0" w:line="240" w:lineRule="auto"/>
+              <w:ind w:left="447" w:firstLine="0"/>
+              <w:jc w:val="both"/>
+              <w:rPr>
+                <w:rFonts w:ascii="Arial" w:hAnsi="Arial" w:cs="Arial" w:eastAsia="Arial"/>
+                <w:sz w:val="22"/>
+                <w:szCs w:val="22"/>
+              </w:rPr>
+            </w:pPr>
+            <w:r>
+              <w:rPr>
+                <w:rFonts w:ascii="Arial" w:hAnsi="Arial" w:cs="Arial" w:eastAsia="Arial"/>
+                <w:b w:val="1"/>
+                <w:bCs w:val="1"/>
+                <w:color w:val="783f04"/>
+                <w:rtl w:val="0"/>
+                <w:sz w:val="22"/>
+                <w:szCs w:val="22"/>
+              </w:rPr>
+              <w:t xml:space="preserve">( )</w:t>
+            </w:r>
+            <w:r>
+              <w:rPr>
+                <w:rFonts w:ascii="Arial" w:hAnsi="Arial" w:cs="Arial" w:eastAsia="Arial"/>
+                <w:rtl w:val="0"/>
+                <w:sz w:val="22"/>
+                <w:szCs w:val="22"/>
+              </w:rPr>
+            </w:r>
+          </w:p>
+        </w:tc>
+        <w:tc>
+          <w:tcPr>
+            <w:tcBorders>
+              <w:top w:color="000000" w:space="0" w:sz="4" w:val="single"/>
+              <w:bottom w:color="000000" w:space="0" w:sz="4" w:val="single"/>
+            </w:tcBorders>
+          </w:tcPr>
+          <w:p>
+            <w:pPr>
+              <w:tabs>
+                <w:tab w:val="left" w:leader="none" w:pos="987"/>
+                <w:tab w:val="left" w:leader="none" w:pos="4032"/>
+                <w:tab w:val="left" w:leader="none" w:pos="7200"/>
+                <w:tab w:val="right" w:leader="none" w:pos="10800"/>
+              </w:tabs>
+              <w:spacing w:after="0" w:before="0" w:line="240" w:lineRule="auto"/>
+              <w:ind w:left="442" w:firstLine="0"/>
+              <w:jc w:val="both"/>
+              <w:rPr>
+                <w:rFonts w:ascii="Arial" w:hAnsi="Arial" w:cs="Arial" w:eastAsia="Arial"/>
+                <w:sz w:val="22"/>
+                <w:szCs w:val="22"/>
+              </w:rPr>
+            </w:pPr>
+            <w:r>
+              <w:rPr>
+                <w:rFonts w:ascii="Arial" w:hAnsi="Arial" w:cs="Arial" w:eastAsia="Arial"/>
+                <w:b w:val="1"/>
+                <w:bCs w:val="1"/>
+                <w:color w:val="783f04"/>
+                <w:rtl w:val="0"/>
+                <w:sz w:val="22"/>
+                <w:szCs w:val="22"/>
+              </w:rPr>
+              <w:t xml:space="preserve">( )</w:t>
+            </w:r>
+            <w:r>
+              <w:rPr>
+                <w:rFonts w:ascii="Arial" w:hAnsi="Arial" w:cs="Arial" w:eastAsia="Arial"/>
+                <w:rtl w:val="0"/>
+                <w:sz w:val="22"/>
+                <w:szCs w:val="22"/>
+              </w:rPr>
+            </w:r>
+          </w:p>
+        </w:tc>
+      </w:tr>
+      <w:tr>
+        <w:trPr>
+          <w:cantSplit w:val="0"/>
+          <w:trHeight w:val="300" w:hRule="atLeast"/>
+          <w:tblHeader w:val="0"/>
+        </w:trPr>
+        <w:tc>
+          <w:tcPr>
+            <w:tcBorders>
+              <w:top w:color="000000" w:space="0" w:sz="4" w:val="single"/>
+              <w:bottom w:color="000000" w:space="0" w:sz="4" w:val="single"/>
+            </w:tcBorders>
+          </w:tcPr>
+          <w:p>
+            <w:pPr>
+              <w:tabs>
+                <w:tab w:val="left" w:leader="none" w:pos="7200"/>
+                <w:tab w:val="right" w:leader="none" w:pos="10800"/>
+              </w:tabs>
+              <w:spacing w:after="0" w:before="0" w:line="240" w:lineRule="auto"/>
+              <w:ind w:left="332" w:firstLine="0"/>
+              <w:jc w:val="both"/>
+              <w:rPr>
+                <w:rFonts w:ascii="Arial" w:hAnsi="Arial" w:cs="Arial" w:eastAsia="Arial"/>
+                <w:sz w:val="22"/>
+                <w:szCs w:val="22"/>
+              </w:rPr>
+            </w:pPr>
+            <w:r>
+              <w:rPr>
+                <w:rFonts w:ascii="Arial" w:hAnsi="Arial" w:cs="Arial" w:eastAsia="Arial"/>
+                <w:rtl w:val="0"/>
+                <w:sz w:val="22"/>
+                <w:szCs w:val="22"/>
+              </w:rPr>
+              <w:t xml:space="preserve">96118</w:t>
+            </w:r>
+          </w:p>
+        </w:tc>
+        <w:tc>
+          <w:tcPr>
+            <w:tcBorders>
+              <w:top w:color="000000" w:space="0" w:sz="4" w:val="single"/>
+              <w:bottom w:color="000000" w:space="0" w:sz="4" w:val="single"/>
+            </w:tcBorders>
+          </w:tcPr>
+          <w:p>
+            <w:pPr>
+              <w:tabs>
+                <w:tab w:val="left" w:leader="none" w:pos="7200"/>
+                <w:tab w:val="right" w:leader="none" w:pos="10800"/>
+              </w:tabs>
+              <w:spacing w:after="0" w:before="0" w:line="240" w:lineRule="auto"/>
+              <w:ind w:left="447" w:firstLine="0"/>
+              <w:jc w:val="both"/>
+              <w:rPr>
+                <w:rFonts w:ascii="Arial" w:hAnsi="Arial" w:cs="Arial" w:eastAsia="Arial"/>
+                <w:sz w:val="22"/>
+                <w:szCs w:val="22"/>
+              </w:rPr>
+            </w:pPr>
+            <w:r>
+              <w:rPr>
+                <w:rFonts w:ascii="Arial" w:hAnsi="Arial" w:cs="Arial" w:eastAsia="Arial"/>
+                <w:b w:val="1"/>
+                <w:bCs w:val="1"/>
+                <w:color w:val="783f04"/>
+                <w:rtl w:val="0"/>
+                <w:sz w:val="22"/>
+                <w:szCs w:val="22"/>
+              </w:rPr>
+              <w:t xml:space="preserve">( )</w:t>
+            </w:r>
+            <w:r>
+              <w:rPr>
+                <w:rFonts w:ascii="Arial" w:hAnsi="Arial" w:cs="Arial" w:eastAsia="Arial"/>
+                <w:rtl w:val="0"/>
+                <w:sz w:val="22"/>
+                <w:szCs w:val="22"/>
+              </w:rPr>
+            </w:r>
+          </w:p>
+        </w:tc>
+        <w:tc>
+          <w:tcPr>
+            <w:tcBorders>
+              <w:top w:color="000000" w:space="0" w:sz="4" w:val="single"/>
+              <w:bottom w:color="000000" w:space="0" w:sz="4" w:val="single"/>
+            </w:tcBorders>
+          </w:tcPr>
+          <w:p>
+            <w:pPr>
+              <w:tabs>
+                <w:tab w:val="left" w:leader="none" w:pos="7200"/>
+                <w:tab w:val="right" w:leader="none" w:pos="10800"/>
+              </w:tabs>
+              <w:spacing w:after="0" w:before="0" w:line="240" w:lineRule="auto"/>
+              <w:ind w:left="447" w:firstLine="0"/>
+              <w:jc w:val="both"/>
+              <w:rPr>
+                <w:rFonts w:ascii="Arial" w:hAnsi="Arial" w:cs="Arial" w:eastAsia="Arial"/>
+                <w:sz w:val="22"/>
+                <w:szCs w:val="22"/>
+              </w:rPr>
+            </w:pPr>
+            <w:r>
+              <w:rPr>
+                <w:rFonts w:ascii="Arial" w:hAnsi="Arial" w:cs="Arial" w:eastAsia="Arial"/>
+                <w:b w:val="1"/>
+                <w:bCs w:val="1"/>
+                <w:color w:val="783f04"/>
+                <w:rtl w:val="0"/>
+                <w:sz w:val="22"/>
+                <w:szCs w:val="22"/>
+              </w:rPr>
+              <w:t xml:space="preserve">( )</w:t>
+            </w:r>
+            <w:r>
+              <w:rPr>
+                <w:rFonts w:ascii="Arial" w:hAnsi="Arial" w:cs="Arial" w:eastAsia="Arial"/>
+                <w:rtl w:val="0"/>
+                <w:sz w:val="22"/>
+                <w:szCs w:val="22"/>
+              </w:rPr>
+            </w:r>
+          </w:p>
+        </w:tc>
+        <w:tc>
+          <w:tcPr>
+            <w:tcBorders>
+              <w:top w:color="000000" w:space="0" w:sz="4" w:val="single"/>
+              <w:bottom w:color="000000" w:space="0" w:sz="4" w:val="single"/>
+            </w:tcBorders>
+          </w:tcPr>
+          <w:p>
+            <w:pPr>
+              <w:tabs>
+                <w:tab w:val="left" w:leader="none" w:pos="987"/>
+                <w:tab w:val="left" w:leader="none" w:pos="4032"/>
+                <w:tab w:val="left" w:leader="none" w:pos="7200"/>
+                <w:tab w:val="right" w:leader="none" w:pos="10800"/>
+              </w:tabs>
+              <w:spacing w:after="0" w:before="0" w:line="240" w:lineRule="auto"/>
+              <w:ind w:left="442" w:firstLine="0"/>
+              <w:jc w:val="both"/>
+              <w:rPr>
+                <w:rFonts w:ascii="Arial" w:hAnsi="Arial" w:cs="Arial" w:eastAsia="Arial"/>
+                <w:sz w:val="22"/>
+                <w:szCs w:val="22"/>
+              </w:rPr>
+            </w:pPr>
+            <w:r>
+              <w:rPr>
+                <w:rFonts w:ascii="Arial" w:hAnsi="Arial" w:cs="Arial" w:eastAsia="Arial"/>
+                <w:b w:val="1"/>
+                <w:bCs w:val="1"/>
+                <w:color w:val="783f04"/>
+                <w:rtl w:val="0"/>
+                <w:sz w:val="22"/>
+                <w:szCs w:val="22"/>
+              </w:rPr>
+              <w:t xml:space="preserve">( )</w:t>
+            </w:r>
+            <w:r>
+              <w:rPr>
+                <w:rFonts w:ascii="Arial" w:hAnsi="Arial" w:cs="Arial" w:eastAsia="Arial"/>
+                <w:rtl w:val="0"/>
+                <w:sz w:val="22"/>
+                <w:szCs w:val="22"/>
+              </w:rPr>
+            </w:r>
+          </w:p>
+        </w:tc>
+      </w:tr>
+      <w:tr>
+        <w:trPr>
+          <w:cantSplit w:val="0"/>
+          <w:trHeight w:val="300" w:hRule="atLeast"/>
+          <w:tblHeader w:val="0"/>
+        </w:trPr>
+        <w:tc>
+          <w:tcPr>
+            <w:tcBorders>
+              <w:top w:color="000000" w:space="0" w:sz="4" w:val="single"/>
+              <w:bottom w:color="000000" w:space="0" w:sz="4" w:val="single"/>
+            </w:tcBorders>
+          </w:tcPr>
+          <w:p>
+            <w:pPr>
+              <w:tabs>
+                <w:tab w:val="left" w:leader="none" w:pos="7200"/>
+                <w:tab w:val="right" w:leader="none" w:pos="10800"/>
+              </w:tabs>
+              <w:spacing w:after="0" w:before="0" w:line="240" w:lineRule="auto"/>
+              <w:ind w:left="332" w:firstLine="0"/>
+              <w:jc w:val="both"/>
+              <w:rPr>
+                <w:rFonts w:ascii="Arial" w:hAnsi="Arial" w:cs="Arial" w:eastAsia="Arial"/>
+                <w:sz w:val="22"/>
+                <w:szCs w:val="22"/>
+              </w:rPr>
+            </w:pPr>
+            <w:r>
+              <w:rPr>
+                <w:rFonts w:ascii="Arial" w:hAnsi="Arial" w:cs="Arial" w:eastAsia="Arial"/>
+                <w:rtl w:val="0"/>
+                <w:sz w:val="22"/>
+                <w:szCs w:val="22"/>
+              </w:rPr>
+              <w:t xml:space="preserve">96119</w:t>
+            </w:r>
+          </w:p>
+        </w:tc>
+        <w:tc>
+          <w:tcPr>
+            <w:tcBorders>
+              <w:top w:color="000000" w:space="0" w:sz="4" w:val="single"/>
+              <w:bottom w:color="000000" w:space="0" w:sz="4" w:val="single"/>
+            </w:tcBorders>
+          </w:tcPr>
+          <w:p>
+            <w:pPr>
+              <w:tabs>
+                <w:tab w:val="left" w:leader="none" w:pos="7200"/>
+                <w:tab w:val="right" w:leader="none" w:pos="10800"/>
+              </w:tabs>
+              <w:spacing w:after="0" w:before="0" w:line="240" w:lineRule="auto"/>
+              <w:ind w:left="447" w:firstLine="0"/>
+              <w:jc w:val="both"/>
+              <w:rPr>
+                <w:rFonts w:ascii="Arial" w:hAnsi="Arial" w:cs="Arial" w:eastAsia="Arial"/>
+                <w:sz w:val="22"/>
+                <w:szCs w:val="22"/>
+              </w:rPr>
+            </w:pPr>
+            <w:r>
+              <w:rPr>
+                <w:rFonts w:ascii="Arial" w:hAnsi="Arial" w:cs="Arial" w:eastAsia="Arial"/>
+                <w:b w:val="1"/>
+                <w:bCs w:val="1"/>
+                <w:color w:val="783f04"/>
+                <w:rtl w:val="0"/>
+                <w:sz w:val="22"/>
+                <w:szCs w:val="22"/>
+              </w:rPr>
+              <w:t xml:space="preserve">( )</w:t>
+            </w:r>
+            <w:r>
+              <w:rPr>
+                <w:rFonts w:ascii="Arial" w:hAnsi="Arial" w:cs="Arial" w:eastAsia="Arial"/>
+                <w:rtl w:val="0"/>
+                <w:sz w:val="22"/>
+                <w:szCs w:val="22"/>
+              </w:rPr>
+            </w:r>
+          </w:p>
+        </w:tc>
+        <w:tc>
+          <w:tcPr>
+            <w:tcBorders>
+              <w:top w:color="000000" w:space="0" w:sz="4" w:val="single"/>
+              <w:bottom w:color="000000" w:space="0" w:sz="4" w:val="single"/>
+            </w:tcBorders>
+          </w:tcPr>
+          <w:p>
+            <w:pPr>
+              <w:tabs>
+                <w:tab w:val="left" w:leader="none" w:pos="7200"/>
+                <w:tab w:val="right" w:leader="none" w:pos="10800"/>
+              </w:tabs>
+              <w:spacing w:after="0" w:before="0" w:line="240" w:lineRule="auto"/>
+              <w:ind w:left="447" w:firstLine="0"/>
+              <w:jc w:val="both"/>
+              <w:rPr>
+                <w:rFonts w:ascii="Arial" w:hAnsi="Arial" w:cs="Arial" w:eastAsia="Arial"/>
+                <w:sz w:val="22"/>
+                <w:szCs w:val="22"/>
+              </w:rPr>
+            </w:pPr>
+            <w:r>
+              <w:rPr>
+                <w:rFonts w:ascii="Arial" w:hAnsi="Arial" w:cs="Arial" w:eastAsia="Arial"/>
+                <w:b w:val="1"/>
+                <w:bCs w:val="1"/>
+                <w:color w:val="783f04"/>
+                <w:rtl w:val="0"/>
+                <w:sz w:val="22"/>
+                <w:szCs w:val="22"/>
+              </w:rPr>
+              <w:t xml:space="preserve">( )</w:t>
+            </w:r>
+            <w:r>
+              <w:rPr>
+                <w:rFonts w:ascii="Arial" w:hAnsi="Arial" w:cs="Arial" w:eastAsia="Arial"/>
+                <w:rtl w:val="0"/>
+                <w:sz w:val="22"/>
+                <w:szCs w:val="22"/>
+              </w:rPr>
+            </w:r>
+          </w:p>
+        </w:tc>
+        <w:tc>
+          <w:tcPr>
+            <w:tcBorders>
+              <w:top w:color="000000" w:space="0" w:sz="4" w:val="single"/>
+              <w:bottom w:color="000000" w:space="0" w:sz="4" w:val="single"/>
+            </w:tcBorders>
+          </w:tcPr>
+          <w:p>
+            <w:pPr>
+              <w:tabs>
+                <w:tab w:val="left" w:leader="none" w:pos="987"/>
+                <w:tab w:val="left" w:leader="none" w:pos="4032"/>
+                <w:tab w:val="left" w:leader="none" w:pos="7200"/>
+                <w:tab w:val="right" w:leader="none" w:pos="10800"/>
+              </w:tabs>
+              <w:spacing w:after="0" w:before="0" w:line="240" w:lineRule="auto"/>
+              <w:ind w:left="442" w:firstLine="0"/>
+              <w:jc w:val="both"/>
+              <w:rPr>
+                <w:rFonts w:ascii="Arial" w:hAnsi="Arial" w:cs="Arial" w:eastAsia="Arial"/>
+                <w:sz w:val="22"/>
+                <w:szCs w:val="22"/>
+              </w:rPr>
+            </w:pPr>
+            <w:r>
+              <w:rPr>
+                <w:rFonts w:ascii="Arial" w:hAnsi="Arial" w:cs="Arial" w:eastAsia="Arial"/>
+                <w:b w:val="1"/>
+                <w:bCs w:val="1"/>
+                <w:color w:val="783f04"/>
+                <w:rtl w:val="0"/>
+                <w:sz w:val="22"/>
+                <w:szCs w:val="22"/>
+              </w:rPr>
+              <w:t xml:space="preserve">( )</w:t>
+            </w:r>
+            <w:r>
+              <w:rPr>
+                <w:rFonts w:ascii="Arial" w:hAnsi="Arial" w:cs="Arial" w:eastAsia="Arial"/>
+                <w:rtl w:val="0"/>
+                <w:sz w:val="22"/>
+                <w:szCs w:val="22"/>
+              </w:rPr>
+            </w:r>
+          </w:p>
+        </w:tc>
+      </w:tr>
+      <w:tr>
+        <w:trPr>
+          <w:cantSplit w:val="0"/>
+          <w:trHeight w:val="300" w:hRule="atLeast"/>
+          <w:tblHeader w:val="0"/>
+        </w:trPr>
+        <w:tc>
+          <w:tcPr>
+            <w:tcBorders>
+              <w:top w:color="000000" w:space="0" w:sz="4" w:val="single"/>
+              <w:bottom w:color="000000" w:space="0" w:sz="4" w:val="single"/>
+            </w:tcBorders>
+          </w:tcPr>
+          <w:p>
+            <w:pPr>
+              <w:tabs>
+                <w:tab w:val="left" w:leader="none" w:pos="7200"/>
+                <w:tab w:val="right" w:leader="none" w:pos="10800"/>
+              </w:tabs>
+              <w:spacing w:after="0" w:before="0" w:line="240" w:lineRule="auto"/>
+              <w:ind w:left="332" w:firstLine="0"/>
+              <w:jc w:val="both"/>
+              <w:rPr>
+                <w:rFonts w:ascii="Arial" w:hAnsi="Arial" w:cs="Arial" w:eastAsia="Arial"/>
+                <w:sz w:val="22"/>
+                <w:szCs w:val="22"/>
+              </w:rPr>
+            </w:pPr>
+            <w:r>
+              <w:rPr>
+                <w:rFonts w:ascii="Arial" w:hAnsi="Arial" w:cs="Arial" w:eastAsia="Arial"/>
+                <w:rtl w:val="0"/>
+                <w:sz w:val="22"/>
+                <w:szCs w:val="22"/>
+              </w:rPr>
+              <w:t xml:space="preserve">96120</w:t>
+            </w:r>
+          </w:p>
+        </w:tc>
+        <w:tc>
+          <w:tcPr>
+            <w:tcBorders>
+              <w:top w:color="000000" w:space="0" w:sz="4" w:val="single"/>
+              <w:bottom w:color="000000" w:space="0" w:sz="4" w:val="single"/>
+            </w:tcBorders>
+          </w:tcPr>
+          <w:p>
+            <w:pPr>
+              <w:tabs>
+                <w:tab w:val="left" w:leader="none" w:pos="7200"/>
+                <w:tab w:val="right" w:leader="none" w:pos="10800"/>
+              </w:tabs>
+              <w:spacing w:after="0" w:before="0" w:line="240" w:lineRule="auto"/>
+              <w:ind w:left="447" w:firstLine="0"/>
+              <w:jc w:val="both"/>
+              <w:rPr>
+                <w:rFonts w:ascii="Arial" w:hAnsi="Arial" w:cs="Arial" w:eastAsia="Arial"/>
+                <w:sz w:val="22"/>
+                <w:szCs w:val="22"/>
+              </w:rPr>
+            </w:pPr>
+            <w:r>
+              <w:rPr>
+                <w:rFonts w:ascii="Arial" w:hAnsi="Arial" w:cs="Arial" w:eastAsia="Arial"/>
+                <w:b w:val="1"/>
+                <w:bCs w:val="1"/>
+                <w:color w:val="783f04"/>
+                <w:rtl w:val="0"/>
+                <w:sz w:val="22"/>
+                <w:szCs w:val="22"/>
+              </w:rPr>
+              <w:t xml:space="preserve">( )</w:t>
+            </w:r>
+            <w:r>
+              <w:rPr>
+                <w:rFonts w:ascii="Arial" w:hAnsi="Arial" w:cs="Arial" w:eastAsia="Arial"/>
+                <w:rtl w:val="0"/>
+                <w:sz w:val="22"/>
+                <w:szCs w:val="22"/>
+              </w:rPr>
+            </w:r>
+          </w:p>
+        </w:tc>
+        <w:tc>
+          <w:tcPr>
+            <w:tcBorders>
+              <w:top w:color="000000" w:space="0" w:sz="4" w:val="single"/>
+              <w:bottom w:color="000000" w:space="0" w:sz="4" w:val="single"/>
+            </w:tcBorders>
+          </w:tcPr>
+          <w:p>
+            <w:pPr>
+              <w:tabs>
+                <w:tab w:val="left" w:leader="none" w:pos="7200"/>
+                <w:tab w:val="right" w:leader="none" w:pos="10800"/>
+              </w:tabs>
+              <w:spacing w:after="0" w:before="0" w:line="240" w:lineRule="auto"/>
+              <w:ind w:left="447" w:firstLine="0"/>
+              <w:jc w:val="both"/>
+              <w:rPr>
+                <w:rFonts w:ascii="Arial" w:hAnsi="Arial" w:cs="Arial" w:eastAsia="Arial"/>
+                <w:sz w:val="22"/>
+                <w:szCs w:val="22"/>
+              </w:rPr>
+            </w:pPr>
+            <w:r>
+              <w:rPr>
+                <w:rFonts w:ascii="Arial" w:hAnsi="Arial" w:cs="Arial" w:eastAsia="Arial"/>
+                <w:b w:val="1"/>
+                <w:bCs w:val="1"/>
+                <w:color w:val="783f04"/>
+                <w:rtl w:val="0"/>
+                <w:sz w:val="22"/>
+                <w:szCs w:val="22"/>
+              </w:rPr>
+              <w:t xml:space="preserve">( )</w:t>
+            </w:r>
+            <w:r>
+              <w:rPr>
+                <w:rFonts w:ascii="Arial" w:hAnsi="Arial" w:cs="Arial" w:eastAsia="Arial"/>
+                <w:rtl w:val="0"/>
+                <w:sz w:val="22"/>
+                <w:szCs w:val="22"/>
+              </w:rPr>
+            </w:r>
+          </w:p>
+        </w:tc>
+        <w:tc>
+          <w:tcPr>
+            <w:tcBorders>
+              <w:top w:color="000000" w:space="0" w:sz="4" w:val="single"/>
+              <w:bottom w:color="000000" w:space="0" w:sz="4" w:val="single"/>
+            </w:tcBorders>
+          </w:tcPr>
+          <w:p>
+            <w:pPr>
+              <w:tabs>
+                <w:tab w:val="left" w:leader="none" w:pos="987"/>
+                <w:tab w:val="left" w:leader="none" w:pos="4032"/>
+                <w:tab w:val="left" w:leader="none" w:pos="7200"/>
+                <w:tab w:val="right" w:leader="none" w:pos="10800"/>
+              </w:tabs>
+              <w:spacing w:after="0" w:before="0" w:line="240" w:lineRule="auto"/>
+              <w:ind w:left="442" w:firstLine="0"/>
+              <w:jc w:val="both"/>
+              <w:rPr>
+                <w:rFonts w:ascii="Arial" w:hAnsi="Arial" w:cs="Arial" w:eastAsia="Arial"/>
+                <w:sz w:val="22"/>
+                <w:szCs w:val="22"/>
+              </w:rPr>
+            </w:pPr>
+            <w:r>
+              <w:rPr>
+                <w:rFonts w:ascii="Arial" w:hAnsi="Arial" w:cs="Arial" w:eastAsia="Arial"/>
+                <w:b w:val="1"/>
+                <w:bCs w:val="1"/>
+                <w:color w:val="783f04"/>
+                <w:rtl w:val="0"/>
+                <w:sz w:val="22"/>
+                <w:szCs w:val="22"/>
+              </w:rPr>
+              <w:t xml:space="preserve">( )</w:t>
+            </w:r>
+            <w:r>
+              <w:rPr>
+                <w:rFonts w:ascii="Arial" w:hAnsi="Arial" w:cs="Arial" w:eastAsia="Arial"/>
+                <w:rtl w:val="0"/>
+                <w:sz w:val="22"/>
+                <w:szCs w:val="22"/>
+              </w:rPr>
+            </w:r>
+          </w:p>
+        </w:tc>
+      </w:tr>
+      <w:tr>
+        <w:trPr>
+          <w:cantSplit w:val="0"/>
+          <w:trHeight w:val="300" w:hRule="atLeast"/>
+          <w:tblHeader w:val="0"/>
+        </w:trPr>
+        <w:tc>
+          <w:tcPr>
+            <w:tcBorders>
+              <w:top w:color="000000" w:space="0" w:sz="4" w:val="single"/>
+              <w:bottom w:color="000000" w:space="0" w:sz="4" w:val="single"/>
+            </w:tcBorders>
+          </w:tcPr>
+          <w:p>
+            <w:pPr>
+              <w:tabs>
+                <w:tab w:val="left" w:leader="none" w:pos="7200"/>
+                <w:tab w:val="right" w:leader="none" w:pos="10800"/>
+              </w:tabs>
+              <w:spacing w:after="0" w:before="0" w:line="240" w:lineRule="auto"/>
+              <w:ind w:left="332" w:firstLine="0"/>
+              <w:jc w:val="both"/>
+              <w:rPr>
+                <w:rFonts w:ascii="Arial" w:hAnsi="Arial" w:cs="Arial" w:eastAsia="Arial"/>
+                <w:sz w:val="22"/>
+                <w:szCs w:val="22"/>
+              </w:rPr>
+            </w:pPr>
+            <w:r>
+              <w:rPr>
+                <w:rFonts w:ascii="Arial" w:hAnsi="Arial" w:cs="Arial" w:eastAsia="Arial"/>
+                <w:rtl w:val="0"/>
+                <w:sz w:val="22"/>
+                <w:szCs w:val="22"/>
+              </w:rPr>
+              <w:t xml:space="preserve">96152</w:t>
+            </w:r>
+          </w:p>
+        </w:tc>
+        <w:tc>
+          <w:tcPr>
+            <w:tcBorders>
+              <w:top w:color="000000" w:space="0" w:sz="4" w:val="single"/>
+              <w:bottom w:color="000000" w:space="0" w:sz="4" w:val="single"/>
+            </w:tcBorders>
+          </w:tcPr>
+          <w:p>
+            <w:pPr>
+              <w:tabs>
+                <w:tab w:val="left" w:leader="none" w:pos="7200"/>
+                <w:tab w:val="right" w:leader="none" w:pos="10800"/>
+              </w:tabs>
+              <w:spacing w:after="0" w:before="0" w:line="240" w:lineRule="auto"/>
+              <w:ind w:left="447" w:firstLine="0"/>
+              <w:jc w:val="both"/>
+              <w:rPr>
+                <w:rFonts w:ascii="Arial" w:hAnsi="Arial" w:cs="Arial" w:eastAsia="Arial"/>
+                <w:sz w:val="22"/>
+                <w:szCs w:val="22"/>
+              </w:rPr>
+            </w:pPr>
+            <w:r>
+              <w:rPr>
+                <w:rFonts w:ascii="Arial" w:hAnsi="Arial" w:cs="Arial" w:eastAsia="Arial"/>
+                <w:b w:val="1"/>
+                <w:bCs w:val="1"/>
+                <w:color w:val="783f04"/>
+                <w:rtl w:val="0"/>
+                <w:sz w:val="22"/>
+                <w:szCs w:val="22"/>
+              </w:rPr>
+              <w:t xml:space="preserve">( )</w:t>
+            </w:r>
+            <w:r>
+              <w:rPr>
+                <w:rFonts w:ascii="Arial" w:hAnsi="Arial" w:cs="Arial" w:eastAsia="Arial"/>
+                <w:rtl w:val="0"/>
+                <w:sz w:val="22"/>
+                <w:szCs w:val="22"/>
+              </w:rPr>
+            </w:r>
+          </w:p>
+        </w:tc>
+        <w:tc>
+          <w:tcPr>
+            <w:tcBorders>
+              <w:top w:color="000000" w:space="0" w:sz="4" w:val="single"/>
+              <w:bottom w:color="000000" w:space="0" w:sz="4" w:val="single"/>
+            </w:tcBorders>
+          </w:tcPr>
+          <w:p>
+            <w:pPr>
+              <w:tabs>
+                <w:tab w:val="left" w:leader="none" w:pos="7200"/>
+                <w:tab w:val="right" w:leader="none" w:pos="10800"/>
+              </w:tabs>
+              <w:spacing w:after="0" w:before="0" w:line="240" w:lineRule="auto"/>
+              <w:ind w:left="447" w:firstLine="0"/>
+              <w:jc w:val="both"/>
+              <w:rPr>
+                <w:rFonts w:ascii="Arial" w:hAnsi="Arial" w:cs="Arial" w:eastAsia="Arial"/>
+                <w:sz w:val="22"/>
+                <w:szCs w:val="22"/>
+              </w:rPr>
+            </w:pPr>
+            <w:r>
+              <w:rPr>
+                <w:rFonts w:ascii="Arial" w:hAnsi="Arial" w:cs="Arial" w:eastAsia="Arial"/>
+                <w:b w:val="1"/>
+                <w:bCs w:val="1"/>
+                <w:color w:val="783f04"/>
+                <w:rtl w:val="0"/>
+                <w:sz w:val="22"/>
+                <w:szCs w:val="22"/>
+              </w:rPr>
+              <w:t xml:space="preserve">( )</w:t>
+            </w:r>
+            <w:r>
+              <w:rPr>
+                <w:rFonts w:ascii="Arial" w:hAnsi="Arial" w:cs="Arial" w:eastAsia="Arial"/>
+                <w:rtl w:val="0"/>
+                <w:sz w:val="22"/>
+                <w:szCs w:val="22"/>
+              </w:rPr>
+            </w:r>
+          </w:p>
+        </w:tc>
+        <w:tc>
+          <w:tcPr>
+            <w:tcBorders>
+              <w:top w:color="000000" w:space="0" w:sz="4" w:val="single"/>
+              <w:bottom w:color="000000" w:space="0" w:sz="4" w:val="single"/>
+            </w:tcBorders>
+          </w:tcPr>
+          <w:p>
+            <w:pPr>
+              <w:tabs>
+                <w:tab w:val="left" w:leader="none" w:pos="987"/>
+                <w:tab w:val="left" w:leader="none" w:pos="4032"/>
+                <w:tab w:val="left" w:leader="none" w:pos="7200"/>
+                <w:tab w:val="right" w:leader="none" w:pos="10800"/>
+              </w:tabs>
+              <w:spacing w:after="0" w:before="0" w:line="240" w:lineRule="auto"/>
+              <w:ind w:left="442" w:firstLine="0"/>
+              <w:jc w:val="both"/>
+              <w:rPr>
+                <w:rFonts w:ascii="Arial" w:hAnsi="Arial" w:cs="Arial" w:eastAsia="Arial"/>
+                <w:sz w:val="22"/>
+                <w:szCs w:val="22"/>
+              </w:rPr>
+            </w:pPr>
+            <w:r>
+              <w:rPr>
+                <w:rFonts w:ascii="Arial" w:hAnsi="Arial" w:cs="Arial" w:eastAsia="Arial"/>
+                <w:b w:val="1"/>
+                <w:bCs w:val="1"/>
+                <w:color w:val="783f04"/>
+                <w:rtl w:val="0"/>
+                <w:sz w:val="22"/>
+                <w:szCs w:val="22"/>
+              </w:rPr>
+              <w:t xml:space="preserve">( )</w:t>
+            </w:r>
+            <w:r>
+              <w:rPr>
+                <w:rFonts w:ascii="Arial" w:hAnsi="Arial" w:cs="Arial" w:eastAsia="Arial"/>
+                <w:rtl w:val="0"/>
+                <w:sz w:val="22"/>
+                <w:szCs w:val="22"/>
+              </w:rPr>
+            </w:r>
+          </w:p>
+        </w:tc>
+      </w:tr>
+      <w:tr>
+        <w:trPr>
+          <w:cantSplit w:val="0"/>
+          <w:trHeight w:val="300" w:hRule="atLeast"/>
+          <w:tblHeader w:val="0"/>
+        </w:trPr>
+        <w:tc>
+          <w:tcPr>
+            <w:tcBorders>
+              <w:top w:color="000000" w:space="0" w:sz="4" w:val="single"/>
+              <w:bottom w:color="000000" w:space="0" w:sz="4" w:val="single"/>
+            </w:tcBorders>
+          </w:tcPr>
+          <w:p>
+            <w:pPr>
+              <w:tabs>
+                <w:tab w:val="left" w:leader="none" w:pos="7200"/>
+                <w:tab w:val="right" w:leader="none" w:pos="10800"/>
+              </w:tabs>
+              <w:spacing w:after="0" w:before="0" w:line="240" w:lineRule="auto"/>
+              <w:ind w:left="332" w:firstLine="0"/>
+              <w:jc w:val="both"/>
+              <w:rPr>
+                <w:rFonts w:ascii="Arial" w:hAnsi="Arial" w:cs="Arial" w:eastAsia="Arial"/>
+                <w:sz w:val="22"/>
+                <w:szCs w:val="22"/>
+              </w:rPr>
+            </w:pPr>
+            <w:r>
+              <w:rPr>
+                <w:rFonts w:ascii="Arial" w:hAnsi="Arial" w:cs="Arial" w:eastAsia="Arial"/>
+                <w:rtl w:val="0"/>
+                <w:sz w:val="22"/>
+                <w:szCs w:val="22"/>
+              </w:rPr>
+              <w:t xml:space="preserve">96154</w:t>
+            </w:r>
+          </w:p>
+        </w:tc>
+        <w:tc>
+          <w:tcPr>
+            <w:tcBorders>
+              <w:top w:color="000000" w:space="0" w:sz="4" w:val="single"/>
+              <w:bottom w:color="000000" w:space="0" w:sz="4" w:val="single"/>
+            </w:tcBorders>
+          </w:tcPr>
+          <w:p>
+            <w:pPr>
+              <w:tabs>
+                <w:tab w:val="left" w:leader="none" w:pos="7200"/>
+                <w:tab w:val="right" w:leader="none" w:pos="10800"/>
+              </w:tabs>
+              <w:spacing w:after="0" w:before="0" w:line="240" w:lineRule="auto"/>
+              <w:ind w:left="447" w:firstLine="0"/>
+              <w:jc w:val="both"/>
+              <w:rPr>
+                <w:rFonts w:ascii="Arial" w:hAnsi="Arial" w:cs="Arial" w:eastAsia="Arial"/>
+                <w:sz w:val="22"/>
+                <w:szCs w:val="22"/>
+              </w:rPr>
+            </w:pPr>
+            <w:r>
+              <w:rPr>
+                <w:rFonts w:ascii="Arial" w:hAnsi="Arial" w:cs="Arial" w:eastAsia="Arial"/>
+                <w:b w:val="1"/>
+                <w:bCs w:val="1"/>
+                <w:color w:val="783f04"/>
+                <w:rtl w:val="0"/>
+                <w:sz w:val="22"/>
+                <w:szCs w:val="22"/>
+              </w:rPr>
+              <w:t xml:space="preserve">( )</w:t>
+            </w:r>
+            <w:r>
+              <w:rPr>
+                <w:rFonts w:ascii="Arial" w:hAnsi="Arial" w:cs="Arial" w:eastAsia="Arial"/>
+                <w:rtl w:val="0"/>
+                <w:sz w:val="22"/>
+                <w:szCs w:val="22"/>
+              </w:rPr>
+            </w:r>
+          </w:p>
+        </w:tc>
+        <w:tc>
+          <w:tcPr>
+            <w:tcBorders>
+              <w:top w:color="000000" w:space="0" w:sz="4" w:val="single"/>
+              <w:bottom w:color="000000" w:space="0" w:sz="4" w:val="single"/>
+            </w:tcBorders>
+          </w:tcPr>
+          <w:p>
+            <w:pPr>
+              <w:tabs>
+                <w:tab w:val="left" w:leader="none" w:pos="7200"/>
+                <w:tab w:val="right" w:leader="none" w:pos="10800"/>
+              </w:tabs>
+              <w:spacing w:after="0" w:before="0" w:line="240" w:lineRule="auto"/>
+              <w:ind w:left="447" w:firstLine="0"/>
+              <w:jc w:val="both"/>
+              <w:rPr>
+                <w:rFonts w:ascii="Arial" w:hAnsi="Arial" w:cs="Arial" w:eastAsia="Arial"/>
+                <w:sz w:val="22"/>
+                <w:szCs w:val="22"/>
+              </w:rPr>
+            </w:pPr>
+            <w:r>
+              <w:rPr>
+                <w:rFonts w:ascii="Arial" w:hAnsi="Arial" w:cs="Arial" w:eastAsia="Arial"/>
+                <w:b w:val="1"/>
+                <w:bCs w:val="1"/>
+                <w:color w:val="783f04"/>
+                <w:rtl w:val="0"/>
+                <w:sz w:val="22"/>
+                <w:szCs w:val="22"/>
+              </w:rPr>
+              <w:t xml:space="preserve">( )</w:t>
+            </w:r>
+            <w:r>
+              <w:rPr>
+                <w:rFonts w:ascii="Arial" w:hAnsi="Arial" w:cs="Arial" w:eastAsia="Arial"/>
+                <w:rtl w:val="0"/>
+                <w:sz w:val="22"/>
+                <w:szCs w:val="22"/>
+              </w:rPr>
+            </w:r>
+          </w:p>
+        </w:tc>
+        <w:tc>
+          <w:tcPr>
+            <w:tcBorders>
+              <w:top w:color="000000" w:space="0" w:sz="4" w:val="single"/>
+              <w:bottom w:color="000000" w:space="0" w:sz="4" w:val="single"/>
+            </w:tcBorders>
+          </w:tcPr>
+          <w:p>
+            <w:pPr>
+              <w:tabs>
+                <w:tab w:val="left" w:leader="none" w:pos="987"/>
+                <w:tab w:val="left" w:leader="none" w:pos="4032"/>
+                <w:tab w:val="left" w:leader="none" w:pos="7200"/>
+                <w:tab w:val="right" w:leader="none" w:pos="10800"/>
+              </w:tabs>
+              <w:spacing w:after="0" w:before="0" w:line="240" w:lineRule="auto"/>
+              <w:ind w:left="442" w:firstLine="0"/>
+              <w:jc w:val="both"/>
+              <w:rPr>
+                <w:rFonts w:ascii="Arial" w:hAnsi="Arial" w:cs="Arial" w:eastAsia="Arial"/>
+                <w:sz w:val="22"/>
+                <w:szCs w:val="22"/>
+              </w:rPr>
+            </w:pPr>
+            <w:r>
+              <w:rPr>
+                <w:rFonts w:ascii="Arial" w:hAnsi="Arial" w:cs="Arial" w:eastAsia="Arial"/>
+                <w:b w:val="1"/>
+                <w:bCs w:val="1"/>
+                <w:color w:val="783f04"/>
+                <w:rtl w:val="0"/>
+                <w:sz w:val="22"/>
+                <w:szCs w:val="22"/>
+              </w:rPr>
+              <w:t xml:space="preserve">( )</w:t>
+            </w:r>
+            <w:r>
+              <w:rPr>
+                <w:rFonts w:ascii="Arial" w:hAnsi="Arial" w:cs="Arial" w:eastAsia="Arial"/>
+                <w:rtl w:val="0"/>
+                <w:sz w:val="22"/>
+                <w:szCs w:val="22"/>
+              </w:rPr>
+            </w:r>
+          </w:p>
+        </w:tc>
+      </w:tr>
+      <w:tr>
+        <w:trPr>
+          <w:cantSplit w:val="0"/>
+          <w:trHeight w:val="300" w:hRule="atLeast"/>
+          <w:tblHeader w:val="0"/>
+        </w:trPr>
+        <w:tc>
+          <w:tcPr>
+            <w:tcBorders>
+              <w:top w:color="000000" w:space="0" w:sz="4" w:val="single"/>
+              <w:bottom w:color="000000" w:space="0" w:sz="4" w:val="single"/>
+            </w:tcBorders>
+          </w:tcPr>
+          <w:p>
+            <w:pPr>
+              <w:tabs>
+                <w:tab w:val="left" w:leader="none" w:pos="7200"/>
+                <w:tab w:val="right" w:leader="none" w:pos="10800"/>
+              </w:tabs>
+              <w:spacing w:after="0" w:before="0" w:line="240" w:lineRule="auto"/>
+              <w:ind w:left="332" w:firstLine="0"/>
+              <w:jc w:val="both"/>
+              <w:rPr>
+                <w:rFonts w:ascii="Arial" w:hAnsi="Arial" w:cs="Arial" w:eastAsia="Arial"/>
+                <w:sz w:val="22"/>
+                <w:szCs w:val="22"/>
+              </w:rPr>
+            </w:pPr>
+            <w:r>
+              <w:rPr>
+                <w:rFonts w:ascii="Arial" w:hAnsi="Arial" w:cs="Arial" w:eastAsia="Arial"/>
+                <w:rtl w:val="0"/>
+                <w:sz w:val="22"/>
+                <w:szCs w:val="22"/>
+              </w:rPr>
+              <w:t xml:space="preserve">99090</w:t>
+            </w:r>
+          </w:p>
+        </w:tc>
+        <w:tc>
+          <w:tcPr>
+            <w:tcBorders>
+              <w:top w:color="000000" w:space="0" w:sz="4" w:val="single"/>
+              <w:bottom w:color="000000" w:space="0" w:sz="4" w:val="single"/>
+            </w:tcBorders>
+          </w:tcPr>
+          <w:p>
+            <w:pPr>
+              <w:tabs>
+                <w:tab w:val="left" w:leader="none" w:pos="7200"/>
+                <w:tab w:val="right" w:leader="none" w:pos="10800"/>
+              </w:tabs>
+              <w:spacing w:after="0" w:before="0" w:line="240" w:lineRule="auto"/>
+              <w:ind w:left="447" w:firstLine="0"/>
+              <w:jc w:val="both"/>
+              <w:rPr>
+                <w:rFonts w:ascii="Arial" w:hAnsi="Arial" w:cs="Arial" w:eastAsia="Arial"/>
+                <w:sz w:val="22"/>
+                <w:szCs w:val="22"/>
+              </w:rPr>
+            </w:pPr>
+            <w:r>
+              <w:rPr>
+                <w:rFonts w:ascii="Arial" w:hAnsi="Arial" w:cs="Arial" w:eastAsia="Arial"/>
+                <w:b w:val="1"/>
+                <w:bCs w:val="1"/>
+                <w:color w:val="783f04"/>
+                <w:rtl w:val="0"/>
+                <w:sz w:val="22"/>
+                <w:szCs w:val="22"/>
+              </w:rPr>
+              <w:t xml:space="preserve">( )</w:t>
+            </w:r>
+            <w:r>
+              <w:rPr>
+                <w:rFonts w:ascii="Arial" w:hAnsi="Arial" w:cs="Arial" w:eastAsia="Arial"/>
+                <w:rtl w:val="0"/>
+                <w:sz w:val="22"/>
+                <w:szCs w:val="22"/>
+              </w:rPr>
+            </w:r>
+          </w:p>
+        </w:tc>
+        <w:tc>
+          <w:tcPr>
+            <w:tcBorders>
+              <w:top w:color="000000" w:space="0" w:sz="4" w:val="single"/>
+              <w:bottom w:color="000000" w:space="0" w:sz="4" w:val="single"/>
+            </w:tcBorders>
+          </w:tcPr>
+          <w:p>
+            <w:pPr>
+              <w:tabs>
+                <w:tab w:val="left" w:leader="none" w:pos="7200"/>
+                <w:tab w:val="right" w:leader="none" w:pos="10800"/>
+              </w:tabs>
+              <w:spacing w:after="0" w:before="0" w:line="240" w:lineRule="auto"/>
+              <w:ind w:left="447" w:firstLine="0"/>
+              <w:jc w:val="both"/>
+              <w:rPr>
+                <w:rFonts w:ascii="Arial" w:hAnsi="Arial" w:cs="Arial" w:eastAsia="Arial"/>
+                <w:sz w:val="22"/>
+                <w:szCs w:val="22"/>
+              </w:rPr>
+            </w:pPr>
+            <w:r>
+              <w:rPr>
+                <w:rFonts w:ascii="Arial" w:hAnsi="Arial" w:cs="Arial" w:eastAsia="Arial"/>
+                <w:b w:val="1"/>
+                <w:bCs w:val="1"/>
+                <w:color w:val="783f04"/>
+                <w:rtl w:val="0"/>
+                <w:sz w:val="22"/>
+                <w:szCs w:val="22"/>
+              </w:rPr>
+              <w:t xml:space="preserve">( )</w:t>
+            </w:r>
+            <w:r>
+              <w:rPr>
+                <w:rFonts w:ascii="Arial" w:hAnsi="Arial" w:cs="Arial" w:eastAsia="Arial"/>
+                <w:rtl w:val="0"/>
+                <w:sz w:val="22"/>
+                <w:szCs w:val="22"/>
+              </w:rPr>
+            </w:r>
+          </w:p>
+        </w:tc>
+        <w:tc>
+          <w:tcPr>
+            <w:tcBorders>
+              <w:top w:color="000000" w:space="0" w:sz="4" w:val="single"/>
+              <w:bottom w:color="000000" w:space="0" w:sz="4" w:val="single"/>
+            </w:tcBorders>
+          </w:tcPr>
+          <w:p>
+            <w:pPr>
+              <w:tabs>
+                <w:tab w:val="left" w:leader="none" w:pos="987"/>
+                <w:tab w:val="left" w:leader="none" w:pos="4032"/>
+                <w:tab w:val="left" w:leader="none" w:pos="7200"/>
+                <w:tab w:val="right" w:leader="none" w:pos="10800"/>
+              </w:tabs>
+              <w:spacing w:after="0" w:before="0" w:line="240" w:lineRule="auto"/>
+              <w:ind w:left="442" w:firstLine="0"/>
+              <w:jc w:val="both"/>
+              <w:rPr>
+                <w:rFonts w:ascii="Arial" w:hAnsi="Arial" w:cs="Arial" w:eastAsia="Arial"/>
+                <w:sz w:val="22"/>
+                <w:szCs w:val="22"/>
+              </w:rPr>
+            </w:pPr>
+            <w:r>
+              <w:rPr>
+                <w:rFonts w:ascii="Arial" w:hAnsi="Arial" w:cs="Arial" w:eastAsia="Arial"/>
+                <w:b w:val="1"/>
+                <w:bCs w:val="1"/>
+                <w:color w:val="783f04"/>
+                <w:rtl w:val="0"/>
+                <w:sz w:val="22"/>
+                <w:szCs w:val="22"/>
+              </w:rPr>
+              <w:t xml:space="preserve">( )</w:t>
+            </w:r>
+            <w:r>
+              <w:rPr>
+                <w:rFonts w:ascii="Arial" w:hAnsi="Arial" w:cs="Arial" w:eastAsia="Arial"/>
+                <w:rtl w:val="0"/>
+                <w:sz w:val="22"/>
+                <w:szCs w:val="22"/>
+              </w:rPr>
+            </w:r>
+          </w:p>
+        </w:tc>
+      </w:tr>
+      <w:tr>
+        <w:trPr>
+          <w:cantSplit w:val="0"/>
+          <w:trHeight w:val="300" w:hRule="atLeast"/>
+          <w:tblHeader w:val="0"/>
+        </w:trPr>
+        <w:tc>
+          <w:tcPr>
+            <w:tcBorders>
+              <w:top w:color="000000" w:space="0" w:sz="4" w:val="single"/>
+              <w:bottom w:color="000000" w:space="0" w:sz="4" w:val="single"/>
+            </w:tcBorders>
+          </w:tcPr>
+          <w:p>
+            <w:pPr>
+              <w:tabs>
+                <w:tab w:val="left" w:leader="none" w:pos="7200"/>
+                <w:tab w:val="right" w:leader="none" w:pos="10800"/>
+              </w:tabs>
+              <w:spacing w:after="0" w:before="0" w:line="240" w:lineRule="auto"/>
+              <w:ind w:left="332" w:firstLine="0"/>
+              <w:jc w:val="both"/>
+              <w:rPr>
+                <w:rFonts w:ascii="Arial" w:hAnsi="Arial" w:cs="Arial" w:eastAsia="Arial"/>
+                <w:sz w:val="22"/>
+                <w:szCs w:val="22"/>
+              </w:rPr>
+            </w:pPr>
+            <w:r>
+              <w:rPr>
+                <w:rFonts w:ascii="Arial" w:hAnsi="Arial" w:cs="Arial" w:eastAsia="Arial"/>
+                <w:rtl w:val="0"/>
+                <w:sz w:val="22"/>
+                <w:szCs w:val="22"/>
+              </w:rPr>
+              <w:t xml:space="preserve">99116</w:t>
+            </w:r>
+          </w:p>
+        </w:tc>
+        <w:tc>
+          <w:tcPr>
+            <w:tcBorders>
+              <w:top w:color="000000" w:space="0" w:sz="4" w:val="single"/>
+              <w:bottom w:color="000000" w:space="0" w:sz="4" w:val="single"/>
+            </w:tcBorders>
+          </w:tcPr>
+          <w:p>
+            <w:pPr>
+              <w:tabs>
+                <w:tab w:val="left" w:leader="none" w:pos="7200"/>
+                <w:tab w:val="right" w:leader="none" w:pos="10800"/>
+              </w:tabs>
+              <w:spacing w:after="0" w:before="0" w:line="240" w:lineRule="auto"/>
+              <w:ind w:left="447" w:firstLine="0"/>
+              <w:jc w:val="both"/>
+              <w:rPr>
+                <w:rFonts w:ascii="Arial" w:hAnsi="Arial" w:cs="Arial" w:eastAsia="Arial"/>
+                <w:sz w:val="22"/>
+                <w:szCs w:val="22"/>
+              </w:rPr>
+            </w:pPr>
+            <w:r>
+              <w:rPr>
+                <w:rFonts w:ascii="Arial" w:hAnsi="Arial" w:cs="Arial" w:eastAsia="Arial"/>
+                <w:b w:val="1"/>
+                <w:bCs w:val="1"/>
+                <w:color w:val="783f04"/>
+                <w:rtl w:val="0"/>
+                <w:sz w:val="22"/>
+                <w:szCs w:val="22"/>
+              </w:rPr>
+              <w:t xml:space="preserve">( )</w:t>
+            </w:r>
+            <w:r>
+              <w:rPr>
+                <w:rFonts w:ascii="Arial" w:hAnsi="Arial" w:cs="Arial" w:eastAsia="Arial"/>
+                <w:rtl w:val="0"/>
+                <w:sz w:val="22"/>
+                <w:szCs w:val="22"/>
+              </w:rPr>
+            </w:r>
+          </w:p>
+        </w:tc>
+        <w:tc>
+          <w:tcPr>
+            <w:tcBorders>
+              <w:top w:color="000000" w:space="0" w:sz="4" w:val="single"/>
+              <w:bottom w:color="000000" w:space="0" w:sz="4" w:val="single"/>
+            </w:tcBorders>
+          </w:tcPr>
+          <w:p>
+            <w:pPr>
+              <w:tabs>
+                <w:tab w:val="left" w:leader="none" w:pos="7200"/>
+                <w:tab w:val="right" w:leader="none" w:pos="10800"/>
+              </w:tabs>
+              <w:spacing w:after="0" w:before="0" w:line="240" w:lineRule="auto"/>
+              <w:ind w:left="447" w:firstLine="0"/>
+              <w:jc w:val="both"/>
+              <w:rPr>
+                <w:rFonts w:ascii="Arial" w:hAnsi="Arial" w:cs="Arial" w:eastAsia="Arial"/>
+                <w:sz w:val="22"/>
+                <w:szCs w:val="22"/>
+              </w:rPr>
+            </w:pPr>
+            <w:r>
+              <w:rPr>
+                <w:rFonts w:ascii="Arial" w:hAnsi="Arial" w:cs="Arial" w:eastAsia="Arial"/>
+                <w:b w:val="1"/>
+                <w:bCs w:val="1"/>
+                <w:color w:val="783f04"/>
+                <w:rtl w:val="0"/>
+                <w:sz w:val="22"/>
+                <w:szCs w:val="22"/>
+              </w:rPr>
+              <w:t xml:space="preserve">( )</w:t>
+            </w:r>
+            <w:r>
+              <w:rPr>
+                <w:rFonts w:ascii="Arial" w:hAnsi="Arial" w:cs="Arial" w:eastAsia="Arial"/>
+                <w:rtl w:val="0"/>
+                <w:sz w:val="22"/>
+                <w:szCs w:val="22"/>
+              </w:rPr>
+            </w:r>
+          </w:p>
+        </w:tc>
+        <w:tc>
+          <w:tcPr>
+            <w:tcBorders>
+              <w:top w:color="000000" w:space="0" w:sz="4" w:val="single"/>
+              <w:bottom w:color="000000" w:space="0" w:sz="4" w:val="single"/>
+            </w:tcBorders>
+          </w:tcPr>
+          <w:p>
+            <w:pPr>
+              <w:tabs>
+                <w:tab w:val="left" w:leader="none" w:pos="987"/>
+                <w:tab w:val="left" w:leader="none" w:pos="4032"/>
+                <w:tab w:val="left" w:leader="none" w:pos="7200"/>
+                <w:tab w:val="right" w:leader="none" w:pos="10800"/>
+              </w:tabs>
+              <w:spacing w:after="0" w:before="0" w:line="240" w:lineRule="auto"/>
+              <w:ind w:left="442" w:firstLine="0"/>
+              <w:jc w:val="both"/>
+              <w:rPr>
+                <w:rFonts w:ascii="Arial" w:hAnsi="Arial" w:cs="Arial" w:eastAsia="Arial"/>
+                <w:sz w:val="22"/>
+                <w:szCs w:val="22"/>
+              </w:rPr>
+            </w:pPr>
+            <w:r>
+              <w:rPr>
+                <w:rFonts w:ascii="Arial" w:hAnsi="Arial" w:cs="Arial" w:eastAsia="Arial"/>
+                <w:b w:val="1"/>
+                <w:bCs w:val="1"/>
+                <w:color w:val="783f04"/>
+                <w:rtl w:val="0"/>
+                <w:sz w:val="22"/>
+                <w:szCs w:val="22"/>
+              </w:rPr>
+              <w:t xml:space="preserve">( )</w:t>
+            </w:r>
+            <w:r>
+              <w:rPr>
+                <w:rFonts w:ascii="Arial" w:hAnsi="Arial" w:cs="Arial" w:eastAsia="Arial"/>
+                <w:rtl w:val="0"/>
+                <w:sz w:val="22"/>
+                <w:szCs w:val="22"/>
+              </w:rPr>
+            </w:r>
+          </w:p>
+        </w:tc>
+      </w:tr>
+      <w:tr>
+        <w:trPr>
+          <w:cantSplit w:val="0"/>
+          <w:trHeight w:val="300" w:hRule="atLeast"/>
+          <w:tblHeader w:val="0"/>
+        </w:trPr>
+        <w:tc>
+          <w:tcPr>
+            <w:tcBorders>
+              <w:top w:color="000000" w:space="0" w:sz="4" w:val="single"/>
+              <w:bottom w:color="000000" w:space="0" w:sz="4" w:val="single"/>
+            </w:tcBorders>
+          </w:tcPr>
+          <w:p>
+            <w:pPr>
+              <w:tabs>
+                <w:tab w:val="left" w:leader="none" w:pos="7200"/>
+                <w:tab w:val="right" w:leader="none" w:pos="10800"/>
+              </w:tabs>
+              <w:spacing w:after="0" w:before="0" w:line="240" w:lineRule="auto"/>
+              <w:ind w:left="332" w:firstLine="0"/>
+              <w:jc w:val="both"/>
+              <w:rPr>
+                <w:rFonts w:ascii="Arial" w:hAnsi="Arial" w:cs="Arial" w:eastAsia="Arial"/>
+                <w:sz w:val="22"/>
+                <w:szCs w:val="22"/>
+              </w:rPr>
+            </w:pPr>
+            <w:r>
+              <w:rPr>
+                <w:rFonts w:ascii="Arial" w:hAnsi="Arial" w:cs="Arial" w:eastAsia="Arial"/>
+                <w:rtl w:val="0"/>
+                <w:sz w:val="22"/>
+                <w:szCs w:val="22"/>
+              </w:rPr>
+              <w:t xml:space="preserve">99203</w:t>
+            </w:r>
+          </w:p>
+        </w:tc>
+        <w:tc>
+          <w:tcPr>
+            <w:tcBorders>
+              <w:top w:color="000000" w:space="0" w:sz="4" w:val="single"/>
+              <w:bottom w:color="000000" w:space="0" w:sz="4" w:val="single"/>
+            </w:tcBorders>
+          </w:tcPr>
+          <w:p>
+            <w:pPr>
+              <w:tabs>
+                <w:tab w:val="left" w:leader="none" w:pos="7200"/>
+                <w:tab w:val="right" w:leader="none" w:pos="10800"/>
+              </w:tabs>
+              <w:spacing w:after="0" w:before="0" w:line="240" w:lineRule="auto"/>
+              <w:ind w:left="447" w:firstLine="0"/>
+              <w:jc w:val="both"/>
+              <w:rPr>
+                <w:rFonts w:ascii="Arial" w:hAnsi="Arial" w:cs="Arial" w:eastAsia="Arial"/>
+                <w:sz w:val="22"/>
+                <w:szCs w:val="22"/>
+              </w:rPr>
+            </w:pPr>
+            <w:r>
+              <w:rPr>
+                <w:rFonts w:ascii="Arial" w:hAnsi="Arial" w:cs="Arial" w:eastAsia="Arial"/>
+                <w:b w:val="1"/>
+                <w:bCs w:val="1"/>
+                <w:color w:val="783f04"/>
+                <w:rtl w:val="0"/>
+                <w:sz w:val="22"/>
+                <w:szCs w:val="22"/>
+              </w:rPr>
+              <w:t xml:space="preserve">( )</w:t>
+            </w:r>
+            <w:r>
+              <w:rPr>
+                <w:rFonts w:ascii="Arial" w:hAnsi="Arial" w:cs="Arial" w:eastAsia="Arial"/>
+                <w:rtl w:val="0"/>
+                <w:sz w:val="22"/>
+                <w:szCs w:val="22"/>
+              </w:rPr>
+            </w:r>
+          </w:p>
+        </w:tc>
+        <w:tc>
+          <w:tcPr>
+            <w:tcBorders>
+              <w:top w:color="000000" w:space="0" w:sz="4" w:val="single"/>
+              <w:bottom w:color="000000" w:space="0" w:sz="4" w:val="single"/>
+            </w:tcBorders>
+          </w:tcPr>
+          <w:p>
+            <w:pPr>
+              <w:tabs>
+                <w:tab w:val="left" w:leader="none" w:pos="7200"/>
+                <w:tab w:val="right" w:leader="none" w:pos="10800"/>
+              </w:tabs>
+              <w:spacing w:after="0" w:before="0" w:line="240" w:lineRule="auto"/>
+              <w:ind w:left="447" w:firstLine="0"/>
+              <w:jc w:val="both"/>
+              <w:rPr>
+                <w:rFonts w:ascii="Arial" w:hAnsi="Arial" w:cs="Arial" w:eastAsia="Arial"/>
+                <w:sz w:val="22"/>
+                <w:szCs w:val="22"/>
+              </w:rPr>
+            </w:pPr>
+            <w:r>
+              <w:rPr>
+                <w:rFonts w:ascii="Arial" w:hAnsi="Arial" w:cs="Arial" w:eastAsia="Arial"/>
+                <w:b w:val="1"/>
+                <w:bCs w:val="1"/>
+                <w:color w:val="783f04"/>
+                <w:rtl w:val="0"/>
+                <w:sz w:val="22"/>
+                <w:szCs w:val="22"/>
+              </w:rPr>
+              <w:t xml:space="preserve">( )</w:t>
+            </w:r>
+            <w:r>
+              <w:rPr>
+                <w:rFonts w:ascii="Arial" w:hAnsi="Arial" w:cs="Arial" w:eastAsia="Arial"/>
+                <w:rtl w:val="0"/>
+                <w:sz w:val="22"/>
+                <w:szCs w:val="22"/>
+              </w:rPr>
+            </w:r>
+          </w:p>
+        </w:tc>
+        <w:tc>
+          <w:tcPr>
+            <w:tcBorders>
+              <w:top w:color="000000" w:space="0" w:sz="4" w:val="single"/>
+              <w:bottom w:color="000000" w:space="0" w:sz="4" w:val="single"/>
+            </w:tcBorders>
+          </w:tcPr>
+          <w:p>
+            <w:pPr>
+              <w:tabs>
+                <w:tab w:val="left" w:leader="none" w:pos="987"/>
+                <w:tab w:val="left" w:leader="none" w:pos="4032"/>
+                <w:tab w:val="left" w:leader="none" w:pos="7200"/>
+                <w:tab w:val="right" w:leader="none" w:pos="10800"/>
+              </w:tabs>
+              <w:spacing w:after="0" w:before="0" w:line="240" w:lineRule="auto"/>
+              <w:ind w:left="442" w:firstLine="0"/>
+              <w:jc w:val="both"/>
+              <w:rPr>
+                <w:rFonts w:ascii="Arial" w:hAnsi="Arial" w:cs="Arial" w:eastAsia="Arial"/>
+                <w:sz w:val="22"/>
+                <w:szCs w:val="22"/>
+              </w:rPr>
+            </w:pPr>
+            <w:r>
+              <w:rPr>
+                <w:rFonts w:ascii="Arial" w:hAnsi="Arial" w:cs="Arial" w:eastAsia="Arial"/>
+                <w:b w:val="1"/>
+                <w:bCs w:val="1"/>
+                <w:color w:val="783f04"/>
+                <w:rtl w:val="0"/>
+                <w:sz w:val="22"/>
+                <w:szCs w:val="22"/>
+              </w:rPr>
+              <w:t xml:space="preserve">( )</w:t>
+            </w:r>
+            <w:r>
+              <w:rPr>
+                <w:rFonts w:ascii="Arial" w:hAnsi="Arial" w:cs="Arial" w:eastAsia="Arial"/>
+                <w:rtl w:val="0"/>
+                <w:sz w:val="22"/>
+                <w:szCs w:val="22"/>
+              </w:rPr>
+            </w:r>
+          </w:p>
+        </w:tc>
+      </w:tr>
+      <w:tr>
+        <w:trPr>
+          <w:cantSplit w:val="0"/>
+          <w:trHeight w:val="300" w:hRule="atLeast"/>
+          <w:tblHeader w:val="0"/>
+        </w:trPr>
+        <w:tc>
+          <w:tcPr>
+            <w:tcBorders>
+              <w:top w:color="000000" w:space="0" w:sz="4" w:val="single"/>
+              <w:bottom w:color="000000" w:space="0" w:sz="4" w:val="single"/>
+            </w:tcBorders>
+          </w:tcPr>
+          <w:p>
+            <w:pPr>
+              <w:tabs>
+                <w:tab w:val="left" w:leader="none" w:pos="7200"/>
+                <w:tab w:val="right" w:leader="none" w:pos="10800"/>
+              </w:tabs>
+              <w:spacing w:after="0" w:before="0" w:line="240" w:lineRule="auto"/>
+              <w:ind w:left="332" w:firstLine="0"/>
+              <w:jc w:val="both"/>
+              <w:rPr>
+                <w:rFonts w:ascii="Arial" w:hAnsi="Arial" w:cs="Arial" w:eastAsia="Arial"/>
+                <w:sz w:val="22"/>
+                <w:szCs w:val="22"/>
+              </w:rPr>
+            </w:pPr>
+            <w:r>
+              <w:rPr>
+                <w:rFonts w:ascii="Arial" w:hAnsi="Arial" w:cs="Arial" w:eastAsia="Arial"/>
+                <w:rtl w:val="0"/>
+                <w:sz w:val="22"/>
+                <w:szCs w:val="22"/>
+              </w:rPr>
+              <w:t xml:space="preserve">99204</w:t>
+            </w:r>
+          </w:p>
+        </w:tc>
+        <w:tc>
+          <w:tcPr>
+            <w:tcBorders>
+              <w:top w:color="000000" w:space="0" w:sz="4" w:val="single"/>
+              <w:bottom w:color="000000" w:space="0" w:sz="4" w:val="single"/>
+            </w:tcBorders>
+          </w:tcPr>
+          <w:p>
+            <w:pPr>
+              <w:tabs>
+                <w:tab w:val="left" w:leader="none" w:pos="7200"/>
+                <w:tab w:val="right" w:leader="none" w:pos="10800"/>
+              </w:tabs>
+              <w:spacing w:after="0" w:before="0" w:line="240" w:lineRule="auto"/>
+              <w:ind w:left="447" w:firstLine="0"/>
+              <w:jc w:val="both"/>
+              <w:rPr>
+                <w:rFonts w:ascii="Arial" w:hAnsi="Arial" w:cs="Arial" w:eastAsia="Arial"/>
+                <w:sz w:val="22"/>
+                <w:szCs w:val="22"/>
+              </w:rPr>
+            </w:pPr>
+            <w:r>
+              <w:rPr>
+                <w:rFonts w:ascii="Arial" w:hAnsi="Arial" w:cs="Arial" w:eastAsia="Arial"/>
+                <w:b w:val="1"/>
+                <w:bCs w:val="1"/>
+                <w:color w:val="783f04"/>
+                <w:rtl w:val="0"/>
+                <w:sz w:val="22"/>
+                <w:szCs w:val="22"/>
+              </w:rPr>
+              <w:t xml:space="preserve">( )</w:t>
+            </w:r>
+            <w:r>
+              <w:rPr>
+                <w:rFonts w:ascii="Arial" w:hAnsi="Arial" w:cs="Arial" w:eastAsia="Arial"/>
+                <w:rtl w:val="0"/>
+                <w:sz w:val="22"/>
+                <w:szCs w:val="22"/>
+              </w:rPr>
+            </w:r>
+          </w:p>
+        </w:tc>
+        <w:tc>
+          <w:tcPr>
+            <w:tcBorders>
+              <w:top w:color="000000" w:space="0" w:sz="4" w:val="single"/>
+              <w:bottom w:color="000000" w:space="0" w:sz="4" w:val="single"/>
+            </w:tcBorders>
+          </w:tcPr>
+          <w:p>
+            <w:pPr>
+              <w:tabs>
+                <w:tab w:val="left" w:leader="none" w:pos="7200"/>
+                <w:tab w:val="right" w:leader="none" w:pos="10800"/>
+              </w:tabs>
+              <w:spacing w:after="0" w:before="0" w:line="240" w:lineRule="auto"/>
+              <w:ind w:left="447" w:firstLine="0"/>
+              <w:jc w:val="both"/>
+              <w:rPr>
+                <w:rFonts w:ascii="Arial" w:hAnsi="Arial" w:cs="Arial" w:eastAsia="Arial"/>
+                <w:sz w:val="22"/>
+                <w:szCs w:val="22"/>
+              </w:rPr>
+            </w:pPr>
+            <w:r>
+              <w:rPr>
+                <w:rFonts w:ascii="Arial" w:hAnsi="Arial" w:cs="Arial" w:eastAsia="Arial"/>
+                <w:b w:val="1"/>
+                <w:bCs w:val="1"/>
+                <w:color w:val="783f04"/>
+                <w:rtl w:val="0"/>
+                <w:sz w:val="22"/>
+                <w:szCs w:val="22"/>
+              </w:rPr>
+              <w:t xml:space="preserve">( )</w:t>
+            </w:r>
+            <w:r>
+              <w:rPr>
+                <w:rFonts w:ascii="Arial" w:hAnsi="Arial" w:cs="Arial" w:eastAsia="Arial"/>
+                <w:rtl w:val="0"/>
+                <w:sz w:val="22"/>
+                <w:szCs w:val="22"/>
+              </w:rPr>
+            </w:r>
+          </w:p>
+        </w:tc>
+        <w:tc>
+          <w:tcPr>
+            <w:tcBorders>
+              <w:top w:color="000000" w:space="0" w:sz="4" w:val="single"/>
+              <w:bottom w:color="000000" w:space="0" w:sz="4" w:val="single"/>
+            </w:tcBorders>
+          </w:tcPr>
+          <w:p>
+            <w:pPr>
+              <w:tabs>
+                <w:tab w:val="left" w:leader="none" w:pos="987"/>
+                <w:tab w:val="left" w:leader="none" w:pos="4032"/>
+                <w:tab w:val="left" w:leader="none" w:pos="7200"/>
+                <w:tab w:val="right" w:leader="none" w:pos="10800"/>
+              </w:tabs>
+              <w:spacing w:after="0" w:before="0" w:line="240" w:lineRule="auto"/>
+              <w:ind w:left="442" w:firstLine="0"/>
+              <w:jc w:val="both"/>
+              <w:rPr>
+                <w:rFonts w:ascii="Arial" w:hAnsi="Arial" w:cs="Arial" w:eastAsia="Arial"/>
+                <w:sz w:val="22"/>
+                <w:szCs w:val="22"/>
+              </w:rPr>
+            </w:pPr>
+            <w:r>
+              <w:rPr>
+                <w:rFonts w:ascii="Arial" w:hAnsi="Arial" w:cs="Arial" w:eastAsia="Arial"/>
+                <w:b w:val="1"/>
+                <w:bCs w:val="1"/>
+                <w:color w:val="783f04"/>
+                <w:rtl w:val="0"/>
+                <w:sz w:val="22"/>
+                <w:szCs w:val="22"/>
+              </w:rPr>
+              <w:t xml:space="preserve">( )</w:t>
+            </w:r>
+            <w:r>
+              <w:rPr>
+                <w:rFonts w:ascii="Arial" w:hAnsi="Arial" w:cs="Arial" w:eastAsia="Arial"/>
+                <w:rtl w:val="0"/>
+                <w:sz w:val="22"/>
+                <w:szCs w:val="22"/>
+              </w:rPr>
+            </w:r>
+          </w:p>
+        </w:tc>
+      </w:tr>
+      <w:tr>
+        <w:trPr>
+          <w:cantSplit w:val="0"/>
+          <w:trHeight w:val="300" w:hRule="atLeast"/>
+          <w:tblHeader w:val="0"/>
+        </w:trPr>
+        <w:tc>
+          <w:tcPr>
+            <w:tcBorders>
+              <w:top w:color="000000" w:space="0" w:sz="4" w:val="single"/>
+              <w:bottom w:color="000000" w:space="0" w:sz="4" w:val="single"/>
+            </w:tcBorders>
+          </w:tcPr>
+          <w:p>
+            <w:pPr>
+              <w:tabs>
+                <w:tab w:val="left" w:leader="none" w:pos="7200"/>
+                <w:tab w:val="right" w:leader="none" w:pos="10800"/>
+              </w:tabs>
+              <w:spacing w:after="0" w:before="0" w:line="240" w:lineRule="auto"/>
+              <w:ind w:left="332" w:firstLine="0"/>
+              <w:jc w:val="both"/>
+              <w:rPr>
+                <w:rFonts w:ascii="Arial" w:hAnsi="Arial" w:cs="Arial" w:eastAsia="Arial"/>
+                <w:sz w:val="22"/>
+                <w:szCs w:val="22"/>
+              </w:rPr>
+            </w:pPr>
+            <w:r>
+              <w:rPr>
+                <w:rFonts w:ascii="Arial" w:hAnsi="Arial" w:cs="Arial" w:eastAsia="Arial"/>
+                <w:rtl w:val="0"/>
+                <w:sz w:val="22"/>
+                <w:szCs w:val="22"/>
+              </w:rPr>
+              <w:t xml:space="preserve">99205</w:t>
+            </w:r>
+          </w:p>
+        </w:tc>
+        <w:tc>
+          <w:tcPr>
+            <w:tcBorders>
+              <w:top w:color="000000" w:space="0" w:sz="4" w:val="single"/>
+              <w:bottom w:color="000000" w:space="0" w:sz="4" w:val="single"/>
+            </w:tcBorders>
+          </w:tcPr>
+          <w:p>
+            <w:pPr>
+              <w:tabs>
+                <w:tab w:val="left" w:leader="none" w:pos="7200"/>
+                <w:tab w:val="right" w:leader="none" w:pos="10800"/>
+              </w:tabs>
+              <w:spacing w:after="0" w:before="0" w:line="240" w:lineRule="auto"/>
+              <w:ind w:left="447" w:firstLine="0"/>
+              <w:jc w:val="both"/>
+              <w:rPr>
+                <w:rFonts w:ascii="Arial" w:hAnsi="Arial" w:cs="Arial" w:eastAsia="Arial"/>
+                <w:sz w:val="22"/>
+                <w:szCs w:val="22"/>
+              </w:rPr>
+            </w:pPr>
+            <w:r>
+              <w:rPr>
+                <w:rFonts w:ascii="Arial" w:hAnsi="Arial" w:cs="Arial" w:eastAsia="Arial"/>
+                <w:b w:val="1"/>
+                <w:bCs w:val="1"/>
+                <w:color w:val="783f04"/>
+                <w:rtl w:val="0"/>
+                <w:sz w:val="22"/>
+                <w:szCs w:val="22"/>
+              </w:rPr>
+              <w:t xml:space="preserve">( )</w:t>
+            </w:r>
+            <w:r>
+              <w:rPr>
+                <w:rFonts w:ascii="Arial" w:hAnsi="Arial" w:cs="Arial" w:eastAsia="Arial"/>
+                <w:rtl w:val="0"/>
+                <w:sz w:val="22"/>
+                <w:szCs w:val="22"/>
+              </w:rPr>
+            </w:r>
+          </w:p>
+        </w:tc>
+        <w:tc>
+          <w:tcPr>
+            <w:tcBorders>
+              <w:top w:color="000000" w:space="0" w:sz="4" w:val="single"/>
+              <w:bottom w:color="000000" w:space="0" w:sz="4" w:val="single"/>
+            </w:tcBorders>
+          </w:tcPr>
+          <w:p>
+            <w:pPr>
+              <w:tabs>
+                <w:tab w:val="left" w:leader="none" w:pos="7200"/>
+                <w:tab w:val="right" w:leader="none" w:pos="10800"/>
+              </w:tabs>
+              <w:spacing w:after="0" w:before="0" w:line="240" w:lineRule="auto"/>
+              <w:ind w:left="447" w:firstLine="0"/>
+              <w:jc w:val="both"/>
+              <w:rPr>
+                <w:rFonts w:ascii="Arial" w:hAnsi="Arial" w:cs="Arial" w:eastAsia="Arial"/>
+                <w:sz w:val="22"/>
+                <w:szCs w:val="22"/>
+              </w:rPr>
+            </w:pPr>
+            <w:r>
+              <w:rPr>
+                <w:rFonts w:ascii="Arial" w:hAnsi="Arial" w:cs="Arial" w:eastAsia="Arial"/>
+                <w:b w:val="1"/>
+                <w:bCs w:val="1"/>
+                <w:color w:val="783f04"/>
+                <w:rtl w:val="0"/>
+                <w:sz w:val="22"/>
+                <w:szCs w:val="22"/>
+              </w:rPr>
+              <w:t xml:space="preserve">( )</w:t>
+            </w:r>
+            <w:r>
+              <w:rPr>
+                <w:rFonts w:ascii="Arial" w:hAnsi="Arial" w:cs="Arial" w:eastAsia="Arial"/>
+                <w:rtl w:val="0"/>
+                <w:sz w:val="22"/>
+                <w:szCs w:val="22"/>
+              </w:rPr>
+            </w:r>
+          </w:p>
+        </w:tc>
+        <w:tc>
+          <w:tcPr>
+            <w:tcBorders>
+              <w:top w:color="000000" w:space="0" w:sz="4" w:val="single"/>
+              <w:bottom w:color="000000" w:space="0" w:sz="4" w:val="single"/>
+            </w:tcBorders>
+          </w:tcPr>
+          <w:p>
+            <w:pPr>
+              <w:tabs>
+                <w:tab w:val="left" w:leader="none" w:pos="987"/>
+                <w:tab w:val="left" w:leader="none" w:pos="4032"/>
+                <w:tab w:val="left" w:leader="none" w:pos="7200"/>
+                <w:tab w:val="right" w:leader="none" w:pos="10800"/>
+              </w:tabs>
+              <w:spacing w:after="0" w:before="0" w:line="240" w:lineRule="auto"/>
+              <w:ind w:left="442" w:firstLine="0"/>
+              <w:jc w:val="both"/>
+              <w:rPr>
+                <w:rFonts w:ascii="Arial" w:hAnsi="Arial" w:cs="Arial" w:eastAsia="Arial"/>
+                <w:sz w:val="22"/>
+                <w:szCs w:val="22"/>
+              </w:rPr>
+            </w:pPr>
+            <w:r>
+              <w:rPr>
+                <w:rFonts w:ascii="Arial" w:hAnsi="Arial" w:cs="Arial" w:eastAsia="Arial"/>
+                <w:b w:val="1"/>
+                <w:bCs w:val="1"/>
+                <w:color w:val="783f04"/>
+                <w:rtl w:val="0"/>
+                <w:sz w:val="22"/>
+                <w:szCs w:val="22"/>
+              </w:rPr>
+              <w:t xml:space="preserve">( )</w:t>
+            </w:r>
+            <w:r>
+              <w:rPr>
+                <w:rFonts w:ascii="Arial" w:hAnsi="Arial" w:cs="Arial" w:eastAsia="Arial"/>
+                <w:rtl w:val="0"/>
+                <w:sz w:val="22"/>
+                <w:szCs w:val="22"/>
+              </w:rPr>
+            </w:r>
+          </w:p>
+        </w:tc>
+      </w:tr>
+      <w:tr>
+        <w:trPr>
+          <w:cantSplit w:val="0"/>
+          <w:trHeight w:val="300" w:hRule="atLeast"/>
+          <w:tblHeader w:val="0"/>
+        </w:trPr>
+        <w:tc>
+          <w:tcPr>
+            <w:tcBorders>
+              <w:top w:color="000000" w:space="0" w:sz="4" w:val="single"/>
+              <w:bottom w:color="000000" w:space="0" w:sz="4" w:val="single"/>
+            </w:tcBorders>
+          </w:tcPr>
+          <w:p>
+            <w:pPr>
+              <w:tabs>
+                <w:tab w:val="left" w:leader="none" w:pos="7200"/>
+                <w:tab w:val="right" w:leader="none" w:pos="10800"/>
+              </w:tabs>
+              <w:spacing w:after="0" w:before="0" w:line="240" w:lineRule="auto"/>
+              <w:ind w:left="332" w:firstLine="0"/>
+              <w:jc w:val="both"/>
+              <w:rPr>
+                <w:rFonts w:ascii="Arial" w:hAnsi="Arial" w:cs="Arial" w:eastAsia="Arial"/>
+                <w:sz w:val="22"/>
+                <w:szCs w:val="22"/>
+              </w:rPr>
+            </w:pPr>
+            <w:r>
+              <w:rPr>
+                <w:rFonts w:ascii="Arial" w:hAnsi="Arial" w:cs="Arial" w:eastAsia="Arial"/>
+                <w:rtl w:val="0"/>
+                <w:sz w:val="22"/>
+                <w:szCs w:val="22"/>
+              </w:rPr>
+              <w:t xml:space="preserve">99213</w:t>
+            </w:r>
+          </w:p>
+        </w:tc>
+        <w:tc>
+          <w:tcPr>
+            <w:tcBorders>
+              <w:top w:color="000000" w:space="0" w:sz="4" w:val="single"/>
+              <w:bottom w:color="000000" w:space="0" w:sz="4" w:val="single"/>
+            </w:tcBorders>
+          </w:tcPr>
+          <w:p>
+            <w:pPr>
+              <w:tabs>
+                <w:tab w:val="left" w:leader="none" w:pos="7200"/>
+                <w:tab w:val="right" w:leader="none" w:pos="10800"/>
+              </w:tabs>
+              <w:spacing w:after="0" w:before="0" w:line="240" w:lineRule="auto"/>
+              <w:ind w:left="447" w:firstLine="0"/>
+              <w:jc w:val="both"/>
+              <w:rPr>
+                <w:rFonts w:ascii="Arial" w:hAnsi="Arial" w:cs="Arial" w:eastAsia="Arial"/>
+                <w:sz w:val="22"/>
+                <w:szCs w:val="22"/>
+              </w:rPr>
+            </w:pPr>
+            <w:r>
+              <w:rPr>
+                <w:rFonts w:ascii="Arial" w:hAnsi="Arial" w:cs="Arial" w:eastAsia="Arial"/>
+                <w:b w:val="1"/>
+                <w:bCs w:val="1"/>
+                <w:color w:val="783f04"/>
+                <w:rtl w:val="0"/>
+                <w:sz w:val="22"/>
+                <w:szCs w:val="22"/>
+              </w:rPr>
+              <w:t xml:space="preserve">( )</w:t>
+            </w:r>
+            <w:r>
+              <w:rPr>
+                <w:rFonts w:ascii="Arial" w:hAnsi="Arial" w:cs="Arial" w:eastAsia="Arial"/>
+                <w:rtl w:val="0"/>
+                <w:sz w:val="22"/>
+                <w:szCs w:val="22"/>
+              </w:rPr>
+            </w:r>
+          </w:p>
+        </w:tc>
+        <w:tc>
+          <w:tcPr>
+            <w:tcBorders>
+              <w:top w:color="000000" w:space="0" w:sz="4" w:val="single"/>
+              <w:bottom w:color="000000" w:space="0" w:sz="4" w:val="single"/>
+            </w:tcBorders>
+          </w:tcPr>
+          <w:p>
+            <w:pPr>
+              <w:tabs>
+                <w:tab w:val="left" w:leader="none" w:pos="7200"/>
+                <w:tab w:val="right" w:leader="none" w:pos="10800"/>
+              </w:tabs>
+              <w:spacing w:after="0" w:before="0" w:line="240" w:lineRule="auto"/>
+              <w:ind w:left="447" w:firstLine="0"/>
+              <w:jc w:val="both"/>
+              <w:rPr>
+                <w:rFonts w:ascii="Arial" w:hAnsi="Arial" w:cs="Arial" w:eastAsia="Arial"/>
+                <w:sz w:val="22"/>
+                <w:szCs w:val="22"/>
+              </w:rPr>
+            </w:pPr>
+            <w:r>
+              <w:rPr>
+                <w:rFonts w:ascii="Arial" w:hAnsi="Arial" w:cs="Arial" w:eastAsia="Arial"/>
+                <w:b w:val="1"/>
+                <w:bCs w:val="1"/>
+                <w:color w:val="783f04"/>
+                <w:rtl w:val="0"/>
+                <w:sz w:val="22"/>
+                <w:szCs w:val="22"/>
+              </w:rPr>
+              <w:t xml:space="preserve">( )</w:t>
+            </w:r>
+            <w:r>
+              <w:rPr>
+                <w:rFonts w:ascii="Arial" w:hAnsi="Arial" w:cs="Arial" w:eastAsia="Arial"/>
+                <w:rtl w:val="0"/>
+                <w:sz w:val="22"/>
+                <w:szCs w:val="22"/>
+              </w:rPr>
+            </w:r>
+          </w:p>
+        </w:tc>
+        <w:tc>
+          <w:tcPr>
+            <w:tcBorders>
+              <w:top w:color="000000" w:space="0" w:sz="4" w:val="single"/>
+              <w:bottom w:color="000000" w:space="0" w:sz="4" w:val="single"/>
+            </w:tcBorders>
+          </w:tcPr>
+          <w:p>
+            <w:pPr>
+              <w:tabs>
+                <w:tab w:val="left" w:leader="none" w:pos="987"/>
+                <w:tab w:val="left" w:leader="none" w:pos="4032"/>
+                <w:tab w:val="left" w:leader="none" w:pos="7200"/>
+                <w:tab w:val="right" w:leader="none" w:pos="10800"/>
+              </w:tabs>
+              <w:spacing w:after="0" w:before="0" w:line="240" w:lineRule="auto"/>
+              <w:ind w:left="442" w:firstLine="0"/>
+              <w:jc w:val="both"/>
+              <w:rPr>
+                <w:rFonts w:ascii="Arial" w:hAnsi="Arial" w:cs="Arial" w:eastAsia="Arial"/>
+                <w:sz w:val="22"/>
+                <w:szCs w:val="22"/>
+              </w:rPr>
+            </w:pPr>
+            <w:r>
+              <w:rPr>
+                <w:rFonts w:ascii="Arial" w:hAnsi="Arial" w:cs="Arial" w:eastAsia="Arial"/>
+                <w:b w:val="1"/>
+                <w:bCs w:val="1"/>
+                <w:color w:val="783f04"/>
+                <w:rtl w:val="0"/>
+                <w:sz w:val="22"/>
+                <w:szCs w:val="22"/>
+              </w:rPr>
+              <w:t xml:space="preserve">( )</w:t>
+            </w:r>
+            <w:r>
+              <w:rPr>
+                <w:rFonts w:ascii="Arial" w:hAnsi="Arial" w:cs="Arial" w:eastAsia="Arial"/>
+                <w:rtl w:val="0"/>
+                <w:sz w:val="22"/>
+                <w:szCs w:val="22"/>
+              </w:rPr>
+            </w:r>
+          </w:p>
+        </w:tc>
+      </w:tr>
+      <w:tr>
+        <w:trPr>
+          <w:cantSplit w:val="0"/>
+          <w:trHeight w:val="300" w:hRule="atLeast"/>
+          <w:tblHeader w:val="0"/>
+        </w:trPr>
+        <w:tc>
+          <w:tcPr>
+            <w:tcBorders>
+              <w:top w:color="000000" w:space="0" w:sz="4" w:val="single"/>
+              <w:bottom w:color="000000" w:space="0" w:sz="4" w:val="single"/>
+            </w:tcBorders>
+          </w:tcPr>
+          <w:p>
+            <w:pPr>
+              <w:tabs>
+                <w:tab w:val="left" w:leader="none" w:pos="7200"/>
+                <w:tab w:val="right" w:leader="none" w:pos="10800"/>
+              </w:tabs>
+              <w:spacing w:after="0" w:before="0" w:line="240" w:lineRule="auto"/>
+              <w:ind w:left="332" w:firstLine="0"/>
+              <w:jc w:val="both"/>
+              <w:rPr>
+                <w:rFonts w:ascii="Arial" w:hAnsi="Arial" w:cs="Arial" w:eastAsia="Arial"/>
+                <w:sz w:val="22"/>
+                <w:szCs w:val="22"/>
+              </w:rPr>
+            </w:pPr>
+            <w:r>
+              <w:rPr>
+                <w:rFonts w:ascii="Arial" w:hAnsi="Arial" w:cs="Arial" w:eastAsia="Arial"/>
+                <w:rtl w:val="0"/>
+                <w:sz w:val="22"/>
+                <w:szCs w:val="22"/>
+              </w:rPr>
+              <w:t xml:space="preserve">99214</w:t>
+            </w:r>
+          </w:p>
+        </w:tc>
+        <w:tc>
+          <w:tcPr>
+            <w:tcBorders>
+              <w:top w:color="000000" w:space="0" w:sz="4" w:val="single"/>
+              <w:bottom w:color="000000" w:space="0" w:sz="4" w:val="single"/>
+            </w:tcBorders>
+          </w:tcPr>
+          <w:p>
+            <w:pPr>
+              <w:tabs>
+                <w:tab w:val="left" w:leader="none" w:pos="7200"/>
+                <w:tab w:val="right" w:leader="none" w:pos="10800"/>
+              </w:tabs>
+              <w:spacing w:after="0" w:before="0" w:line="240" w:lineRule="auto"/>
+              <w:ind w:left="447" w:firstLine="0"/>
+              <w:jc w:val="both"/>
+              <w:rPr>
+                <w:rFonts w:ascii="Arial" w:hAnsi="Arial" w:cs="Arial" w:eastAsia="Arial"/>
+                <w:sz w:val="22"/>
+                <w:szCs w:val="22"/>
+              </w:rPr>
+            </w:pPr>
+            <w:r>
+              <w:rPr>
+                <w:rFonts w:ascii="Arial" w:hAnsi="Arial" w:cs="Arial" w:eastAsia="Arial"/>
+                <w:b w:val="1"/>
+                <w:bCs w:val="1"/>
+                <w:color w:val="783f04"/>
+                <w:rtl w:val="0"/>
+                <w:sz w:val="22"/>
+                <w:szCs w:val="22"/>
+              </w:rPr>
+              <w:t xml:space="preserve">( )</w:t>
+            </w:r>
+            <w:r>
+              <w:rPr>
+                <w:rFonts w:ascii="Arial" w:hAnsi="Arial" w:cs="Arial" w:eastAsia="Arial"/>
+                <w:rtl w:val="0"/>
+                <w:sz w:val="22"/>
+                <w:szCs w:val="22"/>
+              </w:rPr>
+            </w:r>
+          </w:p>
+        </w:tc>
+        <w:tc>
+          <w:tcPr>
+            <w:tcBorders>
+              <w:top w:color="000000" w:space="0" w:sz="4" w:val="single"/>
+              <w:bottom w:color="000000" w:space="0" w:sz="4" w:val="single"/>
+            </w:tcBorders>
+          </w:tcPr>
+          <w:p>
+            <w:pPr>
+              <w:tabs>
+                <w:tab w:val="left" w:leader="none" w:pos="7200"/>
+                <w:tab w:val="right" w:leader="none" w:pos="10800"/>
+              </w:tabs>
+              <w:spacing w:after="0" w:before="0" w:line="240" w:lineRule="auto"/>
+              <w:ind w:left="447" w:firstLine="0"/>
+              <w:jc w:val="both"/>
+              <w:rPr>
+                <w:rFonts w:ascii="Arial" w:hAnsi="Arial" w:cs="Arial" w:eastAsia="Arial"/>
+                <w:sz w:val="22"/>
+                <w:szCs w:val="22"/>
+              </w:rPr>
+            </w:pPr>
+            <w:r>
+              <w:rPr>
+                <w:rFonts w:ascii="Arial" w:hAnsi="Arial" w:cs="Arial" w:eastAsia="Arial"/>
+                <w:b w:val="1"/>
+                <w:bCs w:val="1"/>
+                <w:color w:val="783f04"/>
+                <w:rtl w:val="0"/>
+                <w:sz w:val="22"/>
+                <w:szCs w:val="22"/>
+              </w:rPr>
+              <w:t xml:space="preserve">( )</w:t>
+            </w:r>
+            <w:r>
+              <w:rPr>
+                <w:rFonts w:ascii="Arial" w:hAnsi="Arial" w:cs="Arial" w:eastAsia="Arial"/>
+                <w:rtl w:val="0"/>
+                <w:sz w:val="22"/>
+                <w:szCs w:val="22"/>
+              </w:rPr>
+            </w:r>
+          </w:p>
+        </w:tc>
+        <w:tc>
+          <w:tcPr>
+            <w:tcBorders>
+              <w:top w:color="000000" w:space="0" w:sz="4" w:val="single"/>
+              <w:bottom w:color="000000" w:space="0" w:sz="4" w:val="single"/>
+            </w:tcBorders>
+          </w:tcPr>
+          <w:p>
+            <w:pPr>
+              <w:tabs>
+                <w:tab w:val="left" w:leader="none" w:pos="987"/>
+                <w:tab w:val="left" w:leader="none" w:pos="4032"/>
+                <w:tab w:val="left" w:leader="none" w:pos="7200"/>
+                <w:tab w:val="right" w:leader="none" w:pos="10800"/>
+              </w:tabs>
+              <w:spacing w:after="0" w:before="0" w:line="240" w:lineRule="auto"/>
+              <w:ind w:left="442" w:firstLine="0"/>
+              <w:jc w:val="both"/>
+              <w:rPr>
+                <w:rFonts w:ascii="Arial" w:hAnsi="Arial" w:cs="Arial" w:eastAsia="Arial"/>
+                <w:sz w:val="22"/>
+                <w:szCs w:val="22"/>
+              </w:rPr>
+            </w:pPr>
+            <w:r>
+              <w:rPr>
+                <w:rFonts w:ascii="Arial" w:hAnsi="Arial" w:cs="Arial" w:eastAsia="Arial"/>
+                <w:b w:val="1"/>
+                <w:bCs w:val="1"/>
+                <w:color w:val="783f04"/>
+                <w:rtl w:val="0"/>
+                <w:sz w:val="22"/>
+                <w:szCs w:val="22"/>
+              </w:rPr>
+              <w:t xml:space="preserve">( )</w:t>
+            </w:r>
+            <w:r>
+              <w:rPr>
+                <w:rFonts w:ascii="Arial" w:hAnsi="Arial" w:cs="Arial" w:eastAsia="Arial"/>
+                <w:rtl w:val="0"/>
+                <w:sz w:val="22"/>
+                <w:szCs w:val="22"/>
+              </w:rPr>
+            </w:r>
+          </w:p>
+        </w:tc>
+      </w:tr>
+      <w:tr>
+        <w:trPr>
+          <w:cantSplit w:val="0"/>
+          <w:trHeight w:val="300" w:hRule="atLeast"/>
+          <w:tblHeader w:val="0"/>
+        </w:trPr>
+        <w:tc>
+          <w:tcPr>
+            <w:tcBorders>
+              <w:top w:color="000000" w:space="0" w:sz="4" w:val="single"/>
+              <w:bottom w:color="000000" w:space="0" w:sz="4" w:val="single"/>
+            </w:tcBorders>
+          </w:tcPr>
+          <w:p>
+            <w:pPr>
+              <w:tabs>
+                <w:tab w:val="left" w:leader="none" w:pos="7200"/>
+                <w:tab w:val="right" w:leader="none" w:pos="10800"/>
+              </w:tabs>
+              <w:spacing w:after="0" w:before="0" w:line="240" w:lineRule="auto"/>
+              <w:ind w:left="332" w:firstLine="0"/>
+              <w:jc w:val="both"/>
+              <w:rPr>
+                <w:rFonts w:ascii="Arial" w:hAnsi="Arial" w:cs="Arial" w:eastAsia="Arial"/>
+                <w:sz w:val="22"/>
+                <w:szCs w:val="22"/>
+              </w:rPr>
+            </w:pPr>
+            <w:r>
+              <w:rPr>
+                <w:rFonts w:ascii="Arial" w:hAnsi="Arial" w:cs="Arial" w:eastAsia="Arial"/>
+                <w:rtl w:val="0"/>
+                <w:sz w:val="22"/>
+                <w:szCs w:val="22"/>
+              </w:rPr>
+              <w:t xml:space="preserve">99215</w:t>
+            </w:r>
+          </w:p>
+        </w:tc>
+        <w:tc>
+          <w:tcPr>
+            <w:tcBorders>
+              <w:top w:color="000000" w:space="0" w:sz="4" w:val="single"/>
+              <w:bottom w:color="000000" w:space="0" w:sz="4" w:val="single"/>
+            </w:tcBorders>
+          </w:tcPr>
+          <w:p>
+            <w:pPr>
+              <w:tabs>
+                <w:tab w:val="left" w:leader="none" w:pos="7200"/>
+                <w:tab w:val="right" w:leader="none" w:pos="10800"/>
+              </w:tabs>
+              <w:spacing w:after="0" w:before="0" w:line="240" w:lineRule="auto"/>
+              <w:ind w:left="447" w:firstLine="0"/>
+              <w:jc w:val="both"/>
+              <w:rPr>
+                <w:rFonts w:ascii="Arial" w:hAnsi="Arial" w:cs="Arial" w:eastAsia="Arial"/>
+                <w:sz w:val="22"/>
+                <w:szCs w:val="22"/>
+              </w:rPr>
+            </w:pPr>
+            <w:r>
+              <w:rPr>
+                <w:rFonts w:ascii="Arial" w:hAnsi="Arial" w:cs="Arial" w:eastAsia="Arial"/>
+                <w:b w:val="1"/>
+                <w:bCs w:val="1"/>
+                <w:color w:val="783f04"/>
+                <w:rtl w:val="0"/>
+                <w:sz w:val="22"/>
+                <w:szCs w:val="22"/>
+              </w:rPr>
+              <w:t xml:space="preserve">( )</w:t>
+            </w:r>
+            <w:r>
+              <w:rPr>
+                <w:rFonts w:ascii="Arial" w:hAnsi="Arial" w:cs="Arial" w:eastAsia="Arial"/>
+                <w:rtl w:val="0"/>
+                <w:sz w:val="22"/>
+                <w:szCs w:val="22"/>
+              </w:rPr>
+            </w:r>
+          </w:p>
+        </w:tc>
+        <w:tc>
+          <w:tcPr>
+            <w:tcBorders>
+              <w:top w:color="000000" w:space="0" w:sz="4" w:val="single"/>
+              <w:bottom w:color="000000" w:space="0" w:sz="4" w:val="single"/>
+            </w:tcBorders>
+          </w:tcPr>
+          <w:p>
+            <w:pPr>
+              <w:tabs>
+                <w:tab w:val="left" w:leader="none" w:pos="7200"/>
+                <w:tab w:val="right" w:leader="none" w:pos="10800"/>
+              </w:tabs>
+              <w:spacing w:after="0" w:before="0" w:line="240" w:lineRule="auto"/>
+              <w:ind w:left="447" w:firstLine="0"/>
+              <w:jc w:val="both"/>
+              <w:rPr>
+                <w:rFonts w:ascii="Arial" w:hAnsi="Arial" w:cs="Arial" w:eastAsia="Arial"/>
+                <w:sz w:val="22"/>
+                <w:szCs w:val="22"/>
+              </w:rPr>
+            </w:pPr>
+            <w:r>
+              <w:rPr>
+                <w:rFonts w:ascii="Arial" w:hAnsi="Arial" w:cs="Arial" w:eastAsia="Arial"/>
+                <w:b w:val="1"/>
+                <w:bCs w:val="1"/>
+                <w:color w:val="783f04"/>
+                <w:rtl w:val="0"/>
+                <w:sz w:val="22"/>
+                <w:szCs w:val="22"/>
+              </w:rPr>
+              <w:t xml:space="preserve">( )</w:t>
+            </w:r>
+            <w:r>
+              <w:rPr>
+                <w:rFonts w:ascii="Arial" w:hAnsi="Arial" w:cs="Arial" w:eastAsia="Arial"/>
+                <w:rtl w:val="0"/>
+                <w:sz w:val="22"/>
+                <w:szCs w:val="22"/>
+              </w:rPr>
+            </w:r>
+          </w:p>
+        </w:tc>
+        <w:tc>
+          <w:tcPr>
+            <w:tcBorders>
+              <w:top w:color="000000" w:space="0" w:sz="4" w:val="single"/>
+              <w:bottom w:color="000000" w:space="0" w:sz="4" w:val="single"/>
+            </w:tcBorders>
+          </w:tcPr>
+          <w:p>
+            <w:pPr>
+              <w:tabs>
+                <w:tab w:val="left" w:leader="none" w:pos="987"/>
+                <w:tab w:val="left" w:leader="none" w:pos="4032"/>
+                <w:tab w:val="left" w:leader="none" w:pos="7200"/>
+                <w:tab w:val="right" w:leader="none" w:pos="10800"/>
+              </w:tabs>
+              <w:spacing w:after="0" w:before="0" w:line="240" w:lineRule="auto"/>
+              <w:ind w:left="442" w:firstLine="0"/>
+              <w:jc w:val="both"/>
+              <w:rPr>
+                <w:rFonts w:ascii="Arial" w:hAnsi="Arial" w:cs="Arial" w:eastAsia="Arial"/>
+                <w:sz w:val="22"/>
+                <w:szCs w:val="22"/>
+              </w:rPr>
+            </w:pPr>
+            <w:r>
+              <w:rPr>
+                <w:rFonts w:ascii="Arial" w:hAnsi="Arial" w:cs="Arial" w:eastAsia="Arial"/>
+                <w:b w:val="1"/>
+                <w:bCs w:val="1"/>
+                <w:color w:val="783f04"/>
+                <w:rtl w:val="0"/>
+                <w:sz w:val="22"/>
+                <w:szCs w:val="22"/>
+              </w:rPr>
+              <w:t xml:space="preserve">( )</w:t>
+            </w:r>
+            <w:r>
+              <w:rPr>
+                <w:rFonts w:ascii="Arial" w:hAnsi="Arial" w:cs="Arial" w:eastAsia="Arial"/>
+                <w:rtl w:val="0"/>
+                <w:sz w:val="22"/>
+                <w:szCs w:val="22"/>
+              </w:rPr>
+            </w:r>
+          </w:p>
+        </w:tc>
+      </w:tr>
+      <w:tr>
+        <w:trPr>
+          <w:cantSplit w:val="0"/>
+          <w:trHeight w:val="300" w:hRule="atLeast"/>
+          <w:tblHeader w:val="0"/>
+        </w:trPr>
+        <w:tc>
+          <w:tcPr>
+            <w:tcBorders>
+              <w:top w:color="000000" w:space="0" w:sz="4" w:val="single"/>
+              <w:bottom w:color="000000" w:space="0" w:sz="4" w:val="single"/>
+            </w:tcBorders>
+          </w:tcPr>
+          <w:p>
+            <w:pPr>
+              <w:tabs>
+                <w:tab w:val="left" w:leader="none" w:pos="7200"/>
+                <w:tab w:val="right" w:leader="none" w:pos="10800"/>
+              </w:tabs>
+              <w:spacing w:after="0" w:before="0" w:line="240" w:lineRule="auto"/>
+              <w:ind w:left="332" w:firstLine="0"/>
+              <w:jc w:val="both"/>
+              <w:rPr>
+                <w:rFonts w:ascii="Arial" w:hAnsi="Arial" w:cs="Arial" w:eastAsia="Arial"/>
+                <w:sz w:val="22"/>
+                <w:szCs w:val="22"/>
+              </w:rPr>
+            </w:pPr>
+            <w:r>
+              <w:rPr>
+                <w:rFonts w:ascii="Arial" w:hAnsi="Arial" w:cs="Arial" w:eastAsia="Arial"/>
+                <w:rtl w:val="0"/>
+                <w:sz w:val="22"/>
+                <w:szCs w:val="22"/>
+              </w:rPr>
+              <w:t xml:space="preserve">99243</w:t>
+            </w:r>
+          </w:p>
+        </w:tc>
+        <w:tc>
+          <w:tcPr>
+            <w:tcBorders>
+              <w:top w:color="000000" w:space="0" w:sz="4" w:val="single"/>
+              <w:bottom w:color="000000" w:space="0" w:sz="4" w:val="single"/>
+            </w:tcBorders>
+          </w:tcPr>
+          <w:p>
+            <w:pPr>
+              <w:tabs>
+                <w:tab w:val="left" w:leader="none" w:pos="7200"/>
+                <w:tab w:val="right" w:leader="none" w:pos="10800"/>
+              </w:tabs>
+              <w:spacing w:after="0" w:before="0" w:line="240" w:lineRule="auto"/>
+              <w:ind w:left="447" w:firstLine="0"/>
+              <w:jc w:val="both"/>
+              <w:rPr>
+                <w:rFonts w:ascii="Arial" w:hAnsi="Arial" w:cs="Arial" w:eastAsia="Arial"/>
+                <w:sz w:val="22"/>
+                <w:szCs w:val="22"/>
+              </w:rPr>
+            </w:pPr>
+            <w:r>
+              <w:rPr>
+                <w:rFonts w:ascii="Arial" w:hAnsi="Arial" w:cs="Arial" w:eastAsia="Arial"/>
+                <w:b w:val="1"/>
+                <w:bCs w:val="1"/>
+                <w:color w:val="783f04"/>
+                <w:rtl w:val="0"/>
+                <w:sz w:val="22"/>
+                <w:szCs w:val="22"/>
+              </w:rPr>
+              <w:t xml:space="preserve">( )</w:t>
+            </w:r>
+            <w:r>
+              <w:rPr>
+                <w:rFonts w:ascii="Arial" w:hAnsi="Arial" w:cs="Arial" w:eastAsia="Arial"/>
+                <w:rtl w:val="0"/>
+                <w:sz w:val="22"/>
+                <w:szCs w:val="22"/>
+              </w:rPr>
+            </w:r>
+          </w:p>
+        </w:tc>
+        <w:tc>
+          <w:tcPr>
+            <w:tcBorders>
+              <w:top w:color="000000" w:space="0" w:sz="4" w:val="single"/>
+              <w:bottom w:color="000000" w:space="0" w:sz="4" w:val="single"/>
+            </w:tcBorders>
+          </w:tcPr>
+          <w:p>
+            <w:pPr>
+              <w:tabs>
+                <w:tab w:val="left" w:leader="none" w:pos="7200"/>
+                <w:tab w:val="right" w:leader="none" w:pos="10800"/>
+              </w:tabs>
+              <w:spacing w:after="0" w:before="0" w:line="240" w:lineRule="auto"/>
+              <w:ind w:left="447" w:firstLine="0"/>
+              <w:jc w:val="both"/>
+              <w:rPr>
+                <w:rFonts w:ascii="Arial" w:hAnsi="Arial" w:cs="Arial" w:eastAsia="Arial"/>
+                <w:sz w:val="22"/>
+                <w:szCs w:val="22"/>
+              </w:rPr>
+            </w:pPr>
+            <w:r>
+              <w:rPr>
+                <w:rFonts w:ascii="Arial" w:hAnsi="Arial" w:cs="Arial" w:eastAsia="Arial"/>
+                <w:b w:val="1"/>
+                <w:bCs w:val="1"/>
+                <w:color w:val="783f04"/>
+                <w:rtl w:val="0"/>
+                <w:sz w:val="22"/>
+                <w:szCs w:val="22"/>
+              </w:rPr>
+              <w:t xml:space="preserve">( )</w:t>
+            </w:r>
+            <w:r>
+              <w:rPr>
+                <w:rFonts w:ascii="Arial" w:hAnsi="Arial" w:cs="Arial" w:eastAsia="Arial"/>
+                <w:rtl w:val="0"/>
+                <w:sz w:val="22"/>
+                <w:szCs w:val="22"/>
+              </w:rPr>
+            </w:r>
+          </w:p>
+        </w:tc>
+        <w:tc>
+          <w:tcPr>
+            <w:tcBorders>
+              <w:top w:color="000000" w:space="0" w:sz="4" w:val="single"/>
+              <w:bottom w:color="000000" w:space="0" w:sz="4" w:val="single"/>
+            </w:tcBorders>
+          </w:tcPr>
+          <w:p>
+            <w:pPr>
+              <w:tabs>
+                <w:tab w:val="left" w:leader="none" w:pos="987"/>
+                <w:tab w:val="left" w:leader="none" w:pos="4032"/>
+                <w:tab w:val="left" w:leader="none" w:pos="7200"/>
+                <w:tab w:val="right" w:leader="none" w:pos="10800"/>
+              </w:tabs>
+              <w:spacing w:after="0" w:before="0" w:line="240" w:lineRule="auto"/>
+              <w:ind w:left="442" w:firstLine="0"/>
+              <w:jc w:val="both"/>
+              <w:rPr>
+                <w:rFonts w:ascii="Arial" w:hAnsi="Arial" w:cs="Arial" w:eastAsia="Arial"/>
+                <w:sz w:val="22"/>
+                <w:szCs w:val="22"/>
+              </w:rPr>
+            </w:pPr>
+            <w:r>
+              <w:rPr>
+                <w:rFonts w:ascii="Arial" w:hAnsi="Arial" w:cs="Arial" w:eastAsia="Arial"/>
+                <w:b w:val="1"/>
+                <w:bCs w:val="1"/>
+                <w:color w:val="783f04"/>
+                <w:rtl w:val="0"/>
+                <w:sz w:val="22"/>
+                <w:szCs w:val="22"/>
+              </w:rPr>
+              <w:t xml:space="preserve">( )</w:t>
+            </w:r>
+            <w:r>
+              <w:rPr>
+                <w:rFonts w:ascii="Arial" w:hAnsi="Arial" w:cs="Arial" w:eastAsia="Arial"/>
+                <w:rtl w:val="0"/>
+                <w:sz w:val="22"/>
+                <w:szCs w:val="22"/>
+              </w:rPr>
+            </w:r>
+          </w:p>
+        </w:tc>
+      </w:tr>
+      <w:tr>
+        <w:trPr>
+          <w:cantSplit w:val="0"/>
+          <w:trHeight w:val="300" w:hRule="atLeast"/>
+          <w:tblHeader w:val="0"/>
+        </w:trPr>
+        <w:tc>
+          <w:tcPr>
+            <w:tcBorders>
+              <w:top w:color="000000" w:space="0" w:sz="4" w:val="single"/>
+              <w:bottom w:color="000000" w:space="0" w:sz="4" w:val="single"/>
+            </w:tcBorders>
+          </w:tcPr>
+          <w:p>
+            <w:pPr>
+              <w:tabs>
+                <w:tab w:val="left" w:leader="none" w:pos="7200"/>
+                <w:tab w:val="right" w:leader="none" w:pos="10800"/>
+              </w:tabs>
+              <w:spacing w:after="0" w:before="0" w:line="240" w:lineRule="auto"/>
+              <w:ind w:left="332" w:firstLine="0"/>
+              <w:jc w:val="both"/>
+              <w:rPr>
+                <w:rFonts w:ascii="Arial" w:hAnsi="Arial" w:cs="Arial" w:eastAsia="Arial"/>
+                <w:sz w:val="22"/>
+                <w:szCs w:val="22"/>
+              </w:rPr>
+            </w:pPr>
+            <w:r>
+              <w:rPr>
+                <w:rFonts w:ascii="Arial" w:hAnsi="Arial" w:cs="Arial" w:eastAsia="Arial"/>
+                <w:rtl w:val="0"/>
+                <w:sz w:val="22"/>
+                <w:szCs w:val="22"/>
+              </w:rPr>
+              <w:t xml:space="preserve">99244</w:t>
+            </w:r>
+          </w:p>
+        </w:tc>
+        <w:tc>
+          <w:tcPr>
+            <w:tcBorders>
+              <w:top w:color="000000" w:space="0" w:sz="4" w:val="single"/>
+              <w:bottom w:color="000000" w:space="0" w:sz="4" w:val="single"/>
+            </w:tcBorders>
+          </w:tcPr>
+          <w:p>
+            <w:pPr>
+              <w:tabs>
+                <w:tab w:val="left" w:leader="none" w:pos="7200"/>
+                <w:tab w:val="right" w:leader="none" w:pos="10800"/>
+              </w:tabs>
+              <w:spacing w:after="0" w:before="0" w:line="240" w:lineRule="auto"/>
+              <w:ind w:left="447" w:firstLine="0"/>
+              <w:jc w:val="both"/>
+              <w:rPr>
+                <w:rFonts w:ascii="Arial" w:hAnsi="Arial" w:cs="Arial" w:eastAsia="Arial"/>
+                <w:sz w:val="22"/>
+                <w:szCs w:val="22"/>
+              </w:rPr>
+            </w:pPr>
+            <w:r>
+              <w:rPr>
+                <w:rFonts w:ascii="Arial" w:hAnsi="Arial" w:cs="Arial" w:eastAsia="Arial"/>
+                <w:b w:val="1"/>
+                <w:bCs w:val="1"/>
+                <w:color w:val="783f04"/>
+                <w:rtl w:val="0"/>
+                <w:sz w:val="22"/>
+                <w:szCs w:val="22"/>
+              </w:rPr>
+              <w:t xml:space="preserve">( )</w:t>
+            </w:r>
+            <w:r>
+              <w:rPr>
+                <w:rFonts w:ascii="Arial" w:hAnsi="Arial" w:cs="Arial" w:eastAsia="Arial"/>
+                <w:rtl w:val="0"/>
+                <w:sz w:val="22"/>
+                <w:szCs w:val="22"/>
+              </w:rPr>
+            </w:r>
+          </w:p>
+        </w:tc>
+        <w:tc>
+          <w:tcPr>
+            <w:tcBorders>
+              <w:top w:color="000000" w:space="0" w:sz="4" w:val="single"/>
+              <w:bottom w:color="000000" w:space="0" w:sz="4" w:val="single"/>
+            </w:tcBorders>
+          </w:tcPr>
+          <w:p>
+            <w:pPr>
+              <w:tabs>
+                <w:tab w:val="left" w:leader="none" w:pos="7200"/>
+                <w:tab w:val="right" w:leader="none" w:pos="10800"/>
+              </w:tabs>
+              <w:spacing w:after="0" w:before="0" w:line="240" w:lineRule="auto"/>
+              <w:ind w:left="447" w:firstLine="0"/>
+              <w:jc w:val="both"/>
+              <w:rPr>
+                <w:rFonts w:ascii="Arial" w:hAnsi="Arial" w:cs="Arial" w:eastAsia="Arial"/>
+                <w:sz w:val="22"/>
+                <w:szCs w:val="22"/>
+              </w:rPr>
+            </w:pPr>
+            <w:r>
+              <w:rPr>
+                <w:rFonts w:ascii="Arial" w:hAnsi="Arial" w:cs="Arial" w:eastAsia="Arial"/>
+                <w:b w:val="1"/>
+                <w:bCs w:val="1"/>
+                <w:color w:val="783f04"/>
+                <w:rtl w:val="0"/>
+                <w:sz w:val="22"/>
+                <w:szCs w:val="22"/>
+              </w:rPr>
+              <w:t xml:space="preserve">( )</w:t>
+            </w:r>
+            <w:r>
+              <w:rPr>
+                <w:rFonts w:ascii="Arial" w:hAnsi="Arial" w:cs="Arial" w:eastAsia="Arial"/>
+                <w:rtl w:val="0"/>
+                <w:sz w:val="22"/>
+                <w:szCs w:val="22"/>
+              </w:rPr>
+            </w:r>
+          </w:p>
+        </w:tc>
+        <w:tc>
+          <w:tcPr>
+            <w:tcBorders>
+              <w:top w:color="000000" w:space="0" w:sz="4" w:val="single"/>
+              <w:bottom w:color="000000" w:space="0" w:sz="4" w:val="single"/>
+            </w:tcBorders>
+          </w:tcPr>
+          <w:p>
+            <w:pPr>
+              <w:tabs>
+                <w:tab w:val="left" w:leader="none" w:pos="987"/>
+                <w:tab w:val="left" w:leader="none" w:pos="4032"/>
+                <w:tab w:val="left" w:leader="none" w:pos="7200"/>
+                <w:tab w:val="right" w:leader="none" w:pos="10800"/>
+              </w:tabs>
+              <w:spacing w:after="0" w:before="0" w:line="240" w:lineRule="auto"/>
+              <w:ind w:left="442" w:firstLine="0"/>
+              <w:jc w:val="both"/>
+              <w:rPr>
+                <w:rFonts w:ascii="Arial" w:hAnsi="Arial" w:cs="Arial" w:eastAsia="Arial"/>
+                <w:sz w:val="22"/>
+                <w:szCs w:val="22"/>
+              </w:rPr>
+            </w:pPr>
+            <w:r>
+              <w:rPr>
+                <w:rFonts w:ascii="Arial" w:hAnsi="Arial" w:cs="Arial" w:eastAsia="Arial"/>
+                <w:b w:val="1"/>
+                <w:bCs w:val="1"/>
+                <w:color w:val="783f04"/>
+                <w:rtl w:val="0"/>
+                <w:sz w:val="22"/>
+                <w:szCs w:val="22"/>
+              </w:rPr>
+              <w:t xml:space="preserve">( )</w:t>
+            </w:r>
+            <w:r>
+              <w:rPr>
+                <w:rFonts w:ascii="Arial" w:hAnsi="Arial" w:cs="Arial" w:eastAsia="Arial"/>
+                <w:rtl w:val="0"/>
+                <w:sz w:val="22"/>
+                <w:szCs w:val="22"/>
+              </w:rPr>
+            </w:r>
+          </w:p>
+        </w:tc>
+      </w:tr>
+      <w:tr>
+        <w:trPr>
+          <w:cantSplit w:val="0"/>
+          <w:trHeight w:val="300" w:hRule="atLeast"/>
+          <w:tblHeader w:val="0"/>
+        </w:trPr>
+        <w:tc>
+          <w:tcPr>
+            <w:tcBorders>
+              <w:top w:color="000000" w:space="0" w:sz="4" w:val="single"/>
+              <w:bottom w:color="000000" w:space="0" w:sz="4" w:val="single"/>
+            </w:tcBorders>
+          </w:tcPr>
+          <w:p>
+            <w:pPr>
+              <w:tabs>
+                <w:tab w:val="left" w:leader="none" w:pos="7200"/>
+                <w:tab w:val="right" w:leader="none" w:pos="10800"/>
+              </w:tabs>
+              <w:spacing w:after="0" w:before="0" w:line="240" w:lineRule="auto"/>
+              <w:ind w:left="332" w:firstLine="0"/>
+              <w:jc w:val="both"/>
+              <w:rPr>
+                <w:rFonts w:ascii="Arial" w:hAnsi="Arial" w:cs="Arial" w:eastAsia="Arial"/>
+                <w:sz w:val="22"/>
+                <w:szCs w:val="22"/>
+              </w:rPr>
+            </w:pPr>
+            <w:r>
+              <w:rPr>
+                <w:rFonts w:ascii="Arial" w:hAnsi="Arial" w:cs="Arial" w:eastAsia="Arial"/>
+                <w:rtl w:val="0"/>
+                <w:sz w:val="22"/>
+                <w:szCs w:val="22"/>
+              </w:rPr>
+              <w:t xml:space="preserve">99245</w:t>
+            </w:r>
+          </w:p>
+        </w:tc>
+        <w:tc>
+          <w:tcPr>
+            <w:tcBorders>
+              <w:top w:color="000000" w:space="0" w:sz="4" w:val="single"/>
+              <w:bottom w:color="000000" w:space="0" w:sz="4" w:val="single"/>
+            </w:tcBorders>
+          </w:tcPr>
+          <w:p>
+            <w:pPr>
+              <w:tabs>
+                <w:tab w:val="left" w:leader="none" w:pos="7200"/>
+                <w:tab w:val="right" w:leader="none" w:pos="10800"/>
+              </w:tabs>
+              <w:spacing w:after="0" w:before="0" w:line="240" w:lineRule="auto"/>
+              <w:ind w:left="447" w:firstLine="0"/>
+              <w:jc w:val="both"/>
+              <w:rPr>
+                <w:rFonts w:ascii="Arial" w:hAnsi="Arial" w:cs="Arial" w:eastAsia="Arial"/>
+                <w:sz w:val="22"/>
+                <w:szCs w:val="22"/>
+              </w:rPr>
+            </w:pPr>
+            <w:r>
+              <w:rPr>
+                <w:rFonts w:ascii="Arial" w:hAnsi="Arial" w:cs="Arial" w:eastAsia="Arial"/>
+                <w:b w:val="1"/>
+                <w:bCs w:val="1"/>
+                <w:color w:val="783f04"/>
+                <w:rtl w:val="0"/>
+                <w:sz w:val="22"/>
+                <w:szCs w:val="22"/>
+              </w:rPr>
+              <w:t xml:space="preserve">( )</w:t>
+            </w:r>
+            <w:r>
+              <w:rPr>
+                <w:rFonts w:ascii="Arial" w:hAnsi="Arial" w:cs="Arial" w:eastAsia="Arial"/>
+                <w:rtl w:val="0"/>
+                <w:sz w:val="22"/>
+                <w:szCs w:val="22"/>
+              </w:rPr>
+            </w:r>
+          </w:p>
+        </w:tc>
+        <w:tc>
+          <w:tcPr>
+            <w:tcBorders>
+              <w:top w:color="000000" w:space="0" w:sz="4" w:val="single"/>
+              <w:bottom w:color="000000" w:space="0" w:sz="4" w:val="single"/>
+            </w:tcBorders>
+          </w:tcPr>
+          <w:p>
+            <w:pPr>
+              <w:tabs>
+                <w:tab w:val="left" w:leader="none" w:pos="7200"/>
+                <w:tab w:val="right" w:leader="none" w:pos="10800"/>
+              </w:tabs>
+              <w:spacing w:after="0" w:before="0" w:line="240" w:lineRule="auto"/>
+              <w:ind w:left="447" w:firstLine="0"/>
+              <w:jc w:val="both"/>
+              <w:rPr>
+                <w:rFonts w:ascii="Arial" w:hAnsi="Arial" w:cs="Arial" w:eastAsia="Arial"/>
+                <w:sz w:val="22"/>
+                <w:szCs w:val="22"/>
+              </w:rPr>
+            </w:pPr>
+            <w:r>
+              <w:rPr>
+                <w:rFonts w:ascii="Arial" w:hAnsi="Arial" w:cs="Arial" w:eastAsia="Arial"/>
+                <w:b w:val="1"/>
+                <w:bCs w:val="1"/>
+                <w:color w:val="783f04"/>
+                <w:rtl w:val="0"/>
+                <w:sz w:val="22"/>
+                <w:szCs w:val="22"/>
+              </w:rPr>
+              <w:t xml:space="preserve">( )</w:t>
+            </w:r>
+            <w:r>
+              <w:rPr>
+                <w:rFonts w:ascii="Arial" w:hAnsi="Arial" w:cs="Arial" w:eastAsia="Arial"/>
+                <w:rtl w:val="0"/>
+                <w:sz w:val="22"/>
+                <w:szCs w:val="22"/>
+              </w:rPr>
+            </w:r>
+          </w:p>
+        </w:tc>
+        <w:tc>
+          <w:tcPr>
+            <w:tcBorders>
+              <w:top w:color="000000" w:space="0" w:sz="4" w:val="single"/>
+              <w:bottom w:color="000000" w:space="0" w:sz="4" w:val="single"/>
+            </w:tcBorders>
+          </w:tcPr>
+          <w:p>
+            <w:pPr>
+              <w:tabs>
+                <w:tab w:val="left" w:leader="none" w:pos="987"/>
+                <w:tab w:val="left" w:leader="none" w:pos="4032"/>
+                <w:tab w:val="left" w:leader="none" w:pos="7200"/>
+                <w:tab w:val="right" w:leader="none" w:pos="10800"/>
+              </w:tabs>
+              <w:spacing w:after="0" w:before="0" w:line="240" w:lineRule="auto"/>
+              <w:ind w:left="442" w:firstLine="0"/>
+              <w:jc w:val="both"/>
+              <w:rPr>
+                <w:rFonts w:ascii="Arial" w:hAnsi="Arial" w:cs="Arial" w:eastAsia="Arial"/>
+                <w:sz w:val="22"/>
+                <w:szCs w:val="22"/>
+              </w:rPr>
+            </w:pPr>
+            <w:r>
+              <w:rPr>
+                <w:rFonts w:ascii="Arial" w:hAnsi="Arial" w:cs="Arial" w:eastAsia="Arial"/>
+                <w:b w:val="1"/>
+                <w:bCs w:val="1"/>
+                <w:color w:val="783f04"/>
+                <w:rtl w:val="0"/>
+                <w:sz w:val="22"/>
+                <w:szCs w:val="22"/>
+              </w:rPr>
+              <w:t xml:space="preserve">( )</w:t>
+            </w:r>
+            <w:r>
+              <w:rPr>
+                <w:rFonts w:ascii="Arial" w:hAnsi="Arial" w:cs="Arial" w:eastAsia="Arial"/>
+                <w:rtl w:val="0"/>
+                <w:sz w:val="22"/>
+                <w:szCs w:val="22"/>
+              </w:rPr>
+            </w:r>
+          </w:p>
+        </w:tc>
+      </w:tr>
+    </w:tbl>
+    <w:p/>
+    <w:p>
+      <w:r>
+        <w:t>[/ConcussionSchedule]</w:t>
+      </w:r>
+    </w:p>
+    <w:p>
+      <w:r>
         <w:t>ZenCover Limited</w:t>
       </w:r>
     </w:p>
@@ -12464,6 +18086,19 @@
         <w:shd w:val="clear" w:color="auto" w:fill="FBCAA2" w:themeFill="accent6" w:themeFillTint="7F"/>
       </w:tcPr>
     </w:tblStylePr>
+  </w:style>
+  <w:style w:type="table" w:styleId="Table1">
+    <w:basedOn w:val="TableNormal"/>
+    <w:tblPr>
+      <w:tblStyleRowBandSize w:val="1"/>
+      <w:tblStyleColBandSize w:val="1"/>
+      <w:tblCellMar>
+        <w:top w:w="0.0" w:type="dxa"/>
+        <w:left w:w="115.0" w:type="dxa"/>
+        <w:bottom w:w="0.0" w:type="dxa"/>
+        <w:right w:w="115.0" w:type="dxa"/>
+      </w:tblCellMar>
+    </w:tblPr>
   </w:style>
 </w:styles>
 </file>
